--- a/src/Layers/W1/BaseApp/Foundation/Reporting/ReportParts/HeaderFooterDesign/InternalModernMaxi.docx
+++ b/src/Layers/W1/BaseApp/Foundation/Reporting/ReportParts/HeaderFooterDesign/InternalModernMaxi.docx
@@ -85,25 +85,244 @@
     </w:p>
     <w:p>
       <w:pPr>
+        <w:rPr>
+          <w:lang w:val="da-DK"/>
+        </w:rPr>
+      </w:pPr>
+    </w:p>
+    <w:p>
+      <w:pPr>
+        <w:rPr>
+          <w:lang w:val="da-DK"/>
+        </w:rPr>
+      </w:pPr>
+    </w:p>
+    <w:p>
+      <w:pPr>
+        <w:rPr>
+          <w:lang w:val="da-DK"/>
+        </w:rPr>
+      </w:pPr>
+    </w:p>
+    <w:p>
+      <w:pPr>
+        <w:rPr>
+          <w:lang w:val="da-DK"/>
+        </w:rPr>
+      </w:pPr>
+    </w:p>
+    <w:p>
+      <w:pPr>
+        <w:rPr>
+          <w:lang w:val="da-DK"/>
+        </w:rPr>
+      </w:pPr>
+    </w:p>
+    <w:p>
+      <w:pPr>
+        <w:rPr>
+          <w:lang w:val="da-DK"/>
+        </w:rPr>
+      </w:pPr>
+    </w:p>
+    <w:p>
+      <w:pPr>
+        <w:rPr>
+          <w:lang w:val="da-DK"/>
+        </w:rPr>
+      </w:pPr>
+    </w:p>
+    <w:p>
+      <w:pPr>
+        <w:rPr>
+          <w:lang w:val="da-DK"/>
+        </w:rPr>
+      </w:pPr>
+    </w:p>
+    <w:p>
+      <w:pPr>
+        <w:rPr>
+          <w:lang w:val="da-DK"/>
+        </w:rPr>
+      </w:pPr>
+    </w:p>
+    <w:p>
+      <w:pPr>
+        <w:rPr>
+          <w:lang w:val="da-DK"/>
+        </w:rPr>
+      </w:pPr>
+    </w:p>
+    <w:p>
+      <w:pPr>
+        <w:rPr>
+          <w:lang w:val="da-DK"/>
+        </w:rPr>
+      </w:pPr>
+    </w:p>
+    <w:p>
+      <w:pPr>
+        <w:rPr>
+          <w:lang w:val="da-DK"/>
+        </w:rPr>
+      </w:pPr>
+    </w:p>
+    <w:p>
+      <w:pPr>
+        <w:rPr>
+          <w:lang w:val="da-DK"/>
+        </w:rPr>
+      </w:pPr>
+    </w:p>
+    <w:p>
+      <w:pPr>
+        <w:rPr>
+          <w:lang w:val="da-DK"/>
+        </w:rPr>
+      </w:pPr>
+    </w:p>
+    <w:p>
+      <w:pPr>
+        <w:rPr>
+          <w:lang w:val="da-DK"/>
+        </w:rPr>
+      </w:pPr>
+    </w:p>
+    <w:p>
+      <w:pPr>
+        <w:rPr>
+          <w:lang w:val="da-DK"/>
+        </w:rPr>
+      </w:pPr>
+    </w:p>
+    <w:p>
+      <w:pPr>
+        <w:rPr>
+          <w:lang w:val="da-DK"/>
+        </w:rPr>
+      </w:pPr>
+    </w:p>
+    <w:p>
+      <w:pPr>
+        <w:rPr>
+          <w:lang w:val="da-DK"/>
+        </w:rPr>
+      </w:pPr>
+    </w:p>
+    <w:p>
+      <w:pPr>
+        <w:rPr>
+          <w:lang w:val="da-DK"/>
+        </w:rPr>
+      </w:pPr>
+    </w:p>
+    <w:p>
+      <w:pPr>
+        <w:rPr>
+          <w:lang w:val="da-DK"/>
+        </w:rPr>
+      </w:pPr>
+    </w:p>
+    <w:p>
+      <w:pPr>
+        <w:rPr>
+          <w:lang w:val="da-DK"/>
+        </w:rPr>
+      </w:pPr>
+    </w:p>
+    <w:p>
+      <w:pPr>
+        <w:rPr>
+          <w:lang w:val="da-DK"/>
+        </w:rPr>
+      </w:pPr>
+    </w:p>
+    <w:p>
+      <w:pPr>
+        <w:rPr>
+          <w:lang w:val="da-DK"/>
+        </w:rPr>
+      </w:pPr>
+    </w:p>
+    <w:p>
+      <w:pPr>
+        <w:rPr>
+          <w:lang w:val="da-DK"/>
+        </w:rPr>
+      </w:pPr>
+    </w:p>
+    <w:p>
+      <w:pPr>
+        <w:rPr>
+          <w:lang w:val="da-DK"/>
+        </w:rPr>
+      </w:pPr>
+    </w:p>
+    <w:p>
+      <w:pPr>
+        <w:rPr>
+          <w:lang w:val="da-DK"/>
+        </w:rPr>
+      </w:pPr>
+    </w:p>
+    <w:p>
+      <w:pPr>
+        <w:rPr>
+          <w:lang w:val="da-DK"/>
+        </w:rPr>
+      </w:pPr>
+    </w:p>
+    <w:p>
+      <w:pPr>
+        <w:tabs>
+          <w:tab w:val="left" w:pos="1626"/>
+        </w:tabs>
+        <w:spacing w:line="259" w:lineRule="auto"/>
+      </w:pPr>
+      <w:r>
+        <w:tab/>
+      </w:r>
+    </w:p>
+    <w:p>
+      <w:pPr>
+        <w:tabs>
+          <w:tab w:val="left" w:pos="2529"/>
+          <w:tab w:val="left" w:pos="3443"/>
+          <w:tab w:val="right" w:pos="10495"/>
+        </w:tabs>
+        <w:spacing w:line="259" w:lineRule="auto"/>
+      </w:pPr>
+      <w:r>
+        <w:tab/>
+      </w:r>
+      <w:r>
+        <w:tab/>
+      </w:r>
+      <w:r>
+        <w:tab/>
+      </w:r>
+    </w:p>
+    <w:p>
+      <w:pPr>
         <w:spacing w:line="259" w:lineRule="auto"/>
         <w:rPr>
           <w:lang w:val="da-DK"/>
         </w:rPr>
       </w:pPr>
-      <w:r>
+    </w:p>
+    <w:p>
+      <w:pPr>
+        <w:spacing w:line="259" w:lineRule="auto"/>
         <w:rPr>
           <w:lang w:val="da-DK"/>
         </w:rPr>
-        <w:br w:type="page"/>
-      </w:r>
+      </w:pPr>
     </w:p>
     <w:sectPr>
-      <w:headerReference w:type="even" r:id="rId13"/>
-      <w:headerReference w:type="default" r:id="rId14"/>
-      <w:footerReference w:type="even" r:id="rId15"/>
-      <w:footerReference w:type="default" r:id="rId16"/>
-      <w:headerReference w:type="first" r:id="rId17"/>
-      <w:footerReference w:type="first" r:id="rId18"/>
+      <w:headerReference w:type="default" r:id="rId13"/>
+      <w:footerReference w:type="default" r:id="rId14"/>
+      <w:headerReference w:type="first" r:id="rId15"/>
+      <w:footerReference w:type="first" r:id="rId16"/>
       <w:pgSz w:w="11907" w:h="16839" w:code="9"/>
       <w:pgMar w:top="576" w:right="706" w:bottom="576" w:left="706" w:header="576" w:footer="366" w:gutter="0"/>
       <w:cols w:space="708"/>
@@ -141,9 +360,168 @@
 
 <file path=word/footer1.xml><?xml version="1.0" encoding="utf-8"?>
 <w:ftr xmlns:wpc="http://schemas.microsoft.com/office/word/2010/wordprocessingCanvas" xmlns:cx="http://schemas.microsoft.com/office/drawing/2014/chartex" xmlns:cx1="http://schemas.microsoft.com/office/drawing/2015/9/8/chartex" xmlns:cx2="http://schemas.microsoft.com/office/drawing/2015/10/21/chartex" xmlns:cx3="http://schemas.microsoft.com/office/drawing/2016/5/9/chartex" xmlns:cx4="http://schemas.microsoft.com/office/drawing/2016/5/10/chartex" xmlns:cx5="http://schemas.microsoft.com/office/drawing/2016/5/11/chartex" xmlns:cx6="http://schemas.microsoft.com/office/drawing/2016/5/12/chartex" xmlns:cx7="http://schemas.microsoft.com/office/drawing/2016/5/13/chartex" xmlns:cx8="http://schemas.microsoft.com/office/drawing/2016/5/14/chartex" xmlns:mc="http://schemas.openxmlformats.org/markup-compatibility/2006" xmlns:aink="http://schemas.microsoft.com/office/drawing/2016/ink" xmlns:am3d="http://schemas.microsoft.com/office/drawing/2017/model3d" xmlns:o="urn:schemas-microsoft-com:office:office" xmlns:oel="http://schemas.microsoft.com/office/2019/extlst" xmlns:r="http://schemas.openxmlformats.org/officeDocument/2006/relationships" xmlns:m="http://schemas.openxmlformats.org/officeDocument/2006/math" xmlns:v="urn:schemas-microsoft-com:vml" xmlns:wp14="http://schemas.microsoft.com/office/word/2010/wordprocessingDrawing" xmlns:wp="http://schemas.openxmlformats.org/drawingml/2006/wordprocessingDrawing" xmlns:w10="urn:schemas-microsoft-com:office:word" xmlns:w="http://schemas.openxmlformats.org/wordprocessingml/2006/main" xmlns:w14="http://schemas.microsoft.com/office/word/2010/wordml" xmlns:w15="http://schemas.microsoft.com/office/word/2012/wordml" xmlns:w16cex="http://schemas.microsoft.com/office/word/2018/wordml/cex" xmlns:w16cid="http://schemas.microsoft.com/office/word/2016/wordml/cid" xmlns:w16="http://schemas.microsoft.com/office/word/2018/wordml" xmlns:w16du="http://schemas.microsoft.com/office/word/2023/wordml/word16du" xmlns:w16sdtdh="http://schemas.microsoft.com/office/word/2020/wordml/sdtdatahash" xmlns:w16sdtfl="http://schemas.microsoft.com/office/word/2024/wordml/sdtformatlock" xmlns:w16se="http://schemas.microsoft.com/office/word/2015/wordml/symex" xmlns:wpg="http://schemas.microsoft.com/office/word/2010/wordprocessingGroup" xmlns:wpi="http://schemas.microsoft.com/office/word/2010/wordprocessingInk" xmlns:wne="http://schemas.microsoft.com/office/word/2006/wordml" xmlns:wps="http://schemas.microsoft.com/office/word/2010/wordprocessingShape" mc:Ignorable="w14 w15 w16se w16cid w16 w16cex w16sdtdh w16sdtfl w16du wp14">
+  <w:tbl>
+    <w:tblPr>
+      <w:tblStyle w:val="BCBlockTable"/>
+      <w:tblW w:w="5000" w:type="pct"/>
+      <w:tblLook w:val="0600" w:firstRow="0" w:lastRow="0" w:firstColumn="0" w:lastColumn="0" w:noHBand="1" w:noVBand="1"/>
+    </w:tblPr>
+    <w:tblGrid>
+      <w:gridCol w:w="5247"/>
+      <w:gridCol w:w="5248"/>
+    </w:tblGrid>
+    <w:tr>
+      <w:trPr>
+        <w:trHeight w:val="92"/>
+      </w:trPr>
+      <w:tc>
+        <w:tcPr>
+          <w:tcW w:w="5247" w:type="dxa"/>
+          <w:vAlign w:val="bottom"/>
+        </w:tcPr>
+        <w:p>
+          <w:pPr>
+            <w:spacing w:line="259" w:lineRule="auto"/>
+          </w:pPr>
+          <w:r>
+            <w:fldChar w:fldCharType="begin"/>
+          </w:r>
+          <w:r>
+            <w:instrText xml:space="preserve"> DATE \@ "dddd, d MMMM yyyy" </w:instrText>
+          </w:r>
+          <w:r>
+            <w:fldChar w:fldCharType="separate"/>
+          </w:r>
+          <w:r>
+            <w:rPr>
+              <w:noProof/>
+            </w:rPr>
+            <w:t>Friday, 11 September 2026</w:t>
+          </w:r>
+          <w:r>
+            <w:fldChar w:fldCharType="end"/>
+          </w:r>
+        </w:p>
+      </w:tc>
+      <w:tc>
+        <w:tcPr>
+          <w:tcW w:w="5248" w:type="dxa"/>
+          <w:vAlign w:val="bottom"/>
+        </w:tcPr>
+        <w:p>
+          <w:pPr>
+            <w:pStyle w:val="Pagina"/>
+            <w:jc w:val="right"/>
+            <w:rPr>
+              <w:rFonts w:asciiTheme="minorHAnsi" w:hAnsiTheme="minorHAnsi" w:cstheme="minorHAnsi"/>
+              <w:bCs/>
+              <w:color w:val="242424"/>
+              <w:sz w:val="16"/>
+              <w:szCs w:val="22"/>
+            </w:rPr>
+          </w:pPr>
+          <w:r>
+            <w:rPr>
+              <w:rFonts w:asciiTheme="minorHAnsi" w:hAnsiTheme="minorHAnsi" w:cstheme="minorHAnsi"/>
+              <w:sz w:val="16"/>
+              <w:szCs w:val="22"/>
+            </w:rPr>
+            <w:fldChar w:fldCharType="begin"/>
+          </w:r>
+          <w:r>
+            <w:rPr>
+              <w:rFonts w:asciiTheme="minorHAnsi" w:hAnsiTheme="minorHAnsi" w:cstheme="minorHAnsi"/>
+              <w:sz w:val="16"/>
+              <w:szCs w:val="22"/>
+            </w:rPr>
+            <w:instrText xml:space="preserve"> PAGE </w:instrText>
+          </w:r>
+          <w:r>
+            <w:rPr>
+              <w:rFonts w:asciiTheme="minorHAnsi" w:hAnsiTheme="minorHAnsi" w:cstheme="minorHAnsi"/>
+              <w:sz w:val="16"/>
+              <w:szCs w:val="22"/>
+            </w:rPr>
+            <w:fldChar w:fldCharType="separate"/>
+          </w:r>
+          <w:r>
+            <w:rPr>
+              <w:rFonts w:cstheme="minorHAnsi"/>
+              <w:sz w:val="16"/>
+              <w:szCs w:val="22"/>
+            </w:rPr>
+            <w:t>1</w:t>
+          </w:r>
+          <w:r>
+            <w:rPr>
+              <w:rFonts w:asciiTheme="minorHAnsi" w:hAnsiTheme="minorHAnsi" w:cstheme="minorHAnsi"/>
+              <w:sz w:val="16"/>
+              <w:szCs w:val="22"/>
+            </w:rPr>
+            <w:fldChar w:fldCharType="end"/>
+          </w:r>
+          <w:r>
+            <w:rPr>
+              <w:rFonts w:asciiTheme="minorHAnsi" w:hAnsiTheme="minorHAnsi" w:cstheme="minorHAnsi"/>
+              <w:sz w:val="16"/>
+              <w:szCs w:val="22"/>
+            </w:rPr>
+            <w:t>/</w:t>
+          </w:r>
+          <w:r>
+            <w:rPr>
+              <w:rFonts w:asciiTheme="minorHAnsi" w:hAnsiTheme="minorHAnsi" w:cstheme="minorHAnsi"/>
+              <w:sz w:val="16"/>
+              <w:szCs w:val="22"/>
+            </w:rPr>
+            <w:fldChar w:fldCharType="begin"/>
+          </w:r>
+          <w:r>
+            <w:rPr>
+              <w:rFonts w:asciiTheme="minorHAnsi" w:hAnsiTheme="minorHAnsi" w:cstheme="minorHAnsi"/>
+              <w:sz w:val="16"/>
+              <w:szCs w:val="22"/>
+            </w:rPr>
+            <w:instrText xml:space="preserve"> NUMPAGES </w:instrText>
+          </w:r>
+          <w:r>
+            <w:rPr>
+              <w:rFonts w:asciiTheme="minorHAnsi" w:hAnsiTheme="minorHAnsi" w:cstheme="minorHAnsi"/>
+              <w:sz w:val="16"/>
+              <w:szCs w:val="22"/>
+            </w:rPr>
+            <w:fldChar w:fldCharType="separate"/>
+          </w:r>
+          <w:r>
+            <w:rPr>
+              <w:rFonts w:cstheme="minorHAnsi"/>
+              <w:sz w:val="16"/>
+              <w:szCs w:val="22"/>
+            </w:rPr>
+            <w:t>3</w:t>
+          </w:r>
+          <w:r>
+            <w:rPr>
+              <w:rFonts w:asciiTheme="minorHAnsi" w:hAnsiTheme="minorHAnsi" w:cstheme="minorHAnsi"/>
+              <w:sz w:val="16"/>
+              <w:szCs w:val="22"/>
+            </w:rPr>
+            <w:fldChar w:fldCharType="end"/>
+          </w:r>
+        </w:p>
+      </w:tc>
+    </w:tr>
+  </w:tbl>
   <w:p>
     <w:pPr>
-      <w:pStyle w:val="Footer"/>
+      <w:pStyle w:val="Pagina"/>
+      <w:spacing w:after="0" w:line="240" w:lineRule="auto"/>
+      <w:rPr>
+        <w:rFonts w:asciiTheme="minorHAnsi" w:hAnsiTheme="minorHAnsi" w:cstheme="minorHAnsi"/>
+        <w:color w:val="242424"/>
+        <w:sz w:val="22"/>
+        <w:szCs w:val="22"/>
+      </w:rPr>
     </w:pPr>
   </w:p>
 </w:ftr>
@@ -153,227 +531,149 @@
 <w:ftr xmlns:wpc="http://schemas.microsoft.com/office/word/2010/wordprocessingCanvas" xmlns:cx="http://schemas.microsoft.com/office/drawing/2014/chartex" xmlns:cx1="http://schemas.microsoft.com/office/drawing/2015/9/8/chartex" xmlns:cx2="http://schemas.microsoft.com/office/drawing/2015/10/21/chartex" xmlns:cx3="http://schemas.microsoft.com/office/drawing/2016/5/9/chartex" xmlns:cx4="http://schemas.microsoft.com/office/drawing/2016/5/10/chartex" xmlns:cx5="http://schemas.microsoft.com/office/drawing/2016/5/11/chartex" xmlns:cx6="http://schemas.microsoft.com/office/drawing/2016/5/12/chartex" xmlns:cx7="http://schemas.microsoft.com/office/drawing/2016/5/13/chartex" xmlns:cx8="http://schemas.microsoft.com/office/drawing/2016/5/14/chartex" xmlns:mc="http://schemas.openxmlformats.org/markup-compatibility/2006" xmlns:aink="http://schemas.microsoft.com/office/drawing/2016/ink" xmlns:am3d="http://schemas.microsoft.com/office/drawing/2017/model3d" xmlns:o="urn:schemas-microsoft-com:office:office" xmlns:oel="http://schemas.microsoft.com/office/2019/extlst" xmlns:r="http://schemas.openxmlformats.org/officeDocument/2006/relationships" xmlns:m="http://schemas.openxmlformats.org/officeDocument/2006/math" xmlns:v="urn:schemas-microsoft-com:vml" xmlns:wp14="http://schemas.microsoft.com/office/word/2010/wordprocessingDrawing" xmlns:wp="http://schemas.openxmlformats.org/drawingml/2006/wordprocessingDrawing" xmlns:w10="urn:schemas-microsoft-com:office:word" xmlns:w="http://schemas.openxmlformats.org/wordprocessingml/2006/main" xmlns:w14="http://schemas.microsoft.com/office/word/2010/wordml" xmlns:w15="http://schemas.microsoft.com/office/word/2012/wordml" xmlns:w16cex="http://schemas.microsoft.com/office/word/2018/wordml/cex" xmlns:w16cid="http://schemas.microsoft.com/office/word/2016/wordml/cid" xmlns:w16="http://schemas.microsoft.com/office/word/2018/wordml" xmlns:w16du="http://schemas.microsoft.com/office/word/2023/wordml/word16du" xmlns:w16sdtdh="http://schemas.microsoft.com/office/word/2020/wordml/sdtdatahash" xmlns:w16sdtfl="http://schemas.microsoft.com/office/word/2024/wordml/sdtformatlock" xmlns:w16se="http://schemas.microsoft.com/office/word/2015/wordml/symex" xmlns:wpg="http://schemas.microsoft.com/office/word/2010/wordprocessingGroup" xmlns:wpi="http://schemas.microsoft.com/office/word/2010/wordprocessingInk" xmlns:wne="http://schemas.microsoft.com/office/word/2006/wordml" xmlns:wps="http://schemas.microsoft.com/office/word/2010/wordprocessingShape" mc:Ignorable="w14 w15 w16se w16cid w16 w16cex w16sdtdh w16sdtfl w16du wp14">
   <w:tbl>
     <w:tblPr>
-      <w:tblStyle w:val="TableGrid"/>
+      <w:tblStyle w:val="BCBlockTable"/>
       <w:tblW w:w="5000" w:type="pct"/>
-      <w:tblBorders>
-        <w:top w:val="none" w:sz="0" w:space="0" w:color="auto"/>
-        <w:left w:val="none" w:sz="0" w:space="0" w:color="auto"/>
-        <w:bottom w:val="none" w:sz="0" w:space="0" w:color="auto"/>
-        <w:right w:val="none" w:sz="0" w:space="0" w:color="auto"/>
-        <w:insideH w:val="none" w:sz="0" w:space="0" w:color="auto"/>
-        <w:insideV w:val="none" w:sz="0" w:space="0" w:color="auto"/>
-      </w:tblBorders>
-      <w:tblCellMar>
-        <w:left w:w="0" w:type="dxa"/>
-        <w:right w:w="0" w:type="dxa"/>
-      </w:tblCellMar>
-      <w:tblLook w:val="04A0" w:firstRow="1" w:lastRow="0" w:firstColumn="1" w:lastColumn="0" w:noHBand="0" w:noVBand="1"/>
+      <w:tblLook w:val="0600" w:firstRow="0" w:lastRow="0" w:firstColumn="0" w:lastColumn="0" w:noHBand="1" w:noVBand="1"/>
     </w:tblPr>
     <w:tblGrid>
-      <w:gridCol w:w="10495"/>
+      <w:gridCol w:w="5247"/>
+      <w:gridCol w:w="5248"/>
     </w:tblGrid>
     <w:tr>
       <w:trPr>
-        <w:trHeight w:val="91"/>
+        <w:trHeight w:val="53"/>
       </w:trPr>
       <w:tc>
         <w:tcPr>
-          <w:tcW w:w="10495" w:type="dxa"/>
+          <w:tcW w:w="5247" w:type="dxa"/>
+          <w:vAlign w:val="bottom"/>
+        </w:tcPr>
+        <w:p>
+          <w:pPr>
+            <w:spacing w:line="259" w:lineRule="auto"/>
+          </w:pPr>
+          <w:r>
+            <w:fldChar w:fldCharType="begin"/>
+          </w:r>
+          <w:r>
+            <w:instrText xml:space="preserve"> DATE \@ "dddd, d MMMM yyyy" </w:instrText>
+          </w:r>
+          <w:r>
+            <w:fldChar w:fldCharType="separate"/>
+          </w:r>
+          <w:r>
+            <w:rPr>
+              <w:noProof/>
+            </w:rPr>
+            <w:t>Friday, 11 September 2026</w:t>
+          </w:r>
+          <w:r>
+            <w:fldChar w:fldCharType="end"/>
+          </w:r>
+        </w:p>
+      </w:tc>
+      <w:tc>
+        <w:tcPr>
+          <w:tcW w:w="5248" w:type="dxa"/>
           <w:vAlign w:val="bottom"/>
         </w:tcPr>
         <w:p>
           <w:pPr>
             <w:pStyle w:val="Pagina"/>
-            <w:spacing w:after="0"/>
             <w:jc w:val="right"/>
             <w:rPr>
               <w:rFonts w:asciiTheme="minorHAnsi" w:hAnsiTheme="minorHAnsi" w:cstheme="minorHAnsi"/>
               <w:bCs/>
               <w:color w:val="242424"/>
-              <w:sz w:val="17"/>
-              <w:szCs w:val="17"/>
+              <w:sz w:val="16"/>
+              <w:szCs w:val="22"/>
             </w:rPr>
           </w:pPr>
           <w:r>
             <w:rPr>
               <w:rFonts w:asciiTheme="minorHAnsi" w:hAnsiTheme="minorHAnsi" w:cstheme="minorHAnsi"/>
+              <w:sz w:val="16"/>
+              <w:szCs w:val="22"/>
             </w:rPr>
             <w:fldChar w:fldCharType="begin"/>
           </w:r>
           <w:r>
             <w:rPr>
               <w:rFonts w:asciiTheme="minorHAnsi" w:hAnsiTheme="minorHAnsi" w:cstheme="minorHAnsi"/>
+              <w:sz w:val="16"/>
+              <w:szCs w:val="22"/>
             </w:rPr>
             <w:instrText xml:space="preserve"> PAGE </w:instrText>
           </w:r>
           <w:r>
             <w:rPr>
               <w:rFonts w:asciiTheme="minorHAnsi" w:hAnsiTheme="minorHAnsi" w:cstheme="minorHAnsi"/>
+              <w:sz w:val="16"/>
+              <w:szCs w:val="22"/>
             </w:rPr>
             <w:fldChar w:fldCharType="separate"/>
           </w:r>
           <w:r>
             <w:rPr>
-              <w:rFonts w:asciiTheme="minorHAnsi" w:hAnsiTheme="minorHAnsi" w:cstheme="minorHAnsi"/>
+              <w:rFonts w:cstheme="minorHAnsi"/>
+              <w:sz w:val="16"/>
+              <w:szCs w:val="22"/>
             </w:rPr>
             <w:t>1</w:t>
           </w:r>
           <w:r>
             <w:rPr>
               <w:rFonts w:asciiTheme="minorHAnsi" w:hAnsiTheme="minorHAnsi" w:cstheme="minorHAnsi"/>
+              <w:sz w:val="16"/>
+              <w:szCs w:val="22"/>
             </w:rPr>
             <w:fldChar w:fldCharType="end"/>
           </w:r>
           <w:r>
             <w:rPr>
               <w:rFonts w:asciiTheme="minorHAnsi" w:hAnsiTheme="minorHAnsi" w:cstheme="minorHAnsi"/>
+              <w:sz w:val="16"/>
+              <w:szCs w:val="22"/>
             </w:rPr>
             <w:t>/</w:t>
           </w:r>
           <w:r>
             <w:rPr>
               <w:rFonts w:asciiTheme="minorHAnsi" w:hAnsiTheme="minorHAnsi" w:cstheme="minorHAnsi"/>
+              <w:sz w:val="16"/>
+              <w:szCs w:val="22"/>
             </w:rPr>
             <w:fldChar w:fldCharType="begin"/>
           </w:r>
           <w:r>
             <w:rPr>
               <w:rFonts w:asciiTheme="minorHAnsi" w:hAnsiTheme="minorHAnsi" w:cstheme="minorHAnsi"/>
+              <w:sz w:val="16"/>
+              <w:szCs w:val="22"/>
             </w:rPr>
             <w:instrText xml:space="preserve"> NUMPAGES </w:instrText>
           </w:r>
           <w:r>
             <w:rPr>
               <w:rFonts w:asciiTheme="minorHAnsi" w:hAnsiTheme="minorHAnsi" w:cstheme="minorHAnsi"/>
+              <w:sz w:val="16"/>
+              <w:szCs w:val="22"/>
             </w:rPr>
             <w:fldChar w:fldCharType="separate"/>
           </w:r>
           <w:r>
             <w:rPr>
-              <w:rFonts w:asciiTheme="minorHAnsi" w:hAnsiTheme="minorHAnsi" w:cstheme="minorHAnsi"/>
+              <w:rFonts w:cstheme="minorHAnsi"/>
+              <w:sz w:val="16"/>
+              <w:szCs w:val="22"/>
             </w:rPr>
-            <w:t>2</w:t>
+            <w:t>3</w:t>
           </w:r>
           <w:r>
             <w:rPr>
               <w:rFonts w:asciiTheme="minorHAnsi" w:hAnsiTheme="minorHAnsi" w:cstheme="minorHAnsi"/>
-            </w:rPr>
-            <w:fldChar w:fldCharType="end"/>
-          </w:r>
-        </w:p>
-      </w:tc>
-    </w:tr>
-  </w:tbl>
-  <w:p>
-    <w:pPr>
-      <w:pStyle w:val="Pagina"/>
-      <w:spacing w:after="0" w:line="240" w:lineRule="auto"/>
-      <w:rPr>
-        <w:rFonts w:asciiTheme="minorHAnsi" w:hAnsiTheme="minorHAnsi" w:cstheme="minorHAnsi"/>
-        <w:color w:val="242424"/>
-        <w:sz w:val="22"/>
-        <w:szCs w:val="22"/>
-      </w:rPr>
-    </w:pPr>
-  </w:p>
-</w:ftr>
-</file>
-
-<file path=word/footer3.xml><?xml version="1.0" encoding="utf-8"?>
-<w:ftr xmlns:wpc="http://schemas.microsoft.com/office/word/2010/wordprocessingCanvas" xmlns:cx="http://schemas.microsoft.com/office/drawing/2014/chartex" xmlns:cx1="http://schemas.microsoft.com/office/drawing/2015/9/8/chartex" xmlns:cx2="http://schemas.microsoft.com/office/drawing/2015/10/21/chartex" xmlns:cx3="http://schemas.microsoft.com/office/drawing/2016/5/9/chartex" xmlns:cx4="http://schemas.microsoft.com/office/drawing/2016/5/10/chartex" xmlns:cx5="http://schemas.microsoft.com/office/drawing/2016/5/11/chartex" xmlns:cx6="http://schemas.microsoft.com/office/drawing/2016/5/12/chartex" xmlns:cx7="http://schemas.microsoft.com/office/drawing/2016/5/13/chartex" xmlns:cx8="http://schemas.microsoft.com/office/drawing/2016/5/14/chartex" xmlns:mc="http://schemas.openxmlformats.org/markup-compatibility/2006" xmlns:aink="http://schemas.microsoft.com/office/drawing/2016/ink" xmlns:am3d="http://schemas.microsoft.com/office/drawing/2017/model3d" xmlns:o="urn:schemas-microsoft-com:office:office" xmlns:oel="http://schemas.microsoft.com/office/2019/extlst" xmlns:r="http://schemas.openxmlformats.org/officeDocument/2006/relationships" xmlns:m="http://schemas.openxmlformats.org/officeDocument/2006/math" xmlns:v="urn:schemas-microsoft-com:vml" xmlns:wp14="http://schemas.microsoft.com/office/word/2010/wordprocessingDrawing" xmlns:wp="http://schemas.openxmlformats.org/drawingml/2006/wordprocessingDrawing" xmlns:w10="urn:schemas-microsoft-com:office:word" xmlns:w="http://schemas.openxmlformats.org/wordprocessingml/2006/main" xmlns:w14="http://schemas.microsoft.com/office/word/2010/wordml" xmlns:w15="http://schemas.microsoft.com/office/word/2012/wordml" xmlns:w16cex="http://schemas.microsoft.com/office/word/2018/wordml/cex" xmlns:w16cid="http://schemas.microsoft.com/office/word/2016/wordml/cid" xmlns:w16="http://schemas.microsoft.com/office/word/2018/wordml" xmlns:w16du="http://schemas.microsoft.com/office/word/2023/wordml/word16du" xmlns:w16sdtdh="http://schemas.microsoft.com/office/word/2020/wordml/sdtdatahash" xmlns:w16sdtfl="http://schemas.microsoft.com/office/word/2024/wordml/sdtformatlock" xmlns:w16se="http://schemas.microsoft.com/office/word/2015/wordml/symex" xmlns:wpg="http://schemas.microsoft.com/office/word/2010/wordprocessingGroup" xmlns:wpi="http://schemas.microsoft.com/office/word/2010/wordprocessingInk" xmlns:wne="http://schemas.microsoft.com/office/word/2006/wordml" xmlns:wps="http://schemas.microsoft.com/office/word/2010/wordprocessingShape" mc:Ignorable="w14 w15 w16se w16cid w16 w16cex w16sdtdh w16sdtfl w16du wp14">
-  <w:tbl>
-    <w:tblPr>
-      <w:tblStyle w:val="BCBlockTable"/>
-      <w:tblW w:w="5000" w:type="pct"/>
-      <w:tblLook w:val="0600" w:firstRow="0" w:lastRow="0" w:firstColumn="0" w:lastColumn="0" w:noHBand="1" w:noVBand="1"/>
-    </w:tblPr>
-    <w:tblGrid>
-      <w:gridCol w:w="10495"/>
-    </w:tblGrid>
-    <w:tr>
-      <w:trPr>
-        <w:trHeight w:val="273"/>
-      </w:trPr>
-      <w:tc>
-        <w:tcPr>
-          <w:tcW w:w="10495" w:type="dxa"/>
-        </w:tcPr>
-        <w:p>
-          <w:pPr>
-            <w:pStyle w:val="Pagina"/>
-            <w:spacing w:after="0"/>
-            <w:jc w:val="right"/>
-            <w:rPr>
-              <w:rFonts w:asciiTheme="minorHAnsi" w:hAnsiTheme="minorHAnsi" w:cstheme="minorHAnsi"/>
-              <w:bCs/>
-              <w:color w:val="242424"/>
-              <w:sz w:val="17"/>
-              <w:szCs w:val="17"/>
-            </w:rPr>
-          </w:pPr>
-          <w:r>
-            <w:rPr>
-              <w:rFonts w:asciiTheme="minorHAnsi" w:hAnsiTheme="minorHAnsi" w:cstheme="minorHAnsi"/>
-            </w:rPr>
-            <w:fldChar w:fldCharType="begin"/>
-          </w:r>
-          <w:r>
-            <w:rPr>
-              <w:rFonts w:asciiTheme="minorHAnsi" w:hAnsiTheme="minorHAnsi" w:cstheme="minorHAnsi"/>
-            </w:rPr>
-            <w:instrText xml:space="preserve"> PAGE </w:instrText>
-          </w:r>
-          <w:r>
-            <w:rPr>
-              <w:rFonts w:asciiTheme="minorHAnsi" w:hAnsiTheme="minorHAnsi" w:cstheme="minorHAnsi"/>
-            </w:rPr>
-            <w:fldChar w:fldCharType="separate"/>
-          </w:r>
-          <w:r>
-            <w:rPr>
-              <w:rFonts w:asciiTheme="minorHAnsi" w:hAnsiTheme="minorHAnsi" w:cstheme="minorHAnsi"/>
-            </w:rPr>
-            <w:t>1</w:t>
-          </w:r>
-          <w:r>
-            <w:rPr>
-              <w:rFonts w:asciiTheme="minorHAnsi" w:hAnsiTheme="minorHAnsi" w:cstheme="minorHAnsi"/>
-            </w:rPr>
-            <w:fldChar w:fldCharType="end"/>
-          </w:r>
-          <w:r>
-            <w:rPr>
-              <w:rFonts w:asciiTheme="minorHAnsi" w:hAnsiTheme="minorHAnsi" w:cstheme="minorHAnsi"/>
-            </w:rPr>
-            <w:t>/</w:t>
-          </w:r>
-          <w:r>
-            <w:rPr>
-              <w:rFonts w:asciiTheme="minorHAnsi" w:hAnsiTheme="minorHAnsi" w:cstheme="minorHAnsi"/>
-            </w:rPr>
-            <w:fldChar w:fldCharType="begin"/>
-          </w:r>
-          <w:r>
-            <w:rPr>
-              <w:rFonts w:asciiTheme="minorHAnsi" w:hAnsiTheme="minorHAnsi" w:cstheme="minorHAnsi"/>
-            </w:rPr>
-            <w:instrText xml:space="preserve"> NUMPAGES </w:instrText>
-          </w:r>
-          <w:r>
-            <w:rPr>
-              <w:rFonts w:asciiTheme="minorHAnsi" w:hAnsiTheme="minorHAnsi" w:cstheme="minorHAnsi"/>
-            </w:rPr>
-            <w:fldChar w:fldCharType="separate"/>
-          </w:r>
-          <w:r>
-            <w:rPr>
-              <w:rFonts w:asciiTheme="minorHAnsi" w:hAnsiTheme="minorHAnsi" w:cstheme="minorHAnsi"/>
-            </w:rPr>
-            <w:t>2</w:t>
-          </w:r>
-          <w:r>
-            <w:rPr>
-              <w:rFonts w:asciiTheme="minorHAnsi" w:hAnsiTheme="minorHAnsi" w:cstheme="minorHAnsi"/>
+              <w:sz w:val="16"/>
+              <w:szCs w:val="22"/>
             </w:rPr>
             <w:fldChar w:fldCharType="end"/>
           </w:r>
@@ -418,16 +718,6 @@
 </file>
 
 <file path=word/header1.xml><?xml version="1.0" encoding="utf-8"?>
-<w:hdr xmlns:wpc="http://schemas.microsoft.com/office/word/2010/wordprocessingCanvas" xmlns:cx="http://schemas.microsoft.com/office/drawing/2014/chartex" xmlns:cx1="http://schemas.microsoft.com/office/drawing/2015/9/8/chartex" xmlns:cx2="http://schemas.microsoft.com/office/drawing/2015/10/21/chartex" xmlns:cx3="http://schemas.microsoft.com/office/drawing/2016/5/9/chartex" xmlns:cx4="http://schemas.microsoft.com/office/drawing/2016/5/10/chartex" xmlns:cx5="http://schemas.microsoft.com/office/drawing/2016/5/11/chartex" xmlns:cx6="http://schemas.microsoft.com/office/drawing/2016/5/12/chartex" xmlns:cx7="http://schemas.microsoft.com/office/drawing/2016/5/13/chartex" xmlns:cx8="http://schemas.microsoft.com/office/drawing/2016/5/14/chartex" xmlns:mc="http://schemas.openxmlformats.org/markup-compatibility/2006" xmlns:aink="http://schemas.microsoft.com/office/drawing/2016/ink" xmlns:am3d="http://schemas.microsoft.com/office/drawing/2017/model3d" xmlns:o="urn:schemas-microsoft-com:office:office" xmlns:oel="http://schemas.microsoft.com/office/2019/extlst" xmlns:r="http://schemas.openxmlformats.org/officeDocument/2006/relationships" xmlns:m="http://schemas.openxmlformats.org/officeDocument/2006/math" xmlns:v="urn:schemas-microsoft-com:vml" xmlns:wp14="http://schemas.microsoft.com/office/word/2010/wordprocessingDrawing" xmlns:wp="http://schemas.openxmlformats.org/drawingml/2006/wordprocessingDrawing" xmlns:w10="urn:schemas-microsoft-com:office:word" xmlns:w="http://schemas.openxmlformats.org/wordprocessingml/2006/main" xmlns:w14="http://schemas.microsoft.com/office/word/2010/wordml" xmlns:w15="http://schemas.microsoft.com/office/word/2012/wordml" xmlns:w16cex="http://schemas.microsoft.com/office/word/2018/wordml/cex" xmlns:w16cid="http://schemas.microsoft.com/office/word/2016/wordml/cid" xmlns:w16="http://schemas.microsoft.com/office/word/2018/wordml" xmlns:w16du="http://schemas.microsoft.com/office/word/2023/wordml/word16du" xmlns:w16sdtdh="http://schemas.microsoft.com/office/word/2020/wordml/sdtdatahash" xmlns:w16sdtfl="http://schemas.microsoft.com/office/word/2024/wordml/sdtformatlock" xmlns:w16se="http://schemas.microsoft.com/office/word/2015/wordml/symex" xmlns:wpg="http://schemas.microsoft.com/office/word/2010/wordprocessingGroup" xmlns:wpi="http://schemas.microsoft.com/office/word/2010/wordprocessingInk" xmlns:wne="http://schemas.microsoft.com/office/word/2006/wordml" xmlns:wps="http://schemas.microsoft.com/office/word/2010/wordprocessingShape" mc:Ignorable="w14 w15 w16se w16cid w16 w16cex w16sdtdh w16sdtfl w16du wp14">
-  <w:p>
-    <w:pPr>
-      <w:pStyle w:val="Header"/>
-    </w:pPr>
-  </w:p>
-</w:hdr>
-</file>
-
-<file path=word/header2.xml><?xml version="1.0" encoding="utf-8"?>
 <w:hdr xmlns:wpc="http://schemas.microsoft.com/office/word/2010/wordprocessingCanvas" xmlns:cx="http://schemas.microsoft.com/office/drawing/2014/chartex" xmlns:cx1="http://schemas.microsoft.com/office/drawing/2015/9/8/chartex" xmlns:cx2="http://schemas.microsoft.com/office/drawing/2015/10/21/chartex" xmlns:cx3="http://schemas.microsoft.com/office/drawing/2016/5/9/chartex" xmlns:cx4="http://schemas.microsoft.com/office/drawing/2016/5/10/chartex" xmlns:cx5="http://schemas.microsoft.com/office/drawing/2016/5/11/chartex" xmlns:cx6="http://schemas.microsoft.com/office/drawing/2016/5/12/chartex" xmlns:cx7="http://schemas.microsoft.com/office/drawing/2016/5/13/chartex" xmlns:cx8="http://schemas.microsoft.com/office/drawing/2016/5/14/chartex" xmlns:mc="http://schemas.openxmlformats.org/markup-compatibility/2006" xmlns:aink="http://schemas.microsoft.com/office/drawing/2016/ink" xmlns:am3d="http://schemas.microsoft.com/office/drawing/2017/model3d" xmlns:o="urn:schemas-microsoft-com:office:office" xmlns:oel="http://schemas.microsoft.com/office/2019/extlst" xmlns:r="http://schemas.openxmlformats.org/officeDocument/2006/relationships" xmlns:m="http://schemas.openxmlformats.org/officeDocument/2006/math" xmlns:v="urn:schemas-microsoft-com:vml" xmlns:wp14="http://schemas.microsoft.com/office/word/2010/wordprocessingDrawing" xmlns:wp="http://schemas.openxmlformats.org/drawingml/2006/wordprocessingDrawing" xmlns:w10="urn:schemas-microsoft-com:office:word" xmlns:w="http://schemas.openxmlformats.org/wordprocessingml/2006/main" xmlns:w14="http://schemas.microsoft.com/office/word/2010/wordml" xmlns:w15="http://schemas.microsoft.com/office/word/2012/wordml" xmlns:w16cex="http://schemas.microsoft.com/office/word/2018/wordml/cex" xmlns:w16cid="http://schemas.microsoft.com/office/word/2016/wordml/cid" xmlns:w16="http://schemas.microsoft.com/office/word/2018/wordml" xmlns:w16du="http://schemas.microsoft.com/office/word/2023/wordml/word16du" xmlns:w16sdtdh="http://schemas.microsoft.com/office/word/2020/wordml/sdtdatahash" xmlns:w16sdtfl="http://schemas.microsoft.com/office/word/2024/wordml/sdtformatlock" xmlns:w16se="http://schemas.microsoft.com/office/word/2015/wordml/symex" xmlns:wpg="http://schemas.microsoft.com/office/word/2010/wordprocessingGroup" xmlns:wpi="http://schemas.microsoft.com/office/word/2010/wordprocessingInk" xmlns:wne="http://schemas.microsoft.com/office/word/2006/wordml" xmlns:wps="http://schemas.microsoft.com/office/word/2010/wordprocessingShape" mc:Ignorable="w14 w15 w16se w16cid w16 w16cex w16sdtdh w16sdtfl w16du wp14">
   <w:tbl>
     <w:tblPr>
@@ -475,8 +765,6 @@
                 <w:rFonts w:asciiTheme="majorHAnsi" w:hAnsiTheme="majorHAnsi" w:cstheme="majorHAnsi"/>
                 <w:b/>
                 <w:bCs/>
-                <w:sz w:val="18"/>
-                <w:szCs w:val="18"/>
               </w:rPr>
               <w:alias w:val="ReportCaption"/>
               <w:tag w:val="#BC:InsertDataItem,BCReportInformation/ReportMetadata/ReportCaption"/>
@@ -493,8 +781,6 @@
                   <w:rFonts w:asciiTheme="majorHAnsi" w:hAnsiTheme="majorHAnsi" w:cstheme="majorHAnsi"/>
                   <w:b/>
                   <w:bCs/>
-                  <w:sz w:val="18"/>
-                  <w:szCs w:val="18"/>
                 </w:rPr>
                 <w:t>REPORT NAME</w:t>
               </w:r>
@@ -523,8 +809,6 @@
                 <w:rFonts w:asciiTheme="majorHAnsi" w:hAnsiTheme="majorHAnsi" w:cstheme="majorHAnsi"/>
                 <w:b/>
                 <w:bCs/>
-                <w:sz w:val="18"/>
-                <w:szCs w:val="18"/>
               </w:rPr>
               <w:alias w:val="CompanyName"/>
               <w:tag w:val="#BC:InsertDataItem,BCReportInformation/ReportRequest/CompanyName"/>
@@ -541,8 +825,6 @@
                   <w:rFonts w:asciiTheme="majorHAnsi" w:hAnsiTheme="majorHAnsi" w:cstheme="majorHAnsi"/>
                   <w:b/>
                   <w:bCs/>
-                  <w:sz w:val="18"/>
-                  <w:szCs w:val="18"/>
                 </w:rPr>
                 <w:t>COMPANY NAME</w:t>
               </w:r>
@@ -560,7 +842,7 @@
 </w:hdr>
 </file>
 
-<file path=word/header3.xml><?xml version="1.0" encoding="utf-8"?>
+<file path=word/header2.xml><?xml version="1.0" encoding="utf-8"?>
 <w:hdr xmlns:wpc="http://schemas.microsoft.com/office/word/2010/wordprocessingCanvas" xmlns:cx="http://schemas.microsoft.com/office/drawing/2014/chartex" xmlns:cx1="http://schemas.microsoft.com/office/drawing/2015/9/8/chartex" xmlns:cx2="http://schemas.microsoft.com/office/drawing/2015/10/21/chartex" xmlns:cx3="http://schemas.microsoft.com/office/drawing/2016/5/9/chartex" xmlns:cx4="http://schemas.microsoft.com/office/drawing/2016/5/10/chartex" xmlns:cx5="http://schemas.microsoft.com/office/drawing/2016/5/11/chartex" xmlns:cx6="http://schemas.microsoft.com/office/drawing/2016/5/12/chartex" xmlns:cx7="http://schemas.microsoft.com/office/drawing/2016/5/13/chartex" xmlns:cx8="http://schemas.microsoft.com/office/drawing/2016/5/14/chartex" xmlns:mc="http://schemas.openxmlformats.org/markup-compatibility/2006" xmlns:aink="http://schemas.microsoft.com/office/drawing/2016/ink" xmlns:am3d="http://schemas.microsoft.com/office/drawing/2017/model3d" xmlns:o="urn:schemas-microsoft-com:office:office" xmlns:oel="http://schemas.microsoft.com/office/2019/extlst" xmlns:r="http://schemas.openxmlformats.org/officeDocument/2006/relationships" xmlns:m="http://schemas.openxmlformats.org/officeDocument/2006/math" xmlns:v="urn:schemas-microsoft-com:vml" xmlns:wp14="http://schemas.microsoft.com/office/word/2010/wordprocessingDrawing" xmlns:wp="http://schemas.openxmlformats.org/drawingml/2006/wordprocessingDrawing" xmlns:w10="urn:schemas-microsoft-com:office:word" xmlns:w="http://schemas.openxmlformats.org/wordprocessingml/2006/main" xmlns:w14="http://schemas.microsoft.com/office/word/2010/wordml" xmlns:w15="http://schemas.microsoft.com/office/word/2012/wordml" xmlns:w16cex="http://schemas.microsoft.com/office/word/2018/wordml/cex" xmlns:w16cid="http://schemas.microsoft.com/office/word/2016/wordml/cid" xmlns:w16="http://schemas.microsoft.com/office/word/2018/wordml" xmlns:w16du="http://schemas.microsoft.com/office/word/2023/wordml/word16du" xmlns:w16sdtdh="http://schemas.microsoft.com/office/word/2020/wordml/sdtdatahash" xmlns:w16sdtfl="http://schemas.microsoft.com/office/word/2024/wordml/sdtformatlock" xmlns:w16se="http://schemas.microsoft.com/office/word/2015/wordml/symex" xmlns:wpg="http://schemas.microsoft.com/office/word/2010/wordprocessingGroup" xmlns:wpi="http://schemas.microsoft.com/office/word/2010/wordprocessingInk" xmlns:wne="http://schemas.microsoft.com/office/word/2006/wordml" xmlns:wps="http://schemas.microsoft.com/office/word/2010/wordprocessingShape" mc:Ignorable="w14 w15 w16se w16cid w16 w16cex w16sdtdh w16sdtfl w16du wp14">
   <w:tbl>
     <w:tblPr>
@@ -580,6 +862,7 @@
         <w:tcPr>
           <w:tcW w:w="2487" w:type="pct"/>
           <w:vMerge w:val="restart"/>
+          <w:vAlign w:val="bottom"/>
         </w:tcPr>
         <w:sdt>
           <w:sdtPr>
@@ -600,6 +883,7 @@
           <w:sdtContent>
             <w:p>
               <w:pPr>
+                <w:spacing w:before="240"/>
                 <w:rPr>
                   <w:sz w:val="18"/>
                   <w:szCs w:val="18"/>
@@ -617,43 +901,50 @@
           </w:sdtContent>
         </w:sdt>
       </w:tc>
-      <w:tc>
-        <w:tcPr>
-          <w:tcW w:w="2513" w:type="pct"/>
-        </w:tcPr>
-        <w:p>
-          <w:pPr>
-            <w:pStyle w:val="Subtitle"/>
-            <w:jc w:val="right"/>
-            <w:rPr>
-              <w:szCs w:val="18"/>
-            </w:rPr>
-          </w:pPr>
-          <w:r>
-            <w:fldChar w:fldCharType="begin"/>
-          </w:r>
-          <w:r>
-            <w:instrText xml:space="preserve"> DATE \@ "dddd, d MMMM yyyy" </w:instrText>
-          </w:r>
-          <w:r>
-            <w:fldChar w:fldCharType="separate"/>
-          </w:r>
-          <w:r>
-            <w:rPr>
-              <w:noProof/>
-              <w:sz w:val="24"/>
-            </w:rPr>
-            <w:t>Thursday, 10 September 2026</w:t>
-          </w:r>
-          <w:r>
-            <w:fldChar w:fldCharType="end"/>
-          </w:r>
-        </w:p>
-      </w:tc>
+      <w:sdt>
+        <w:sdtPr>
+          <w:rPr>
+            <w:szCs w:val="18"/>
+          </w:rPr>
+          <w:alias w:val="UserName"/>
+          <w:tag w:val="#BC:InsertDataItem,BCReportInformation/ReportRequest/UserName"/>
+          <w:id w:val="-495498700"/>
+          <w:placeholder>
+            <w:docPart w:val="8AE08F0A957B4CF99D2AA30BD6E3EEE3"/>
+          </w:placeholder>
+          <w15:color w:val="808080"/>
+          <w:text/>
+        </w:sdtPr>
+        <w:sdtContent>
+          <w:tc>
+            <w:tcPr>
+              <w:tcW w:w="2513" w:type="pct"/>
+            </w:tcPr>
+            <w:p>
+              <w:pPr>
+                <w:pStyle w:val="Subtitle"/>
+                <w:spacing w:before="60"/>
+                <w:jc w:val="right"/>
+                <w:rPr>
+                  <w:szCs w:val="18"/>
+                </w:rPr>
+              </w:pPr>
+              <w:proofErr w:type="gramStart"/>
+              <w:r>
+                <w:rPr>
+                  <w:szCs w:val="18"/>
+                </w:rPr>
+                <w:t>User Name</w:t>
+              </w:r>
+              <w:proofErr w:type="gramEnd"/>
+            </w:p>
+          </w:tc>
+        </w:sdtContent>
+      </w:sdt>
     </w:tr>
     <w:tr>
       <w:trPr>
-        <w:trHeight w:val="63"/>
+        <w:trHeight w:val="432"/>
       </w:trPr>
       <w:tc>
         <w:tcPr>
@@ -674,10 +965,12 @@
       <w:tc>
         <w:tcPr>
           <w:tcW w:w="2513" w:type="pct"/>
+          <w:vAlign w:val="bottom"/>
         </w:tcPr>
         <w:p>
           <w:pPr>
             <w:pStyle w:val="Subtitle"/>
+            <w:spacing w:after="140"/>
             <w:jc w:val="right"/>
             <w:rPr>
               <w:szCs w:val="18"/>
@@ -686,7 +979,11 @@
           <w:sdt>
             <w:sdtPr>
               <w:rPr>
-                <w:rFonts w:asciiTheme="majorHAnsi" w:hAnsiTheme="majorHAnsi"/>
+                <w:rFonts w:asciiTheme="majorHAnsi" w:hAnsiTheme="majorHAnsi" w:cstheme="majorHAnsi"/>
+                <w:b/>
+                <w:bCs/>
+                <w:spacing w:val="-10"/>
+                <w:kern w:val="28"/>
                 <w:sz w:val="36"/>
                 <w:szCs w:val="18"/>
               </w:rPr>
@@ -694,7 +991,7 @@
               <w:tag w:val="#BC:InsertDataItem,BCReportInformation/ReportRequest/CompanyName"/>
               <w:id w:val="-1476142504"/>
               <w:placeholder>
-                <w:docPart w:val="C94F4C3799C04E26AFF70405CC7DED07"/>
+                <w:docPart w:val="8110020603DF4F0CBB97751DAF230D13"/>
               </w:placeholder>
               <w15:color w:val="808080"/>
               <w:text/>
@@ -702,65 +999,17 @@
             <w:sdtContent>
               <w:r>
                 <w:rPr>
+                  <w:rFonts w:asciiTheme="majorHAnsi" w:hAnsiTheme="majorHAnsi" w:cstheme="majorHAnsi"/>
+                  <w:b/>
+                  <w:bCs/>
                   <w:szCs w:val="18"/>
                 </w:rPr>
-                <w:t>Company Name</w:t>
+                <w:t>COMPANY NAME</w:t>
               </w:r>
             </w:sdtContent>
           </w:sdt>
         </w:p>
       </w:tc>
-    </w:tr>
-    <w:tr>
-      <w:trPr>
-        <w:trHeight w:val="123"/>
-      </w:trPr>
-      <w:tc>
-        <w:tcPr>
-          <w:tcW w:w="2487" w:type="pct"/>
-          <w:vMerge/>
-        </w:tcPr>
-        <w:p/>
-      </w:tc>
-      <w:sdt>
-        <w:sdtPr>
-          <w:rPr>
-            <w:szCs w:val="18"/>
-          </w:rPr>
-          <w:alias w:val="UserName"/>
-          <w:tag w:val="#BC:InsertDataItem,BCReportInformation/ReportRequest/UserName"/>
-          <w:id w:val="-495498700"/>
-          <w:placeholder>
-            <w:docPart w:val="39A3FBDE5EC74F0984A88FC828AE1CFB"/>
-          </w:placeholder>
-          <w15:color w:val="808080"/>
-          <w:text/>
-        </w:sdtPr>
-        <w:sdtContent>
-          <w:tc>
-            <w:tcPr>
-              <w:tcW w:w="2513" w:type="pct"/>
-            </w:tcPr>
-            <w:p>
-              <w:pPr>
-                <w:pStyle w:val="Subtitle"/>
-                <w:jc w:val="right"/>
-                <w:rPr>
-                  <w:szCs w:val="18"/>
-                </w:rPr>
-              </w:pPr>
-              <w:proofErr w:type="gramStart"/>
-              <w:r>
-                <w:rPr>
-                  <w:szCs w:val="18"/>
-                </w:rPr>
-                <w:t>User Name</w:t>
-              </w:r>
-              <w:proofErr w:type="gramEnd"/>
-            </w:p>
-          </w:tc>
-        </w:sdtContent>
-      </w:sdt>
     </w:tr>
   </w:tbl>
   <w:p>
@@ -1985,7 +2234,6 @@
     <w:uiPriority w:val="1"/>
     <w:semiHidden/>
     <w:unhideWhenUsed/>
-    <w:rsid w:val="002B2E40"/>
   </w:style>
   <w:style w:type="table" w:default="1" w:styleId="TableNormal">
     <w:name w:val="Normal Table"/>
@@ -2007,7 +2255,6 @@
     <w:uiPriority w:val="99"/>
     <w:semiHidden/>
     <w:unhideWhenUsed/>
-    <w:rsid w:val="002B2E40"/>
   </w:style>
   <w:style w:type="table" w:styleId="TableGrid">
     <w:name w:val="Table Grid"/>
@@ -28970,7 +29217,7 @@
     </w:docPart>
     <w:docPart>
       <w:docPartPr>
-        <w:name w:val="39A3FBDE5EC74F0984A88FC828AE1CFB"/>
+        <w:name w:val="8AE08F0A957B4CF99D2AA30BD6E3EEE3"/>
         <w:category>
           <w:name w:val="General"/>
           <w:gallery w:val="placeholder"/>
@@ -28981,12 +29228,12 @@
         <w:behaviors>
           <w:behavior w:val="content"/>
         </w:behaviors>
-        <w:guid w:val="{BF91FEB0-23DF-494A-A57E-7C424340FC9D}"/>
+        <w:guid w:val="{1A525FE3-D929-4DBF-B1B3-C4AB10B37BEE}"/>
       </w:docPartPr>
       <w:docPartBody>
         <w:p>
           <w:pPr>
-            <w:pStyle w:val="39A3FBDE5EC74F0984A88FC828AE1CFB"/>
+            <w:pStyle w:val="8AE08F0A957B4CF99D2AA30BD6E3EEE3"/>
           </w:pPr>
           <w:r>
             <w:rPr>
@@ -28999,7 +29246,7 @@
     </w:docPart>
     <w:docPart>
       <w:docPartPr>
-        <w:name w:val="C94F4C3799C04E26AFF70405CC7DED07"/>
+        <w:name w:val="8110020603DF4F0CBB97751DAF230D13"/>
         <w:category>
           <w:name w:val="General"/>
           <w:gallery w:val="placeholder"/>
@@ -29010,12 +29257,12 @@
         <w:behaviors>
           <w:behavior w:val="content"/>
         </w:behaviors>
-        <w:guid w:val="{B4B6DB2A-2874-48C0-9818-522FF4999FA9}"/>
+        <w:guid w:val="{F81431F7-B8B5-47F9-8B00-133444FF1372}"/>
       </w:docPartPr>
       <w:docPartBody>
         <w:p>
           <w:pPr>
-            <w:pStyle w:val="C94F4C3799C04E26AFF70405CC7DED07"/>
+            <w:pStyle w:val="8110020603DF4F0CBB97751DAF230D13"/>
           </w:pPr>
           <w:r>
             <w:rPr>
@@ -29103,18 +29350,21 @@
     <w:sig w:usb0="00000003" w:usb1="10000000" w:usb2="00000000" w:usb3="00000000" w:csb0="80000001" w:csb1="00000000"/>
   </w:font>
   <w:font w:name="Aptos Narrow">
+    <w:panose1 w:val="020B0004020202020204"/>
     <w:charset w:val="00"/>
     <w:family w:val="swiss"/>
     <w:pitch w:val="variable"/>
     <w:sig w:usb0="20000287" w:usb1="00000003" w:usb2="00000000" w:usb3="00000000" w:csb0="0000019F" w:csb1="00000000"/>
   </w:font>
   <w:font w:name="Aptos">
+    <w:panose1 w:val="020B0004020202020204"/>
     <w:charset w:val="00"/>
     <w:family w:val="swiss"/>
     <w:pitch w:val="variable"/>
     <w:sig w:usb0="20000287" w:usb1="00000003" w:usb2="00000000" w:usb3="00000000" w:csb0="0000019F" w:csb1="00000000"/>
   </w:font>
   <w:font w:name="Aptos Display">
+    <w:panose1 w:val="020B0004020202020204"/>
     <w:charset w:val="00"/>
     <w:family w:val="swiss"/>
     <w:pitch w:val="variable"/>
@@ -29174,6 +29424,7 @@
     <w:rsid w:val="0050132B"/>
     <w:rsid w:val="005073E4"/>
     <w:rsid w:val="00507E0A"/>
+    <w:rsid w:val="00510D44"/>
     <w:rsid w:val="00526184"/>
     <w:rsid w:val="005447E1"/>
     <w:rsid w:val="00591BD2"/>
@@ -29183,6 +29434,7 @@
     <w:rsid w:val="006C1971"/>
     <w:rsid w:val="006C2B14"/>
     <w:rsid w:val="006F7175"/>
+    <w:rsid w:val="0070472A"/>
     <w:rsid w:val="00744A7A"/>
     <w:rsid w:val="00781235"/>
     <w:rsid w:val="00784F9C"/>
@@ -29218,6 +29470,7 @@
     <w:rsid w:val="00CB7A74"/>
     <w:rsid w:val="00CC7327"/>
     <w:rsid w:val="00CD6CA3"/>
+    <w:rsid w:val="00CE3322"/>
     <w:rsid w:val="00CE4C52"/>
     <w:rsid w:val="00D17B89"/>
     <w:rsid w:val="00D52343"/>
@@ -29681,7 +29934,7 @@
     <w:basedOn w:val="DefaultParagraphFont"/>
     <w:uiPriority w:val="99"/>
     <w:semiHidden/>
-    <w:rsid w:val="004F7F29"/>
+    <w:rsid w:val="0070472A"/>
     <w:rPr>
       <w:color w:val="666666"/>
     </w:rPr>
@@ -29748,6 +30001,34 @@
       <w:kern w:val="2"/>
       <w:sz w:val="24"/>
       <w:szCs w:val="24"/>
+      <w14:ligatures w14:val="standardContextual"/>
+    </w:rPr>
+  </w:style>
+  <w:style w:type="paragraph" w:customStyle="1" w:styleId="8AE08F0A957B4CF99D2AA30BD6E3EEE3">
+    <w:name w:val="8AE08F0A957B4CF99D2AA30BD6E3EEE3"/>
+    <w:rsid w:val="0070472A"/>
+    <w:pPr>
+      <w:spacing w:line="278" w:lineRule="auto"/>
+    </w:pPr>
+    <w:rPr>
+      <w:kern w:val="2"/>
+      <w:sz w:val="24"/>
+      <w:szCs w:val="24"/>
+      <w:lang w:val="en-DK" w:eastAsia="en-DK"/>
+      <w14:ligatures w14:val="standardContextual"/>
+    </w:rPr>
+  </w:style>
+  <w:style w:type="paragraph" w:customStyle="1" w:styleId="8110020603DF4F0CBB97751DAF230D13">
+    <w:name w:val="8110020603DF4F0CBB97751DAF230D13"/>
+    <w:rsid w:val="0070472A"/>
+    <w:pPr>
+      <w:spacing w:line="278" w:lineRule="auto"/>
+    </w:pPr>
+    <w:rPr>
+      <w:kern w:val="2"/>
+      <w:sz w:val="24"/>
+      <w:szCs w:val="24"/>
+      <w:lang w:val="en-DK" w:eastAsia="en-DK"/>
       <w14:ligatures w14:val="standardContextual"/>
     </w:rPr>
   </w:style>
@@ -30059,156 +30340,7 @@
 </we:webextension>
 </file>
 
-<file path=customXml/item1.xml>��< ? x m l   v e r s i o n = " 1 . 0 "   e n c o d i n g = " u t f - 1 6 " ? > < N a v W o r d R e p o r t X m l P a r t   x m l n s = " u r n : m i c r o s o f t - d y n a m i c s - n a v / r e p o r t s / T e n a n t _ R e p o r t _ D e f a u l t s / 2 0 0 0 0 0 0 0 0 1 / " > - 
-     < B C R e p o r t I n f o r m a t i o n > - 
-         < R e p o r t M e t a d a t a > - 
-             < E x t e n s i o n I d > E x t e n s i o n   I D < / E x t e n s i o n I d > - 
-             < E x t e n s i o n N a m e > E x t e n s i o n   N a m e < / E x t e n s i o n N a m e > - 
-             < E x t e n s i o n P u b l i s h e r > E x t e n s i o n   P u b l i s h e r < / E x t e n s i o n P u b l i s h e r > - 
-             < E x t e n s i o n V e r s i o n > E x t e n s i o n   V e r s i o n < / E x t e n s i o n V e r s i o n > - 
-             < R e p o r t I d > R e p o r t   I D < / R e p o r t I d > - 
-             < R e p o r t N a m e > R e p o r t   N a m e < / R e p o r t N a m e > - 
-             < R e p o r t C a p t i o n > R e p o r t   C a p t i o n < / R e p o r t C a p t i o n > - 
-             < A b o u t T h i s R e p o r t T i t l e > A b o u t   T h i s   R e p o r t   T i t l e < / A b o u t T h i s R e p o r t T i t l e > - 
-             < A b o u t T h i s R e p o r t T e x t > A b o u t   T h i s   R e p o r t   T e x t < / A b o u t T h i s R e p o r t T e x t > - 
-             < R e p o r t H e l p L i n k > R e p o r t   H e l p   L i n k < / R e p o r t H e l p L i n k > - 
-         < / R e p o r t M e t a d a t a > - 
-         < R e p o r t R e q u e s t > - 
-             < T e n a n t E n t r a I d > T e n a n t   E n t r a   I d < / T e n a n t E n t r a I d > - 
-             < E n v i r o n m e n t N a m e > E n v i r o n m e n t   N a m e < / E n v i r o n m e n t N a m e > - 
-             < E n v i r o n m e n t T y p e > E n v i r o n m e n t   T y p e < / E n v i r o n m e n t T y p e > - 
-             < C o m p a n y N a m e > C o m p a n y   N a m e < / C o m p a n y N a m e > - 
-             < C o m p a n y D i s p l a y N a m e > C o m p a n y   D i s p l a y   N a m e < / C o m p a n y D i s p l a y N a m e > - 
-             < C o m p a n y I d > C o m p a n y   I D < / C o m p a n y I d > - 
-             < U s e r N a m e > U s e r   N a m e < / U s e r N a m e > - 
-             < D a t e A n d T i m e > D a t e   a n d   T i m e < / D a t e A n d T i m e > - 
-             < L a n g u a g e > L a n g u a g e < / L a n g u a g e > - 
-             < F o r m a t R e g i o n > F o r m a t   R e g i o n < / F o r m a t R e g i o n > - 
-             < D a t e T i m e V a l u e s > - 
-                 < Y e a r > Y e a r < / Y e a r > - 
-                 < M o n t h N u m b e r > M o n t h   N u m b e r < / M o n t h N u m b e r > - 
-                 < D a y N u m b e r > D a y   N u m b e r < / D a y N u m b e r > - 
-                 < H o u r > H o u r < / H o u r > - 
-                 < M i n u t e > M i n u t e < / M i n u t e > - 
-             < / D a t e T i m e V a l u e s > - 
-         < / R e p o r t R e q u e s t > - 
-         < C o m p a n y M e t a d a t a > - 
-             < C o m p a n y N a m e > C o m p a n y   N a m e < / C o m p a n y N a m e > - 
-             < C o m p a n y D i s p l a y N a m e > C o m p a n y   D i s p l a y   N a m e < / C o m p a n y D i s p l a y N a m e > - 
-             < C o m p a n y A d d r e s s L i n e s > - 
-                 < C o m p a n y A d d r e s s L i n e 1 > C o m p a n y   A d d r e s s   L i n e   1 < / C o m p a n y A d d r e s s L i n e 1 > - 
-                 < C o m p a n y A d d r e s s L i n e 2 > C o m p a n y   A d d r e s s   L i n e   2 < / C o m p a n y A d d r e s s L i n e 2 > - 
-                 < C o m p a n y A d d r e s s L i n e 3 > C o m p a n y   A d d r e s s   L i n e   3 < / C o m p a n y A d d r e s s L i n e 3 > - 
-                 < C o m p a n y A d d r e s s L i n e 4 > C o m p a n y   A d d r e s s   L i n e   4 < / C o m p a n y A d d r e s s L i n e 4 > - 
-                 < C o m p a n y A d d r e s s L i n e 5 > C o m p a n y   A d d r e s s   L i n e   5 < / C o m p a n y A d d r e s s L i n e 5 > - 
-                 < C o m p a n y A d d r e s s L i n e 6 > C o m p a n y   A d d r e s s   L i n e   6 < / C o m p a n y A d d r e s s L i n e 6 > - 
-                 < C o m p a n y A d d r e s s L i n e 7 > C o m p a n y   A d d r e s s   L i n e   7 < / C o m p a n y A d d r e s s L i n e 7 > - 
-                 < C o m p a n y A d d r e s s L i n e 8 > C o m p a n y   A d d r e s s   L i n e   8 < / C o m p a n y A d d r e s s L i n e 8 > - 
-             < / C o m p a n y A d d r e s s L i n e s > - 
-             < C o m p a n y P h o n e > C o m p a n y   P h o n e < / C o m p a n y P h o n e > - 
-             < C o m p a n y P h o n e C a p t i o n > C o m p a n y   P h o n e   C a p t i o n < / C o m p a n y P h o n e C a p t i o n > - 
-             < C o m p a n y F a x N o > C o m p a n y   F a x   N o . < / C o m p a n y F a x N o > - 
-             < C o m p a n y F a x N o C a p t i o n > C o m p a n y   F a x   N o .   C a p t i o n < / C o m p a n y F a x N o C a p t i o n > - 
-             < C o m p a n y E m a i l > C o m p a n y   E m a i l < / C o m p a n y E m a i l > - 
-             < C o m p a n y E m a i l C a p t i o n > C o m p a n y   E m a i l   C a p t i o n < / C o m p a n y E m a i l C a p t i o n > - 
-             < C o m p a n y H o m e P a g e > C o m p a n y   H o m e   P a g e < / C o m p a n y H o m e P a g e > - 
-             < C o m p a n y H o m e P a g e C a p t i o n > C o m p a n y   H o m e   P a g e   C a p t i o n < / C o m p a n y H o m e P a g e C a p t i o n > - 
-             < C o m p a n y L o g o > C o m p a n y   L o g o < / C o m p a n y L o g o > - 
-             < C o m p a n y V A T R e g i s t r a t i o n N o > C o m p a n y   V A T   R e g i s t r a t i o n   N o . < / C o m p a n y V A T R e g i s t r a t i o n N o > - 
-             < C o m p a n y V A T R e g i s t r a t i o n N o C a p t i o n > C o m p a n y   V A T   R e g i s t r a t i o n   N o .   C a p t i o n < / C o m p a n y V A T R e g i s t r a t i o n N o C a p t i o n > - 
-             < C o m p a n y R e g i s t r a t i o n N o > C o m p a n y   R e g i s t r a t i o n   N o . < / C o m p a n y R e g i s t r a t i o n N o > - 
-             < C o m p a n y R e g i s t r a t i o n N o C a p t i o n > C o m p a n y   R e g i s t r a t i o n   N o .   C a p t i o n < / C o m p a n y R e g i s t r a t i o n N o C a p t i o n > - 
-             < C o m p a n y B a n k N a m e > C o m p a n y   B a n k   N a m e < / C o m p a n y B a n k N a m e > - 
-             < C o m p a n y B a n k N a m e C a p t i o n > C o m p a n y   B a n k   N a m e   C a p t i o n < / C o m p a n y B a n k N a m e C a p t i o n > - 
-             < C o m p a n y B a n k A c c o u n t N o > C o m p a n y   B a n k   A c c o u n t   N o . < / C o m p a n y B a n k A c c o u n t N o > - 
-             < C o m p a n y B a n k A c c o u n t N o C a p t i o n > C o m p a n y   B a n k   A c c o u n t   N o .   C a p t i o n < / C o m p a n y B a n k A c c o u n t N o C a p t i o n > - 
-             < C o m p a n y B a n k B r a n c h N o > C o m p a n y   B a n k   B r a n c h   N o . < / C o m p a n y B a n k B r a n c h N o > - 
-             < C o m p a n y B a n k B r a n c h N o C a p t i o n > C o m p a n y   B a n k   B r a n c h   N o .   C a p t i o n < / C o m p a n y B a n k B r a n c h N o C a p t i o n > - 
-             < C o m p a n y I B A N > C o m p a n y   I B A N < / C o m p a n y I B A N > - 
-             < C o m p a n y I B A N C a p t i o n > C o m p a n y   I B A N   C a p t i o n < / C o m p a n y I B A N C a p t i o n > - 
-             < C o m p a n y B a n k S W I F T > C o m p a n y   B a n k   S W I F T < / C o m p a n y B a n k S W I F T > - 
-             < C o m p a n y B a n k S W I F T C a p t i o n > C o m p a n y   B a n k   S W I F T   C a p t i o n < / C o m p a n y B a n k S W I F T C a p t i o n > - 
-             < C o m p a n y G i r o N o > C o m p a n y   G i r o   N o . < / C o m p a n y G i r o N o > - 
-             < C o m p a n y G i r o N o C a p t i o n > C o m p a n y   G i r o   N o .   C a p t i o n < / C o m p a n y G i r o N o C a p t i o n > - 
-         < / C o m p a n y M e t a d a t a > - 
-     < / B C R e p o r t I n f o r m a t i o n > - 
- < / N a v W o r d R e p o r t X m l P a r t > 
-</file>
-
-<file path=customXml/item2.xml><?xml version="1.0" encoding="utf-8"?>
+<file path=customXml/item1.xml><?xml version="1.0" encoding="utf-8"?>
 <ct:contentTypeSchema xmlns:ct="http://schemas.microsoft.com/office/2006/metadata/contentType" xmlns:ma="http://schemas.microsoft.com/office/2006/metadata/properties/metaAttributes" ct:_="" ma:_="" ma:contentTypeName="Document" ma:contentTypeID="0x0101001DCAE6B6EBFA5442B0B9E84E60AFF245" ma:contentTypeVersion="18" ma:contentTypeDescription="Create a new document." ma:contentTypeScope="" ma:versionID="69eec3b24558e1297a79cd42e69b0397">
   <xsd:schema xmlns:xsd="http://www.w3.org/2001/XMLSchema" xmlns:xs="http://www.w3.org/2001/XMLSchema" xmlns:p="http://schemas.microsoft.com/office/2006/metadata/properties" xmlns:ns1="http://schemas.microsoft.com/sharepoint/v3" xmlns:ns2="178f68d8-b893-4efd-8406-fab0f21873e4" xmlns:ns3="b83e059f-de16-406c-a902-3d56d4e79ec8" targetNamespace="http://schemas.microsoft.com/office/2006/metadata/properties" ma:root="true" ma:fieldsID="0f52a3acd42ec0bd0d267ba89c916a39" ns1:_="" ns2:_="" ns3:_="">
     <xsd:import namespace="http://schemas.microsoft.com/sharepoint/v3"/>
@@ -30474,36 +30606,156 @@
 </ct:contentTypeSchema>
 </file>
 
-<file path=customXml/item3.xml><?xml version="1.0" encoding="utf-8"?>
-<b:Sources xmlns:b="http://schemas.openxmlformats.org/officeDocument/2006/bibliography" xmlns="http://schemas.openxmlformats.org/officeDocument/2006/bibliography" SelectedStyle="\APASixthEditionOfficeOnline.xsl" StyleName="APA" Version="6"/>
+<file path=customXml/item2.xml>��< ? x m l   v e r s i o n = " 1 . 0 "   e n c o d i n g = " u t f - 1 6 " ? > < N a v W o r d R e p o r t X m l P a r t   x m l n s = " u r n : m i c r o s o f t - d y n a m i c s - n a v / r e p o r t s / T e n a n t _ R e p o r t _ D e f a u l t s / 2 0 0 0 0 0 0 0 0 1 / " > + 
+     < B C R e p o r t I n f o r m a t i o n > + 
+         < R e p o r t M e t a d a t a > + 
+             < E x t e n s i o n I d > E x t e n s i o n   I D < / E x t e n s i o n I d > + 
+             < E x t e n s i o n N a m e > E x t e n s i o n   N a m e < / E x t e n s i o n N a m e > + 
+             < E x t e n s i o n P u b l i s h e r > E x t e n s i o n   P u b l i s h e r < / E x t e n s i o n P u b l i s h e r > + 
+             < E x t e n s i o n V e r s i o n > E x t e n s i o n   V e r s i o n < / E x t e n s i o n V e r s i o n > + 
+             < R e p o r t I d > R e p o r t   I D < / R e p o r t I d > + 
+             < R e p o r t N a m e > R e p o r t   N a m e < / R e p o r t N a m e > + 
+             < R e p o r t C a p t i o n > R e p o r t   C a p t i o n < / R e p o r t C a p t i o n > + 
+             < A b o u t T h i s R e p o r t T i t l e > A b o u t   T h i s   R e p o r t   T i t l e < / A b o u t T h i s R e p o r t T i t l e > + 
+             < A b o u t T h i s R e p o r t T e x t > A b o u t   T h i s   R e p o r t   T e x t < / A b o u t T h i s R e p o r t T e x t > + 
+             < R e p o r t H e l p L i n k > R e p o r t   H e l p   L i n k < / R e p o r t H e l p L i n k > + 
+         < / R e p o r t M e t a d a t a > + 
+         < R e p o r t R e q u e s t > + 
+             < T e n a n t E n t r a I d > T e n a n t   E n t r a   I d < / T e n a n t E n t r a I d > + 
+             < E n v i r o n m e n t N a m e > E n v i r o n m e n t   N a m e < / E n v i r o n m e n t N a m e > + 
+             < E n v i r o n m e n t T y p e > E n v i r o n m e n t   T y p e < / E n v i r o n m e n t T y p e > + 
+             < C o m p a n y N a m e > C o m p a n y   N a m e < / C o m p a n y N a m e > + 
+             < C o m p a n y D i s p l a y N a m e > C o m p a n y   D i s p l a y   N a m e < / C o m p a n y D i s p l a y N a m e > + 
+             < C o m p a n y I d > C o m p a n y   I D < / C o m p a n y I d > + 
+             < U s e r N a m e > U s e r   N a m e < / U s e r N a m e > + 
+             < D a t e A n d T i m e > D a t e   a n d   T i m e < / D a t e A n d T i m e > + 
+             < L a n g u a g e > L a n g u a g e < / L a n g u a g e > + 
+             < F o r m a t R e g i o n > F o r m a t   R e g i o n < / F o r m a t R e g i o n > + 
+             < D a t e T i m e V a l u e s > + 
+                 < Y e a r > Y e a r < / Y e a r > + 
+                 < M o n t h N u m b e r > M o n t h   N u m b e r < / M o n t h N u m b e r > + 
+                 < D a y N u m b e r > D a y   N u m b e r < / D a y N u m b e r > + 
+                 < H o u r > H o u r < / H o u r > + 
+                 < M i n u t e > M i n u t e < / M i n u t e > + 
+             < / D a t e T i m e V a l u e s > + 
+         < / R e p o r t R e q u e s t > + 
+         < C o m p a n y M e t a d a t a > + 
+             < C o m p a n y N a m e > C o m p a n y   N a m e < / C o m p a n y N a m e > + 
+             < C o m p a n y D i s p l a y N a m e > C o m p a n y   D i s p l a y   N a m e < / C o m p a n y D i s p l a y N a m e > + 
+             < C o m p a n y A d d r e s s L i n e s > + 
+                 < C o m p a n y A d d r e s s L i n e 1 > C o m p a n y   A d d r e s s   L i n e   1 < / C o m p a n y A d d r e s s L i n e 1 > + 
+                 < C o m p a n y A d d r e s s L i n e 2 > C o m p a n y   A d d r e s s   L i n e   2 < / C o m p a n y A d d r e s s L i n e 2 > + 
+                 < C o m p a n y A d d r e s s L i n e 3 > C o m p a n y   A d d r e s s   L i n e   3 < / C o m p a n y A d d r e s s L i n e 3 > + 
+                 < C o m p a n y A d d r e s s L i n e 4 > C o m p a n y   A d d r e s s   L i n e   4 < / C o m p a n y A d d r e s s L i n e 4 > + 
+                 < C o m p a n y A d d r e s s L i n e 5 > C o m p a n y   A d d r e s s   L i n e   5 < / C o m p a n y A d d r e s s L i n e 5 > + 
+                 < C o m p a n y A d d r e s s L i n e 6 > C o m p a n y   A d d r e s s   L i n e   6 < / C o m p a n y A d d r e s s L i n e 6 > + 
+                 < C o m p a n y A d d r e s s L i n e 7 > C o m p a n y   A d d r e s s   L i n e   7 < / C o m p a n y A d d r e s s L i n e 7 > + 
+                 < C o m p a n y A d d r e s s L i n e 8 > C o m p a n y   A d d r e s s   L i n e   8 < / C o m p a n y A d d r e s s L i n e 8 > + 
+             < / C o m p a n y A d d r e s s L i n e s > + 
+             < C o m p a n y P h o n e > C o m p a n y   P h o n e < / C o m p a n y P h o n e > + 
+             < C o m p a n y P h o n e C a p t i o n > C o m p a n y   P h o n e   C a p t i o n < / C o m p a n y P h o n e C a p t i o n > + 
+             < C o m p a n y F a x N o > C o m p a n y   F a x   N o . < / C o m p a n y F a x N o > + 
+             < C o m p a n y F a x N o C a p t i o n > C o m p a n y   F a x   N o .   C a p t i o n < / C o m p a n y F a x N o C a p t i o n > + 
+             < C o m p a n y E m a i l > C o m p a n y   E m a i l < / C o m p a n y E m a i l > + 
+             < C o m p a n y E m a i l C a p t i o n > C o m p a n y   E m a i l   C a p t i o n < / C o m p a n y E m a i l C a p t i o n > + 
+             < C o m p a n y H o m e P a g e > C o m p a n y   H o m e   P a g e < / C o m p a n y H o m e P a g e > + 
+             < C o m p a n y H o m e P a g e C a p t i o n > C o m p a n y   H o m e   P a g e   C a p t i o n < / C o m p a n y H o m e P a g e C a p t i o n > + 
+             < C o m p a n y L o g o > C o m p a n y   L o g o < / C o m p a n y L o g o > + 
+             < C o m p a n y V A T R e g i s t r a t i o n N o > C o m p a n y   V A T   R e g i s t r a t i o n   N o . < / C o m p a n y V A T R e g i s t r a t i o n N o > + 
+             < C o m p a n y V A T R e g i s t r a t i o n N o C a p t i o n > C o m p a n y   V A T   R e g i s t r a t i o n   N o .   C a p t i o n < / C o m p a n y V A T R e g i s t r a t i o n N o C a p t i o n > + 
+             < C o m p a n y R e g i s t r a t i o n N o > C o m p a n y   R e g i s t r a t i o n   N o . < / C o m p a n y R e g i s t r a t i o n N o > + 
+             < C o m p a n y R e g i s t r a t i o n N o C a p t i o n > C o m p a n y   R e g i s t r a t i o n   N o .   C a p t i o n < / C o m p a n y R e g i s t r a t i o n N o C a p t i o n > + 
+             < C o m p a n y B a n k N a m e > C o m p a n y   B a n k   N a m e < / C o m p a n y B a n k N a m e > + 
+             < C o m p a n y B a n k N a m e C a p t i o n > C o m p a n y   B a n k   N a m e   C a p t i o n < / C o m p a n y B a n k N a m e C a p t i o n > + 
+             < C o m p a n y B a n k A c c o u n t N o > C o m p a n y   B a n k   A c c o u n t   N o . < / C o m p a n y B a n k A c c o u n t N o > + 
+             < C o m p a n y B a n k A c c o u n t N o C a p t i o n > C o m p a n y   B a n k   A c c o u n t   N o .   C a p t i o n < / C o m p a n y B a n k A c c o u n t N o C a p t i o n > + 
+             < C o m p a n y B a n k B r a n c h N o > C o m p a n y   B a n k   B r a n c h   N o . < / C o m p a n y B a n k B r a n c h N o > + 
+             < C o m p a n y B a n k B r a n c h N o C a p t i o n > C o m p a n y   B a n k   B r a n c h   N o .   C a p t i o n < / C o m p a n y B a n k B r a n c h N o C a p t i o n > + 
+             < C o m p a n y I B A N > C o m p a n y   I B A N < / C o m p a n y I B A N > + 
+             < C o m p a n y I B A N C a p t i o n > C o m p a n y   I B A N   C a p t i o n < / C o m p a n y I B A N C a p t i o n > + 
+             < C o m p a n y B a n k S W I F T > C o m p a n y   B a n k   S W I F T < / C o m p a n y B a n k S W I F T > + 
+             < C o m p a n y B a n k S W I F T C a p t i o n > C o m p a n y   B a n k   S W I F T   C a p t i o n < / C o m p a n y B a n k S W I F T C a p t i o n > + 
+             < C o m p a n y G i r o N o > C o m p a n y   G i r o   N o . < / C o m p a n y G i r o N o > + 
+             < C o m p a n y G i r o N o C a p t i o n > C o m p a n y   G i r o   N o .   C a p t i o n < / C o m p a n y G i r o N o C a p t i o n > + 
+         < / C o m p a n y M e t a d a t a > + 
+     < / B C R e p o r t I n f o r m a t i o n > + 
+ < / N a v W o r d R e p o r t X m l P a r t > 
 </file>
 
-<file path=customXml/item4.xml><?xml version="1.0" encoding="utf-8"?>
-<p:properties xmlns:p="http://schemas.microsoft.com/office/2006/metadata/properties" xmlns:xsi="http://www.w3.org/2001/XMLSchema-instance" xmlns:pc="http://schemas.microsoft.com/office/infopath/2007/PartnerControls">
-  <documentManagement>
-    <Package xmlns="178f68d8-b893-4efd-8406-fab0f21873e4" xsi:nil="true"/>
-    <lcf76f155ced4ddcb4097134ff3c332f xmlns="178f68d8-b893-4efd-8406-fab0f21873e4">
-      <Terms xmlns="http://schemas.microsoft.com/office/infopath/2007/PartnerControls"/>
-    </lcf76f155ced4ddcb4097134ff3c332f>
-    <_ip_UnifiedCompliancePolicyUIAction xmlns="http://schemas.microsoft.com/sharepoint/v3" xsi:nil="true"/>
-    <TaxCatchAll xmlns="b83e059f-de16-406c-a902-3d56d4e79ec8" xsi:nil="true"/>
-    <Audience xmlns="178f68d8-b893-4efd-8406-fab0f21873e4" xsi:nil="true"/>
-    <_ip_UnifiedCompliancePolicyProperties xmlns="http://schemas.microsoft.com/sharepoint/v3" xsi:nil="true"/>
-    <DocumentType xmlns="178f68d8-b893-4efd-8406-fab0f21873e4" xsi:nil="true"/>
-  </documentManagement>
-</p:properties>
-</file>
-
-<file path=customXml/item5.xml><?xml version="1.0" encoding="utf-8"?>
-<?mso-contentType ?>
-<FormTemplates xmlns="http://schemas.microsoft.com/sharepoint/v3/contenttype/forms">
-  <Display>DocumentLibraryForm</Display>
-  <Edit>DocumentLibraryForm</Edit>
-  <New>DocumentLibraryForm</New>
-</FormTemplates>
-</file>
-
-<file path=customXml/item6.xml>��< ? x m l   v e r s i o n = " 1 . 0 "   e n c o d i n g = " u t f - 1 6 " ? > < N a v W o r d R e p o r t X m l P a r t   x m l n s = " u r n : m i c r o s o f t - d y n a m i c s - b u s i n e s s c e n t r a l / i n t e r n a l / e x t e n d e d / r e p o r t s / T e n a n t _ R e p o r t _ D e f a u l t s / 2 0 0 0 0 0 0 0 0 1 / " > +<file path=customXml/item3.xml>��< ? x m l   v e r s i o n = " 1 . 0 "   e n c o d i n g = " u t f - 1 6 " ? > < N a v W o r d R e p o r t X m l P a r t   x m l n s = " u r n : m i c r o s o f t - d y n a m i c s - b u s i n e s s c e n t r a l / i n t e r n a l / e x t e n d e d / r e p o r t s / T e n a n t _ R e p o r t _ D e f a u l t s / 2 0 0 0 0 0 0 0 0 1 / " >   
      < B C R e p o r t I n f o r m a t i o n >   
@@ -30654,15 +30906,36 @@
  < / N a v W o r d R e p o r t X m l P a r t > 
 </file>
 
-<file path=customXml/itemProps1.xml><?xml version="1.0" encoding="utf-8"?>
-<ds:datastoreItem xmlns:ds="http://schemas.openxmlformats.org/officeDocument/2006/customXml" ds:itemID="{85B24EBA-6890-4F7B-ADAC-DE1520607FAF}">
-  <ds:schemaRefs>
-    <ds:schemaRef ds:uri="urn:microsoft-dynamics-nav/reports/Tenant_Report_Defaults/2000000001/"/>
-  </ds:schemaRefs>
-</ds:datastoreItem>
+<file path=customXml/item4.xml><?xml version="1.0" encoding="utf-8"?>
+<?mso-contentType ?>
+<FormTemplates xmlns="http://schemas.microsoft.com/sharepoint/v3/contenttype/forms">
+  <Display>DocumentLibraryForm</Display>
+  <Edit>DocumentLibraryForm</Edit>
+  <New>DocumentLibraryForm</New>
+</FormTemplates>
 </file>
 
-<file path=customXml/itemProps2.xml><?xml version="1.0" encoding="utf-8"?>
+<file path=customXml/item5.xml><?xml version="1.0" encoding="utf-8"?>
+<p:properties xmlns:p="http://schemas.microsoft.com/office/2006/metadata/properties" xmlns:xsi="http://www.w3.org/2001/XMLSchema-instance" xmlns:pc="http://schemas.microsoft.com/office/infopath/2007/PartnerControls">
+  <documentManagement>
+    <Package xmlns="178f68d8-b893-4efd-8406-fab0f21873e4" xsi:nil="true"/>
+    <lcf76f155ced4ddcb4097134ff3c332f xmlns="178f68d8-b893-4efd-8406-fab0f21873e4">
+      <Terms xmlns="http://schemas.microsoft.com/office/infopath/2007/PartnerControls"/>
+    </lcf76f155ced4ddcb4097134ff3c332f>
+    <_ip_UnifiedCompliancePolicyUIAction xmlns="http://schemas.microsoft.com/sharepoint/v3" xsi:nil="true"/>
+    <TaxCatchAll xmlns="b83e059f-de16-406c-a902-3d56d4e79ec8" xsi:nil="true"/>
+    <Audience xmlns="178f68d8-b893-4efd-8406-fab0f21873e4" xsi:nil="true"/>
+    <_ip_UnifiedCompliancePolicyProperties xmlns="http://schemas.microsoft.com/sharepoint/v3" xsi:nil="true"/>
+    <DocumentType xmlns="178f68d8-b893-4efd-8406-fab0f21873e4" xsi:nil="true"/>
+  </documentManagement>
+</p:properties>
+</file>
+
+<file path=customXml/item6.xml><?xml version="1.0" encoding="utf-8"?>
+<b:Sources xmlns:b="http://schemas.openxmlformats.org/officeDocument/2006/bibliography" xmlns="http://schemas.openxmlformats.org/officeDocument/2006/bibliography" SelectedStyle="\APASixthEditionOfficeOnline.xsl" StyleName="APA" Version="6"/>
+</file>
+
+<file path=customXml/itemProps1.xml><?xml version="1.0" encoding="utf-8"?>
 <ds:datastoreItem xmlns:ds="http://schemas.openxmlformats.org/officeDocument/2006/customXml" ds:itemID="{ACE951D1-3452-4BBF-907C-42990613CF76}">
   <ds:schemaRefs>
     <ds:schemaRef ds:uri="http://schemas.microsoft.com/office/2006/metadata/contentType"/>
@@ -30682,15 +30955,31 @@
 </ds:datastoreItem>
 </file>
 
+<file path=customXml/itemProps2.xml><?xml version="1.0" encoding="utf-8"?>
+<ds:datastoreItem xmlns:ds="http://schemas.openxmlformats.org/officeDocument/2006/customXml" ds:itemID="{85B24EBA-6890-4F7B-ADAC-DE1520607FAF}">
+  <ds:schemaRefs>
+    <ds:schemaRef ds:uri="urn:microsoft-dynamics-nav/reports/Tenant_Report_Defaults/2000000001/"/>
+  </ds:schemaRefs>
+</ds:datastoreItem>
+</file>
+
 <file path=customXml/itemProps3.xml><?xml version="1.0" encoding="utf-8"?>
-<ds:datastoreItem xmlns:ds="http://schemas.openxmlformats.org/officeDocument/2006/customXml" ds:itemID="{89DB96BF-8133-438A-AAD3-A3C21079AEB1}">
+<ds:datastoreItem xmlns:ds="http://schemas.openxmlformats.org/officeDocument/2006/customXml" ds:itemID="{02C6C967-E219-4D96-934C-736389D484A7}">
   <ds:schemaRefs>
-    <ds:schemaRef ds:uri="http://schemas.openxmlformats.org/officeDocument/2006/bibliography"/>
+    <ds:schemaRef ds:uri="urn:microsoft-dynamics-businesscentral/internal/extended/reports/Tenant_Report_Defaults/2000000001/"/>
   </ds:schemaRefs>
 </ds:datastoreItem>
 </file>
 
 <file path=customXml/itemProps4.xml><?xml version="1.0" encoding="utf-8"?>
+<ds:datastoreItem xmlns:ds="http://schemas.openxmlformats.org/officeDocument/2006/customXml" ds:itemID="{16C37875-CFC1-4C50-90E9-8D3B0BC471E5}">
+  <ds:schemaRefs>
+    <ds:schemaRef ds:uri="http://schemas.microsoft.com/sharepoint/v3/contenttype/forms"/>
+  </ds:schemaRefs>
+</ds:datastoreItem>
+</file>
+
+<file path=customXml/itemProps5.xml><?xml version="1.0" encoding="utf-8"?>
 <ds:datastoreItem xmlns:ds="http://schemas.openxmlformats.org/officeDocument/2006/customXml" ds:itemID="{C6B8F0F6-411A-4E86-A436-B40BF6F9E839}">
   <ds:schemaRefs>
     <ds:schemaRef ds:uri="http://schemas.microsoft.com/office/2006/metadata/properties"/>
@@ -30702,18 +30991,10 @@
 </ds:datastoreItem>
 </file>
 
-<file path=customXml/itemProps5.xml><?xml version="1.0" encoding="utf-8"?>
-<ds:datastoreItem xmlns:ds="http://schemas.openxmlformats.org/officeDocument/2006/customXml" ds:itemID="{16C37875-CFC1-4C50-90E9-8D3B0BC471E5}">
+<file path=customXml/itemProps6.xml><?xml version="1.0" encoding="utf-8"?>
+<ds:datastoreItem xmlns:ds="http://schemas.openxmlformats.org/officeDocument/2006/customXml" ds:itemID="{89DB96BF-8133-438A-AAD3-A3C21079AEB1}">
   <ds:schemaRefs>
-    <ds:schemaRef ds:uri="http://schemas.microsoft.com/sharepoint/v3/contenttype/forms"/>
-  </ds:schemaRefs>
-</ds:datastoreItem>
-</file>
-
-<file path=customXml/itemProps6.xml><?xml version="1.0" encoding="utf-8"?>
-<ds:datastoreItem xmlns:ds="http://schemas.openxmlformats.org/officeDocument/2006/customXml" ds:itemID="{02C6C967-E219-4D96-934C-736389D484A7}">
-  <ds:schemaRefs>
-    <ds:schemaRef ds:uri="urn:microsoft-dynamics-businesscentral/internal/extended/reports/Tenant_Report_Defaults/2000000001/"/>
+    <ds:schemaRef ds:uri="http://schemas.openxmlformats.org/officeDocument/2006/bibliography"/>
   </ds:schemaRefs>
 </ds:datastoreItem>
 </file>

--- a/src/Layers/W1/BaseApp/Foundation/Reporting/ReportParts/HeaderFooterDesign/InternalModernMaxi.docx
+++ b/src/Layers/W1/BaseApp/Foundation/Reporting/ReportParts/HeaderFooterDesign/InternalModernMaxi.docx
@@ -724,12 +724,12 @@
       <w:tblStyle w:val="TableGrid"/>
       <w:tblW w:w="5000" w:type="pct"/>
       <w:tblBorders>
-        <w:top w:val="none" w:sz="0" w:space="0" w:color="auto"/>
-        <w:left w:val="none" w:sz="0" w:space="0" w:color="auto"/>
-        <w:bottom w:val="none" w:sz="0" w:space="0" w:color="auto"/>
-        <w:right w:val="none" w:sz="0" w:space="0" w:color="auto"/>
-        <w:insideH w:val="none" w:sz="0" w:space="0" w:color="auto"/>
-        <w:insideV w:val="none" w:sz="0" w:space="0" w:color="auto"/>
+        <w:top w:val="none" w:color="auto" w:sz="0" w:space="0"/>
+        <w:left w:val="none" w:color="auto" w:sz="0" w:space="0"/>
+        <w:bottom w:val="none" w:color="auto" w:sz="0" w:space="0"/>
+        <w:right w:val="none" w:color="auto" w:sz="0" w:space="0"/>
+        <w:insideH w:val="none" w:color="auto" w:sz="0" w:space="0"/>
+        <w:insideV w:val="none" w:color="auto" w:sz="0" w:space="0"/>
       </w:tblBorders>
       <w:tblCellMar>
         <w:left w:w="0" w:type="dxa"/>
@@ -743,7 +743,7 @@
     </w:tblGrid>
     <w:tr>
       <w:trPr>
-        <w:trHeight w:hRule="exact" w:val="272"/>
+        <w:trHeight w:val="272" w:hRule="exact"/>
       </w:trPr>
       <w:tc>
         <w:tcPr>
@@ -774,6 +774,7 @@
               </w:placeholder>
               <w15:color w:val="808080"/>
               <w:text/>
+              <w:dataBinding w:prefixMappings="xmlns:ns0='urn:microsoft-dynamics-nav/reports/Tenant_Report_Defaults/2000000001/' " w:xpath="/ns0:NavWordReportXmlPart[1]/ns0:BCReportInformation[1]/ns0:ReportMetadata[1]/ns0:ReportCaption[1]"/>
             </w:sdtPr>
             <w:sdtContent>
               <w:r>
@@ -797,7 +798,7 @@
             <w:spacing w:before="60"/>
             <w:jc w:val="right"/>
             <w:rPr>
-              <w:rFonts w:ascii="Aptos Narrow" w:eastAsiaTheme="majorEastAsia" w:hAnsi="Aptos Narrow" w:cstheme="majorBidi"/>
+              <w:rFonts w:ascii="Aptos Narrow" w:hAnsi="Aptos Narrow" w:eastAsiaTheme="majorEastAsia" w:cstheme="majorBidi"/>
               <w:color w:val="242424"/>
               <w:sz w:val="18"/>
               <w:szCs w:val="18"/>
@@ -818,6 +819,7 @@
               </w:placeholder>
               <w15:color w:val="808080"/>
               <w:text/>
+              <w:dataBinding w:prefixMappings="xmlns:ns0='urn:microsoft-dynamics-nav/reports/Tenant_Report_Defaults/2000000001/' " w:xpath="/ns0:NavWordReportXmlPart[1]/ns0:BCReportInformation[1]/ns0:ReportRequest[1]/ns0:CompanyName[1]"/>
             </w:sdtPr>
             <w:sdtContent>
               <w:r>
@@ -879,6 +881,7 @@
             </w:placeholder>
             <w15:color w:val="808080"/>
             <w:text/>
+            <w:dataBinding w:prefixMappings="xmlns:ns0='urn:microsoft-dynamics-nav/reports/Tenant_Report_Defaults/2000000001/' " w:xpath="/ns0:NavWordReportXmlPart[1]/ns0:BCReportInformation[1]/ns0:ReportMetadata[1]/ns0:ReportCaption[1]"/>
           </w:sdtPr>
           <w:sdtContent>
             <w:p>
@@ -914,6 +917,7 @@
           </w:placeholder>
           <w15:color w:val="808080"/>
           <w:text/>
+          <w:dataBinding w:prefixMappings="xmlns:ns0='urn:microsoft-dynamics-nav/reports/Tenant_Report_Defaults/2000000001/' " w:xpath="/ns0:NavWordReportXmlPart[1]/ns0:BCReportInformation[1]/ns0:ReportRequest[1]/ns0:UserName[1]"/>
         </w:sdtPr>
         <w:sdtContent>
           <w:tc>
@@ -995,6 +999,7 @@
               </w:placeholder>
               <w15:color w:val="808080"/>
               <w:text/>
+              <w:dataBinding w:prefixMappings="xmlns:ns0='urn:microsoft-dynamics-nav/reports/Tenant_Report_Defaults/2000000001/' " w:xpath="/ns0:NavWordReportXmlPart[1]/ns0:BCReportInformation[1]/ns0:ReportRequest[1]/ns0:CompanyName[1]"/>
             </w:sdtPr>
             <w:sdtContent>
               <w:r>

--- a/src/Layers/W1/BaseApp/Foundation/Reporting/ReportParts/HeaderFooterDesign/InternalModernMaxi.docx
+++ b/src/Layers/W1/BaseApp/Foundation/Reporting/ReportParts/HeaderFooterDesign/InternalModernMaxi.docx
@@ -724,12 +724,12 @@
       <w:tblStyle w:val="TableGrid"/>
       <w:tblW w:w="5000" w:type="pct"/>
       <w:tblBorders>
-        <w:top w:val="none" w:sz="0" w:space="0" w:color="auto"/>
-        <w:left w:val="none" w:sz="0" w:space="0" w:color="auto"/>
-        <w:bottom w:val="none" w:sz="0" w:space="0" w:color="auto"/>
-        <w:right w:val="none" w:sz="0" w:space="0" w:color="auto"/>
-        <w:insideH w:val="none" w:sz="0" w:space="0" w:color="auto"/>
-        <w:insideV w:val="none" w:sz="0" w:space="0" w:color="auto"/>
+        <w:top w:val="none" w:color="auto" w:sz="0" w:space="0"/>
+        <w:left w:val="none" w:color="auto" w:sz="0" w:space="0"/>
+        <w:bottom w:val="none" w:color="auto" w:sz="0" w:space="0"/>
+        <w:right w:val="none" w:color="auto" w:sz="0" w:space="0"/>
+        <w:insideH w:val="none" w:color="auto" w:sz="0" w:space="0"/>
+        <w:insideV w:val="none" w:color="auto" w:sz="0" w:space="0"/>
       </w:tblBorders>
       <w:tblCellMar>
         <w:left w:w="0" w:type="dxa"/>
@@ -743,7 +743,7 @@
     </w:tblGrid>
     <w:tr>
       <w:trPr>
-        <w:trHeight w:hRule="exact" w:val="272"/>
+        <w:trHeight w:val="272" w:hRule="exact"/>
       </w:trPr>
       <w:tc>
         <w:tcPr>
@@ -761,19 +761,7 @@
           </w:pPr>
           <w:sdt>
             <w:sdtPr>
-              <w:rPr>
-                <w:rFonts w:asciiTheme="majorHAnsi" w:hAnsiTheme="majorHAnsi" w:cstheme="majorHAnsi"/>
-                <w:b/>
-                <w:bCs/>
-              </w:rPr>
-              <w:alias w:val="ReportCaption"/>
-              <w:tag w:val="#BC:InsertDataItem,BCReportInformation/ReportMetadata/ReportCaption"/>
-              <w:id w:val="-270854158"/>
-              <w:placeholder>
-                <w:docPart w:val="CF6A26DC883F482085C5FB8ED7FBF346"/>
-              </w:placeholder>
-              <w15:color w:val="808080"/>
-              <w:text/>
+              <w:dataBinding w:prefixMappings="xmlns:ns0='urn:microsoft-dynamics-nav/reports/Tenant_Report_Defaults/2000000001/'" w:xpath="/ns0:NavWordReportXmlPart[1]/ns0:BCReportInformation[1]/ns0:ReportMetadata[1]/ns0:ReportCaption[1]" w:storeItemID="{85B24EBA-6890-4F7B-ADAC-DE1520607FAF}"/>
             </w:sdtPr>
             <w:sdtContent>
               <w:r>
@@ -797,7 +785,7 @@
             <w:spacing w:before="60"/>
             <w:jc w:val="right"/>
             <w:rPr>
-              <w:rFonts w:ascii="Aptos Narrow" w:eastAsiaTheme="majorEastAsia" w:hAnsi="Aptos Narrow" w:cstheme="majorBidi"/>
+              <w:rFonts w:ascii="Aptos Narrow" w:hAnsi="Aptos Narrow" w:eastAsiaTheme="majorEastAsia" w:cstheme="majorBidi"/>
               <w:color w:val="242424"/>
               <w:sz w:val="18"/>
               <w:szCs w:val="18"/>
@@ -805,19 +793,7 @@
           </w:pPr>
           <w:sdt>
             <w:sdtPr>
-              <w:rPr>
-                <w:rFonts w:asciiTheme="majorHAnsi" w:hAnsiTheme="majorHAnsi" w:cstheme="majorHAnsi"/>
-                <w:b/>
-                <w:bCs/>
-              </w:rPr>
-              <w:alias w:val="CompanyName"/>
-              <w:tag w:val="#BC:InsertDataItem,BCReportInformation/ReportRequest/CompanyName"/>
-              <w:id w:val="1975481976"/>
-              <w:placeholder>
-                <w:docPart w:val="0F2A5F9B36BF444DAFBE5431E2B64C51"/>
-              </w:placeholder>
-              <w15:color w:val="808080"/>
-              <w:text/>
+              <w:dataBinding w:prefixMappings="xmlns:ns0='urn:microsoft-dynamics-nav/reports/Tenant_Report_Defaults/2000000001/'" w:xpath="/ns0:NavWordReportXmlPart[1]/ns0:BCReportInformation[1]/ns0:ReportRequest[1]/ns0:CompanyName[1]" w:storeItemID="{85B24EBA-6890-4F7B-ADAC-DE1520607FAF}"/>
             </w:sdtPr>
             <w:sdtContent>
               <w:r>
@@ -866,19 +842,7 @@
         </w:tcPr>
         <w:sdt>
           <w:sdtPr>
-            <w:rPr>
-              <w:rStyle w:val="TitleChar"/>
-              <w:sz w:val="48"/>
-              <w:szCs w:val="36"/>
-            </w:rPr>
-            <w:alias w:val="ReportCaption"/>
-            <w:tag w:val="#BC:InsertDataItem,BCReportInformation/ReportMetadata/ReportCaption"/>
-            <w:id w:val="-1397730881"/>
-            <w:placeholder>
-              <w:docPart w:val="551F7A21F6DC410BAF581A746B9E41A6"/>
-            </w:placeholder>
-            <w15:color w:val="808080"/>
-            <w:text/>
+            <w:dataBinding w:prefixMappings="xmlns:ns0='urn:microsoft-dynamics-nav/reports/Tenant_Report_Defaults/2000000001/'" w:xpath="/ns0:NavWordReportXmlPart[1]/ns0:BCReportInformation[1]/ns0:ReportMetadata[1]/ns0:ReportCaption[1]" w:storeItemID="{85B24EBA-6890-4F7B-ADAC-DE1520607FAF}"/>
           </w:sdtPr>
           <w:sdtContent>
             <w:p>
@@ -903,17 +867,7 @@
       </w:tc>
       <w:sdt>
         <w:sdtPr>
-          <w:rPr>
-            <w:szCs w:val="18"/>
-          </w:rPr>
-          <w:alias w:val="UserName"/>
-          <w:tag w:val="#BC:InsertDataItem,BCReportInformation/ReportRequest/UserName"/>
-          <w:id w:val="-495498700"/>
-          <w:placeholder>
-            <w:docPart w:val="8AE08F0A957B4CF99D2AA30BD6E3EEE3"/>
-          </w:placeholder>
-          <w15:color w:val="808080"/>
-          <w:text/>
+          <w:dataBinding w:prefixMappings="xmlns:ns0='urn:microsoft-dynamics-nav/reports/Tenant_Report_Defaults/2000000001/'" w:xpath="/ns0:NavWordReportXmlPart[1]/ns0:BCReportInformation[1]/ns0:ReportRequest[1]/ns0:UserName[1]" w:storeItemID="{85B24EBA-6890-4F7B-ADAC-DE1520607FAF}"/>
         </w:sdtPr>
         <w:sdtContent>
           <w:tc>
@@ -978,23 +932,7 @@
           </w:pPr>
           <w:sdt>
             <w:sdtPr>
-              <w:rPr>
-                <w:rFonts w:asciiTheme="majorHAnsi" w:hAnsiTheme="majorHAnsi" w:cstheme="majorHAnsi"/>
-                <w:b/>
-                <w:bCs/>
-                <w:spacing w:val="-10"/>
-                <w:kern w:val="28"/>
-                <w:sz w:val="36"/>
-                <w:szCs w:val="18"/>
-              </w:rPr>
-              <w:alias w:val="CompanyName"/>
-              <w:tag w:val="#BC:InsertDataItem,BCReportInformation/ReportRequest/CompanyName"/>
-              <w:id w:val="-1476142504"/>
-              <w:placeholder>
-                <w:docPart w:val="8110020603DF4F0CBB97751DAF230D13"/>
-              </w:placeholder>
-              <w15:color w:val="808080"/>
-              <w:text/>
+              <w:dataBinding w:prefixMappings="xmlns:ns0='urn:microsoft-dynamics-nav/reports/Tenant_Report_Defaults/2000000001/'" w:xpath="/ns0:NavWordReportXmlPart[1]/ns0:BCReportInformation[1]/ns0:ReportRequest[1]/ns0:CompanyName[1]" w:storeItemID="{85B24EBA-6890-4F7B-ADAC-DE1520607FAF}"/>
             </w:sdtPr>
             <w:sdtContent>
               <w:r>

--- a/src/Layers/W1/BaseApp/Foundation/Reporting/ReportParts/HeaderFooterDesign/InternalModernMaxi.docx
+++ b/src/Layers/W1/BaseApp/Foundation/Reporting/ReportParts/HeaderFooterDesign/InternalModernMaxi.docx
@@ -5,324 +5,19 @@
     <w:p>
       <w:pPr>
         <w:spacing w:line="259" w:lineRule="auto"/>
-        <w:rPr>
-          <w:lang w:val="da-DK"/>
-        </w:rPr>
-      </w:pPr>
-    </w:p>
-    <w:p>
-      <w:pPr>
-        <w:rPr>
-          <w:lang w:val="da-DK"/>
-        </w:rPr>
       </w:pPr>
       <w:r>
-        <w:rPr>
-          <w:lang w:val="da-DK"/>
-        </w:rPr>
-        <w:br/>
+        <w:br w:type="page"/>
       </w:r>
     </w:p>
-    <w:p>
-      <w:pPr>
-        <w:tabs>
-          <w:tab w:val="left" w:pos="3555"/>
-        </w:tabs>
-        <w:rPr>
-          <w:lang w:val="da-DK"/>
-        </w:rPr>
-      </w:pPr>
-      <w:r>
-        <w:rPr>
-          <w:lang w:val="da-DK"/>
-        </w:rPr>
-        <w:tab/>
-      </w:r>
-    </w:p>
-    <w:p>
-      <w:pPr>
-        <w:rPr>
-          <w:lang w:val="da-DK"/>
-        </w:rPr>
-      </w:pPr>
-    </w:p>
-    <w:p>
-      <w:pPr>
-        <w:rPr>
-          <w:lang w:val="da-DK"/>
-        </w:rPr>
-      </w:pPr>
-    </w:p>
-    <w:p>
-      <w:pPr>
-        <w:tabs>
-          <w:tab w:val="left" w:pos="1425"/>
-        </w:tabs>
-        <w:rPr>
-          <w:lang w:val="da-DK"/>
-        </w:rPr>
-      </w:pPr>
-      <w:r>
-        <w:rPr>
-          <w:lang w:val="da-DK"/>
-        </w:rPr>
-        <w:tab/>
-      </w:r>
-    </w:p>
-    <w:p>
-      <w:pPr>
-        <w:rPr>
-          <w:lang w:val="da-DK"/>
-        </w:rPr>
-      </w:pPr>
-    </w:p>
-    <w:p>
-      <w:pPr>
-        <w:rPr>
-          <w:lang w:val="da-DK"/>
-        </w:rPr>
-      </w:pPr>
-    </w:p>
-    <w:p>
-      <w:pPr>
-        <w:rPr>
-          <w:lang w:val="da-DK"/>
-        </w:rPr>
-      </w:pPr>
-    </w:p>
-    <w:p>
-      <w:pPr>
-        <w:rPr>
-          <w:lang w:val="da-DK"/>
-        </w:rPr>
-      </w:pPr>
-    </w:p>
-    <w:p>
-      <w:pPr>
-        <w:rPr>
-          <w:lang w:val="da-DK"/>
-        </w:rPr>
-      </w:pPr>
-    </w:p>
-    <w:p>
-      <w:pPr>
-        <w:rPr>
-          <w:lang w:val="da-DK"/>
-        </w:rPr>
-      </w:pPr>
-    </w:p>
-    <w:p>
-      <w:pPr>
-        <w:rPr>
-          <w:lang w:val="da-DK"/>
-        </w:rPr>
-      </w:pPr>
-    </w:p>
-    <w:p>
-      <w:pPr>
-        <w:rPr>
-          <w:lang w:val="da-DK"/>
-        </w:rPr>
-      </w:pPr>
-    </w:p>
-    <w:p>
-      <w:pPr>
-        <w:rPr>
-          <w:lang w:val="da-DK"/>
-        </w:rPr>
-      </w:pPr>
-    </w:p>
-    <w:p>
-      <w:pPr>
-        <w:rPr>
-          <w:lang w:val="da-DK"/>
-        </w:rPr>
-      </w:pPr>
-    </w:p>
-    <w:p>
-      <w:pPr>
-        <w:rPr>
-          <w:lang w:val="da-DK"/>
-        </w:rPr>
-      </w:pPr>
-    </w:p>
-    <w:p>
-      <w:pPr>
-        <w:rPr>
-          <w:lang w:val="da-DK"/>
-        </w:rPr>
-      </w:pPr>
-    </w:p>
-    <w:p>
-      <w:pPr>
-        <w:rPr>
-          <w:lang w:val="da-DK"/>
-        </w:rPr>
-      </w:pPr>
-    </w:p>
-    <w:p>
-      <w:pPr>
-        <w:rPr>
-          <w:lang w:val="da-DK"/>
-        </w:rPr>
-      </w:pPr>
-    </w:p>
-    <w:p>
-      <w:pPr>
-        <w:rPr>
-          <w:lang w:val="da-DK"/>
-        </w:rPr>
-      </w:pPr>
-    </w:p>
-    <w:p>
-      <w:pPr>
-        <w:rPr>
-          <w:lang w:val="da-DK"/>
-        </w:rPr>
-      </w:pPr>
-    </w:p>
-    <w:p>
-      <w:pPr>
-        <w:rPr>
-          <w:lang w:val="da-DK"/>
-        </w:rPr>
-      </w:pPr>
-    </w:p>
-    <w:p>
-      <w:pPr>
-        <w:rPr>
-          <w:lang w:val="da-DK"/>
-        </w:rPr>
-      </w:pPr>
-    </w:p>
-    <w:p>
-      <w:pPr>
-        <w:rPr>
-          <w:lang w:val="da-DK"/>
-        </w:rPr>
-      </w:pPr>
-    </w:p>
-    <w:p>
-      <w:pPr>
-        <w:rPr>
-          <w:lang w:val="da-DK"/>
-        </w:rPr>
-      </w:pPr>
-    </w:p>
-    <w:p>
-      <w:pPr>
-        <w:rPr>
-          <w:lang w:val="da-DK"/>
-        </w:rPr>
-      </w:pPr>
-    </w:p>
-    <w:p>
-      <w:pPr>
-        <w:rPr>
-          <w:lang w:val="da-DK"/>
-        </w:rPr>
-      </w:pPr>
-    </w:p>
-    <w:p>
-      <w:pPr>
-        <w:rPr>
-          <w:lang w:val="da-DK"/>
-        </w:rPr>
-      </w:pPr>
-    </w:p>
-    <w:p>
-      <w:pPr>
-        <w:rPr>
-          <w:lang w:val="da-DK"/>
-        </w:rPr>
-      </w:pPr>
-    </w:p>
-    <w:p>
-      <w:pPr>
-        <w:rPr>
-          <w:lang w:val="da-DK"/>
-        </w:rPr>
-      </w:pPr>
-    </w:p>
-    <w:p>
-      <w:pPr>
-        <w:rPr>
-          <w:lang w:val="da-DK"/>
-        </w:rPr>
-      </w:pPr>
-    </w:p>
-    <w:p>
-      <w:pPr>
-        <w:rPr>
-          <w:lang w:val="da-DK"/>
-        </w:rPr>
-      </w:pPr>
-    </w:p>
-    <w:p>
-      <w:pPr>
-        <w:rPr>
-          <w:lang w:val="da-DK"/>
-        </w:rPr>
-      </w:pPr>
-    </w:p>
-    <w:p>
-      <w:pPr>
-        <w:rPr>
-          <w:lang w:val="da-DK"/>
-        </w:rPr>
-      </w:pPr>
-    </w:p>
-    <w:p>
-      <w:pPr>
-        <w:tabs>
-          <w:tab w:val="left" w:pos="1626"/>
-        </w:tabs>
-        <w:spacing w:line="259" w:lineRule="auto"/>
-      </w:pPr>
-      <w:r>
-        <w:tab/>
-      </w:r>
-    </w:p>
-    <w:p>
-      <w:pPr>
-        <w:tabs>
-          <w:tab w:val="left" w:pos="2529"/>
-          <w:tab w:val="left" w:pos="3443"/>
-          <w:tab w:val="right" w:pos="10495"/>
-        </w:tabs>
-        <w:spacing w:line="259" w:lineRule="auto"/>
-      </w:pPr>
-      <w:r>
-        <w:tab/>
-      </w:r>
-      <w:r>
-        <w:tab/>
-      </w:r>
-      <w:r>
-        <w:tab/>
-      </w:r>
-    </w:p>
-    <w:p>
-      <w:pPr>
-        <w:spacing w:line="259" w:lineRule="auto"/>
-        <w:rPr>
-          <w:lang w:val="da-DK"/>
-        </w:rPr>
-      </w:pPr>
-    </w:p>
-    <w:p>
-      <w:pPr>
-        <w:spacing w:line="259" w:lineRule="auto"/>
-        <w:rPr>
-          <w:lang w:val="da-DK"/>
-        </w:rPr>
-      </w:pPr>
-    </w:p>
+    <w:p/>
     <w:sectPr>
-      <w:headerReference w:type="default" r:id="rId13"/>
-      <w:footerReference w:type="default" r:id="rId14"/>
-      <w:headerReference w:type="first" r:id="rId15"/>
-      <w:footerReference w:type="first" r:id="rId16"/>
+      <w:headerReference w:type="even" r:id="rId13"/>
+      <w:headerReference w:type="default" r:id="rId14"/>
+      <w:footerReference w:type="even" r:id="rId15"/>
+      <w:footerReference w:type="default" r:id="rId16"/>
+      <w:headerReference w:type="first" r:id="rId17"/>
+      <w:footerReference w:type="first" r:id="rId18"/>
       <w:pgSz w:w="11907" w:h="16839" w:code="9"/>
       <w:pgMar w:top="576" w:right="706" w:bottom="576" w:left="706" w:header="576" w:footer="366" w:gutter="0"/>
       <w:cols w:space="708"/>
@@ -360,6 +55,16 @@
 
 <file path=word/footer1.xml><?xml version="1.0" encoding="utf-8"?>
 <w:ftr xmlns:wpc="http://schemas.microsoft.com/office/word/2010/wordprocessingCanvas" xmlns:cx="http://schemas.microsoft.com/office/drawing/2014/chartex" xmlns:cx1="http://schemas.microsoft.com/office/drawing/2015/9/8/chartex" xmlns:cx2="http://schemas.microsoft.com/office/drawing/2015/10/21/chartex" xmlns:cx3="http://schemas.microsoft.com/office/drawing/2016/5/9/chartex" xmlns:cx4="http://schemas.microsoft.com/office/drawing/2016/5/10/chartex" xmlns:cx5="http://schemas.microsoft.com/office/drawing/2016/5/11/chartex" xmlns:cx6="http://schemas.microsoft.com/office/drawing/2016/5/12/chartex" xmlns:cx7="http://schemas.microsoft.com/office/drawing/2016/5/13/chartex" xmlns:cx8="http://schemas.microsoft.com/office/drawing/2016/5/14/chartex" xmlns:mc="http://schemas.openxmlformats.org/markup-compatibility/2006" xmlns:aink="http://schemas.microsoft.com/office/drawing/2016/ink" xmlns:am3d="http://schemas.microsoft.com/office/drawing/2017/model3d" xmlns:o="urn:schemas-microsoft-com:office:office" xmlns:oel="http://schemas.microsoft.com/office/2019/extlst" xmlns:r="http://schemas.openxmlformats.org/officeDocument/2006/relationships" xmlns:m="http://schemas.openxmlformats.org/officeDocument/2006/math" xmlns:v="urn:schemas-microsoft-com:vml" xmlns:wp14="http://schemas.microsoft.com/office/word/2010/wordprocessingDrawing" xmlns:wp="http://schemas.openxmlformats.org/drawingml/2006/wordprocessingDrawing" xmlns:w10="urn:schemas-microsoft-com:office:word" xmlns:w="http://schemas.openxmlformats.org/wordprocessingml/2006/main" xmlns:w14="http://schemas.microsoft.com/office/word/2010/wordml" xmlns:w15="http://schemas.microsoft.com/office/word/2012/wordml" xmlns:w16cex="http://schemas.microsoft.com/office/word/2018/wordml/cex" xmlns:w16cid="http://schemas.microsoft.com/office/word/2016/wordml/cid" xmlns:w16="http://schemas.microsoft.com/office/word/2018/wordml" xmlns:w16du="http://schemas.microsoft.com/office/word/2023/wordml/word16du" xmlns:w16sdtdh="http://schemas.microsoft.com/office/word/2020/wordml/sdtdatahash" xmlns:w16sdtfl="http://schemas.microsoft.com/office/word/2024/wordml/sdtformatlock" xmlns:w16se="http://schemas.microsoft.com/office/word/2015/wordml/symex" xmlns:wpg="http://schemas.microsoft.com/office/word/2010/wordprocessingGroup" xmlns:wpi="http://schemas.microsoft.com/office/word/2010/wordprocessingInk" xmlns:wne="http://schemas.microsoft.com/office/word/2006/wordml" xmlns:wps="http://schemas.microsoft.com/office/word/2010/wordprocessingShape" mc:Ignorable="w14 w15 w16se w16cid w16 w16cex w16sdtdh w16sdtfl w16du wp14">
+  <w:p>
+    <w:pPr>
+      <w:pStyle w:val="Footer"/>
+    </w:pPr>
+  </w:p>
+</w:ftr>
+</file>
+
+<file path=word/footer2.xml><?xml version="1.0" encoding="utf-8"?>
+<w:ftr xmlns:wpc="http://schemas.microsoft.com/office/word/2010/wordprocessingCanvas" xmlns:cx="http://schemas.microsoft.com/office/drawing/2014/chartex" xmlns:cx1="http://schemas.microsoft.com/office/drawing/2015/9/8/chartex" xmlns:cx2="http://schemas.microsoft.com/office/drawing/2015/10/21/chartex" xmlns:cx3="http://schemas.microsoft.com/office/drawing/2016/5/9/chartex" xmlns:cx4="http://schemas.microsoft.com/office/drawing/2016/5/10/chartex" xmlns:cx5="http://schemas.microsoft.com/office/drawing/2016/5/11/chartex" xmlns:cx6="http://schemas.microsoft.com/office/drawing/2016/5/12/chartex" xmlns:cx7="http://schemas.microsoft.com/office/drawing/2016/5/13/chartex" xmlns:cx8="http://schemas.microsoft.com/office/drawing/2016/5/14/chartex" xmlns:mc="http://schemas.openxmlformats.org/markup-compatibility/2006" xmlns:aink="http://schemas.microsoft.com/office/drawing/2016/ink" xmlns:am3d="http://schemas.microsoft.com/office/drawing/2017/model3d" xmlns:o="urn:schemas-microsoft-com:office:office" xmlns:oel="http://schemas.microsoft.com/office/2019/extlst" xmlns:r="http://schemas.openxmlformats.org/officeDocument/2006/relationships" xmlns:m="http://schemas.openxmlformats.org/officeDocument/2006/math" xmlns:v="urn:schemas-microsoft-com:vml" xmlns:wp14="http://schemas.microsoft.com/office/word/2010/wordprocessingDrawing" xmlns:wp="http://schemas.openxmlformats.org/drawingml/2006/wordprocessingDrawing" xmlns:w10="urn:schemas-microsoft-com:office:word" xmlns:w="http://schemas.openxmlformats.org/wordprocessingml/2006/main" xmlns:w14="http://schemas.microsoft.com/office/word/2010/wordml" xmlns:w15="http://schemas.microsoft.com/office/word/2012/wordml" xmlns:w16cex="http://schemas.microsoft.com/office/word/2018/wordml/cex" xmlns:w16cid="http://schemas.microsoft.com/office/word/2016/wordml/cid" xmlns:w16="http://schemas.microsoft.com/office/word/2018/wordml" xmlns:w16du="http://schemas.microsoft.com/office/word/2023/wordml/word16du" xmlns:w16sdtdh="http://schemas.microsoft.com/office/word/2020/wordml/sdtdatahash" xmlns:w16sdtfl="http://schemas.microsoft.com/office/word/2024/wordml/sdtformatlock" xmlns:w16se="http://schemas.microsoft.com/office/word/2015/wordml/symex" xmlns:wpg="http://schemas.microsoft.com/office/word/2010/wordprocessingGroup" xmlns:wpi="http://schemas.microsoft.com/office/word/2010/wordprocessingInk" xmlns:wne="http://schemas.microsoft.com/office/word/2006/wordml" xmlns:wps="http://schemas.microsoft.com/office/word/2010/wordprocessingShape" mc:Ignorable="w14 w15 w16se w16cid w16 w16cex w16sdtdh w16sdtfl w16du wp14">
   <w:tbl>
     <w:tblPr>
       <w:tblStyle w:val="BCBlockTable"/>
@@ -396,7 +101,7 @@
             <w:rPr>
               <w:noProof/>
             </w:rPr>
-            <w:t>Friday, 11 September 2026</w:t>
+            <w:t>Friday, 9 October 2026</w:t>
           </w:r>
           <w:r>
             <w:fldChar w:fldCharType="end"/>
@@ -413,16 +118,15 @@
             <w:pStyle w:val="Pagina"/>
             <w:jc w:val="right"/>
             <w:rPr>
-              <w:rFonts w:asciiTheme="minorHAnsi" w:hAnsiTheme="minorHAnsi" w:cstheme="minorHAnsi"/>
+              <w:rFonts w:cstheme="minorHAnsi"/>
               <w:bCs/>
-              <w:color w:val="242424"/>
               <w:sz w:val="16"/>
               <w:szCs w:val="22"/>
             </w:rPr>
           </w:pPr>
           <w:r>
             <w:rPr>
-              <w:rFonts w:asciiTheme="minorHAnsi" w:hAnsiTheme="minorHAnsi" w:cstheme="minorHAnsi"/>
+              <w:rFonts w:cstheme="minorHAnsi"/>
               <w:sz w:val="16"/>
               <w:szCs w:val="22"/>
             </w:rPr>
@@ -430,7 +134,7 @@
           </w:r>
           <w:r>
             <w:rPr>
-              <w:rFonts w:asciiTheme="minorHAnsi" w:hAnsiTheme="minorHAnsi" w:cstheme="minorHAnsi"/>
+              <w:rFonts w:cstheme="minorHAnsi"/>
               <w:sz w:val="16"/>
               <w:szCs w:val="22"/>
             </w:rPr>
@@ -438,7 +142,7 @@
           </w:r>
           <w:r>
             <w:rPr>
-              <w:rFonts w:asciiTheme="minorHAnsi" w:hAnsiTheme="minorHAnsi" w:cstheme="minorHAnsi"/>
+              <w:rFonts w:cstheme="minorHAnsi"/>
               <w:sz w:val="16"/>
               <w:szCs w:val="22"/>
             </w:rPr>
@@ -454,7 +158,7 @@
           </w:r>
           <w:r>
             <w:rPr>
-              <w:rFonts w:asciiTheme="minorHAnsi" w:hAnsiTheme="minorHAnsi" w:cstheme="minorHAnsi"/>
+              <w:rFonts w:cstheme="minorHAnsi"/>
               <w:sz w:val="16"/>
               <w:szCs w:val="22"/>
             </w:rPr>
@@ -462,7 +166,7 @@
           </w:r>
           <w:r>
             <w:rPr>
-              <w:rFonts w:asciiTheme="minorHAnsi" w:hAnsiTheme="minorHAnsi" w:cstheme="minorHAnsi"/>
+              <w:rFonts w:cstheme="minorHAnsi"/>
               <w:sz w:val="16"/>
               <w:szCs w:val="22"/>
             </w:rPr>
@@ -470,7 +174,7 @@
           </w:r>
           <w:r>
             <w:rPr>
-              <w:rFonts w:asciiTheme="minorHAnsi" w:hAnsiTheme="minorHAnsi" w:cstheme="minorHAnsi"/>
+              <w:rFonts w:cstheme="minorHAnsi"/>
               <w:sz w:val="16"/>
               <w:szCs w:val="22"/>
             </w:rPr>
@@ -478,7 +182,7 @@
           </w:r>
           <w:r>
             <w:rPr>
-              <w:rFonts w:asciiTheme="minorHAnsi" w:hAnsiTheme="minorHAnsi" w:cstheme="minorHAnsi"/>
+              <w:rFonts w:cstheme="minorHAnsi"/>
               <w:sz w:val="16"/>
               <w:szCs w:val="22"/>
             </w:rPr>
@@ -486,7 +190,7 @@
           </w:r>
           <w:r>
             <w:rPr>
-              <w:rFonts w:asciiTheme="minorHAnsi" w:hAnsiTheme="minorHAnsi" w:cstheme="minorHAnsi"/>
+              <w:rFonts w:cstheme="minorHAnsi"/>
               <w:sz w:val="16"/>
               <w:szCs w:val="22"/>
             </w:rPr>
@@ -502,7 +206,7 @@
           </w:r>
           <w:r>
             <w:rPr>
-              <w:rFonts w:asciiTheme="minorHAnsi" w:hAnsiTheme="minorHAnsi" w:cstheme="minorHAnsi"/>
+              <w:rFonts w:cstheme="minorHAnsi"/>
               <w:sz w:val="16"/>
               <w:szCs w:val="22"/>
             </w:rPr>
@@ -517,8 +221,7 @@
       <w:pStyle w:val="Pagina"/>
       <w:spacing w:after="0" w:line="240" w:lineRule="auto"/>
       <w:rPr>
-        <w:rFonts w:asciiTheme="minorHAnsi" w:hAnsiTheme="minorHAnsi" w:cstheme="minorHAnsi"/>
-        <w:color w:val="242424"/>
+        <w:rFonts w:cstheme="minorHAnsi"/>
         <w:sz w:val="22"/>
         <w:szCs w:val="22"/>
       </w:rPr>
@@ -527,7 +230,7 @@
 </w:ftr>
 </file>
 
-<file path=word/footer2.xml><?xml version="1.0" encoding="utf-8"?>
+<file path=word/footer3.xml><?xml version="1.0" encoding="utf-8"?>
 <w:ftr xmlns:wpc="http://schemas.microsoft.com/office/word/2010/wordprocessingCanvas" xmlns:cx="http://schemas.microsoft.com/office/drawing/2014/chartex" xmlns:cx1="http://schemas.microsoft.com/office/drawing/2015/9/8/chartex" xmlns:cx2="http://schemas.microsoft.com/office/drawing/2015/10/21/chartex" xmlns:cx3="http://schemas.microsoft.com/office/drawing/2016/5/9/chartex" xmlns:cx4="http://schemas.microsoft.com/office/drawing/2016/5/10/chartex" xmlns:cx5="http://schemas.microsoft.com/office/drawing/2016/5/11/chartex" xmlns:cx6="http://schemas.microsoft.com/office/drawing/2016/5/12/chartex" xmlns:cx7="http://schemas.microsoft.com/office/drawing/2016/5/13/chartex" xmlns:cx8="http://schemas.microsoft.com/office/drawing/2016/5/14/chartex" xmlns:mc="http://schemas.openxmlformats.org/markup-compatibility/2006" xmlns:aink="http://schemas.microsoft.com/office/drawing/2016/ink" xmlns:am3d="http://schemas.microsoft.com/office/drawing/2017/model3d" xmlns:o="urn:schemas-microsoft-com:office:office" xmlns:oel="http://schemas.microsoft.com/office/2019/extlst" xmlns:r="http://schemas.openxmlformats.org/officeDocument/2006/relationships" xmlns:m="http://schemas.openxmlformats.org/officeDocument/2006/math" xmlns:v="urn:schemas-microsoft-com:vml" xmlns:wp14="http://schemas.microsoft.com/office/word/2010/wordprocessingDrawing" xmlns:wp="http://schemas.openxmlformats.org/drawingml/2006/wordprocessingDrawing" xmlns:w10="urn:schemas-microsoft-com:office:word" xmlns:w="http://schemas.openxmlformats.org/wordprocessingml/2006/main" xmlns:w14="http://schemas.microsoft.com/office/word/2010/wordml" xmlns:w15="http://schemas.microsoft.com/office/word/2012/wordml" xmlns:w16cex="http://schemas.microsoft.com/office/word/2018/wordml/cex" xmlns:w16cid="http://schemas.microsoft.com/office/word/2016/wordml/cid" xmlns:w16="http://schemas.microsoft.com/office/word/2018/wordml" xmlns:w16du="http://schemas.microsoft.com/office/word/2023/wordml/word16du" xmlns:w16sdtdh="http://schemas.microsoft.com/office/word/2020/wordml/sdtdatahash" xmlns:w16sdtfl="http://schemas.microsoft.com/office/word/2024/wordml/sdtformatlock" xmlns:w16se="http://schemas.microsoft.com/office/word/2015/wordml/symex" xmlns:wpg="http://schemas.microsoft.com/office/word/2010/wordprocessingGroup" xmlns:wpi="http://schemas.microsoft.com/office/word/2010/wordprocessingInk" xmlns:wne="http://schemas.microsoft.com/office/word/2006/wordml" xmlns:wps="http://schemas.microsoft.com/office/word/2010/wordprocessingShape" mc:Ignorable="w14 w15 w16se w16cid w16 w16cex w16sdtdh w16sdtfl w16du wp14">
   <w:tbl>
     <w:tblPr>
@@ -565,7 +268,7 @@
             <w:rPr>
               <w:noProof/>
             </w:rPr>
-            <w:t>Friday, 11 September 2026</w:t>
+            <w:t>Friday, 9 October 2026</w:t>
           </w:r>
           <w:r>
             <w:fldChar w:fldCharType="end"/>
@@ -582,16 +285,15 @@
             <w:pStyle w:val="Pagina"/>
             <w:jc w:val="right"/>
             <w:rPr>
-              <w:rFonts w:asciiTheme="minorHAnsi" w:hAnsiTheme="minorHAnsi" w:cstheme="minorHAnsi"/>
+              <w:rFonts w:cstheme="minorHAnsi"/>
               <w:bCs/>
-              <w:color w:val="242424"/>
               <w:sz w:val="16"/>
               <w:szCs w:val="22"/>
             </w:rPr>
           </w:pPr>
           <w:r>
             <w:rPr>
-              <w:rFonts w:asciiTheme="minorHAnsi" w:hAnsiTheme="minorHAnsi" w:cstheme="minorHAnsi"/>
+              <w:rFonts w:cstheme="minorHAnsi"/>
               <w:sz w:val="16"/>
               <w:szCs w:val="22"/>
             </w:rPr>
@@ -599,7 +301,7 @@
           </w:r>
           <w:r>
             <w:rPr>
-              <w:rFonts w:asciiTheme="minorHAnsi" w:hAnsiTheme="minorHAnsi" w:cstheme="minorHAnsi"/>
+              <w:rFonts w:cstheme="minorHAnsi"/>
               <w:sz w:val="16"/>
               <w:szCs w:val="22"/>
             </w:rPr>
@@ -607,7 +309,7 @@
           </w:r>
           <w:r>
             <w:rPr>
-              <w:rFonts w:asciiTheme="minorHAnsi" w:hAnsiTheme="minorHAnsi" w:cstheme="minorHAnsi"/>
+              <w:rFonts w:cstheme="minorHAnsi"/>
               <w:sz w:val="16"/>
               <w:szCs w:val="22"/>
             </w:rPr>
@@ -623,7 +325,7 @@
           </w:r>
           <w:r>
             <w:rPr>
-              <w:rFonts w:asciiTheme="minorHAnsi" w:hAnsiTheme="minorHAnsi" w:cstheme="minorHAnsi"/>
+              <w:rFonts w:cstheme="minorHAnsi"/>
               <w:sz w:val="16"/>
               <w:szCs w:val="22"/>
             </w:rPr>
@@ -631,7 +333,7 @@
           </w:r>
           <w:r>
             <w:rPr>
-              <w:rFonts w:asciiTheme="minorHAnsi" w:hAnsiTheme="minorHAnsi" w:cstheme="minorHAnsi"/>
+              <w:rFonts w:cstheme="minorHAnsi"/>
               <w:sz w:val="16"/>
               <w:szCs w:val="22"/>
             </w:rPr>
@@ -639,7 +341,7 @@
           </w:r>
           <w:r>
             <w:rPr>
-              <w:rFonts w:asciiTheme="minorHAnsi" w:hAnsiTheme="minorHAnsi" w:cstheme="minorHAnsi"/>
+              <w:rFonts w:cstheme="minorHAnsi"/>
               <w:sz w:val="16"/>
               <w:szCs w:val="22"/>
             </w:rPr>
@@ -647,7 +349,7 @@
           </w:r>
           <w:r>
             <w:rPr>
-              <w:rFonts w:asciiTheme="minorHAnsi" w:hAnsiTheme="minorHAnsi" w:cstheme="minorHAnsi"/>
+              <w:rFonts w:cstheme="minorHAnsi"/>
               <w:sz w:val="16"/>
               <w:szCs w:val="22"/>
             </w:rPr>
@@ -655,7 +357,7 @@
           </w:r>
           <w:r>
             <w:rPr>
-              <w:rFonts w:asciiTheme="minorHAnsi" w:hAnsiTheme="minorHAnsi" w:cstheme="minorHAnsi"/>
+              <w:rFonts w:cstheme="minorHAnsi"/>
               <w:sz w:val="16"/>
               <w:szCs w:val="22"/>
             </w:rPr>
@@ -671,7 +373,7 @@
           </w:r>
           <w:r>
             <w:rPr>
-              <w:rFonts w:asciiTheme="minorHAnsi" w:hAnsiTheme="minorHAnsi" w:cstheme="minorHAnsi"/>
+              <w:rFonts w:cstheme="minorHAnsi"/>
               <w:sz w:val="16"/>
               <w:szCs w:val="22"/>
             </w:rPr>
@@ -719,22 +421,20 @@
 
 <file path=word/header1.xml><?xml version="1.0" encoding="utf-8"?>
 <w:hdr xmlns:wpc="http://schemas.microsoft.com/office/word/2010/wordprocessingCanvas" xmlns:cx="http://schemas.microsoft.com/office/drawing/2014/chartex" xmlns:cx1="http://schemas.microsoft.com/office/drawing/2015/9/8/chartex" xmlns:cx2="http://schemas.microsoft.com/office/drawing/2015/10/21/chartex" xmlns:cx3="http://schemas.microsoft.com/office/drawing/2016/5/9/chartex" xmlns:cx4="http://schemas.microsoft.com/office/drawing/2016/5/10/chartex" xmlns:cx5="http://schemas.microsoft.com/office/drawing/2016/5/11/chartex" xmlns:cx6="http://schemas.microsoft.com/office/drawing/2016/5/12/chartex" xmlns:cx7="http://schemas.microsoft.com/office/drawing/2016/5/13/chartex" xmlns:cx8="http://schemas.microsoft.com/office/drawing/2016/5/14/chartex" xmlns:mc="http://schemas.openxmlformats.org/markup-compatibility/2006" xmlns:aink="http://schemas.microsoft.com/office/drawing/2016/ink" xmlns:am3d="http://schemas.microsoft.com/office/drawing/2017/model3d" xmlns:o="urn:schemas-microsoft-com:office:office" xmlns:oel="http://schemas.microsoft.com/office/2019/extlst" xmlns:r="http://schemas.openxmlformats.org/officeDocument/2006/relationships" xmlns:m="http://schemas.openxmlformats.org/officeDocument/2006/math" xmlns:v="urn:schemas-microsoft-com:vml" xmlns:wp14="http://schemas.microsoft.com/office/word/2010/wordprocessingDrawing" xmlns:wp="http://schemas.openxmlformats.org/drawingml/2006/wordprocessingDrawing" xmlns:w10="urn:schemas-microsoft-com:office:word" xmlns:w="http://schemas.openxmlformats.org/wordprocessingml/2006/main" xmlns:w14="http://schemas.microsoft.com/office/word/2010/wordml" xmlns:w15="http://schemas.microsoft.com/office/word/2012/wordml" xmlns:w16cex="http://schemas.microsoft.com/office/word/2018/wordml/cex" xmlns:w16cid="http://schemas.microsoft.com/office/word/2016/wordml/cid" xmlns:w16="http://schemas.microsoft.com/office/word/2018/wordml" xmlns:w16du="http://schemas.microsoft.com/office/word/2023/wordml/word16du" xmlns:w16sdtdh="http://schemas.microsoft.com/office/word/2020/wordml/sdtdatahash" xmlns:w16sdtfl="http://schemas.microsoft.com/office/word/2024/wordml/sdtformatlock" xmlns:w16se="http://schemas.microsoft.com/office/word/2015/wordml/symex" xmlns:wpg="http://schemas.microsoft.com/office/word/2010/wordprocessingGroup" xmlns:wpi="http://schemas.microsoft.com/office/word/2010/wordprocessingInk" xmlns:wne="http://schemas.microsoft.com/office/word/2006/wordml" xmlns:wps="http://schemas.microsoft.com/office/word/2010/wordprocessingShape" mc:Ignorable="w14 w15 w16se w16cid w16 w16cex w16sdtdh w16sdtfl w16du wp14">
+  <w:p>
+    <w:pPr>
+      <w:pStyle w:val="Header"/>
+    </w:pPr>
+  </w:p>
+</w:hdr>
+</file>
+
+<file path=word/header2.xml><?xml version="1.0" encoding="utf-8"?>
+<w:hdr xmlns:wpc="http://schemas.microsoft.com/office/word/2010/wordprocessingCanvas" xmlns:cx="http://schemas.microsoft.com/office/drawing/2014/chartex" xmlns:cx1="http://schemas.microsoft.com/office/drawing/2015/9/8/chartex" xmlns:cx2="http://schemas.microsoft.com/office/drawing/2015/10/21/chartex" xmlns:cx3="http://schemas.microsoft.com/office/drawing/2016/5/9/chartex" xmlns:cx4="http://schemas.microsoft.com/office/drawing/2016/5/10/chartex" xmlns:cx5="http://schemas.microsoft.com/office/drawing/2016/5/11/chartex" xmlns:cx6="http://schemas.microsoft.com/office/drawing/2016/5/12/chartex" xmlns:cx7="http://schemas.microsoft.com/office/drawing/2016/5/13/chartex" xmlns:cx8="http://schemas.microsoft.com/office/drawing/2016/5/14/chartex" xmlns:mc="http://schemas.openxmlformats.org/markup-compatibility/2006" xmlns:aink="http://schemas.microsoft.com/office/drawing/2016/ink" xmlns:am3d="http://schemas.microsoft.com/office/drawing/2017/model3d" xmlns:o="urn:schemas-microsoft-com:office:office" xmlns:oel="http://schemas.microsoft.com/office/2019/extlst" xmlns:r="http://schemas.openxmlformats.org/officeDocument/2006/relationships" xmlns:m="http://schemas.openxmlformats.org/officeDocument/2006/math" xmlns:v="urn:schemas-microsoft-com:vml" xmlns:wp14="http://schemas.microsoft.com/office/word/2010/wordprocessingDrawing" xmlns:wp="http://schemas.openxmlformats.org/drawingml/2006/wordprocessingDrawing" xmlns:w10="urn:schemas-microsoft-com:office:word" xmlns:w="http://schemas.openxmlformats.org/wordprocessingml/2006/main" xmlns:w14="http://schemas.microsoft.com/office/word/2010/wordml" xmlns:w15="http://schemas.microsoft.com/office/word/2012/wordml" xmlns:w16cex="http://schemas.microsoft.com/office/word/2018/wordml/cex" xmlns:w16cid="http://schemas.microsoft.com/office/word/2016/wordml/cid" xmlns:w16="http://schemas.microsoft.com/office/word/2018/wordml" xmlns:w16du="http://schemas.microsoft.com/office/word/2023/wordml/word16du" xmlns:w16sdtdh="http://schemas.microsoft.com/office/word/2020/wordml/sdtdatahash" xmlns:w16sdtfl="http://schemas.microsoft.com/office/word/2024/wordml/sdtformatlock" xmlns:w16se="http://schemas.microsoft.com/office/word/2015/wordml/symex" xmlns:wpg="http://schemas.microsoft.com/office/word/2010/wordprocessingGroup" xmlns:wpi="http://schemas.microsoft.com/office/word/2010/wordprocessingInk" xmlns:wne="http://schemas.microsoft.com/office/word/2006/wordml" xmlns:wps="http://schemas.microsoft.com/office/word/2010/wordprocessingShape" mc:Ignorable="w14 w15 w16se w16cid w16 w16cex w16sdtdh w16sdtfl w16du wp14">
   <w:tbl>
     <w:tblPr>
-      <w:tblStyle w:val="TableGrid"/>
+      <w:tblStyle w:val="BCBlockTable"/>
       <w:tblW w:w="5000" w:type="pct"/>
-      <w:tblBorders>
-        <w:top w:val="none" w:sz="0" w:space="0" w:color="auto"/>
-        <w:left w:val="none" w:sz="0" w:space="0" w:color="auto"/>
-        <w:bottom w:val="none" w:sz="0" w:space="0" w:color="auto"/>
-        <w:right w:val="none" w:sz="0" w:space="0" w:color="auto"/>
-        <w:insideH w:val="none" w:sz="0" w:space="0" w:color="auto"/>
-        <w:insideV w:val="none" w:sz="0" w:space="0" w:color="auto"/>
-      </w:tblBorders>
-      <w:tblCellMar>
-        <w:left w:w="0" w:type="dxa"/>
-        <w:right w:w="0" w:type="dxa"/>
-      </w:tblCellMar>
       <w:tblLook w:val="04A0" w:firstRow="1" w:lastRow="0" w:firstColumn="1" w:lastColumn="0" w:noHBand="0" w:noVBand="1"/>
     </w:tblPr>
     <w:tblGrid>
@@ -743,7 +443,8 @@
     </w:tblGrid>
     <w:tr>
       <w:trPr>
-        <w:trHeight w:hRule="exact" w:val="272"/>
+        <w:cnfStyle w:val="100000000000" w:firstRow="1" w:lastRow="0" w:firstColumn="0" w:lastColumn="0" w:oddVBand="0" w:evenVBand="0" w:oddHBand="0" w:evenHBand="0" w:firstRowFirstColumn="0" w:firstRowLastColumn="0" w:lastRowFirstColumn="0" w:lastRowLastColumn="0"/>
+        <w:trHeight w:val="272"/>
       </w:trPr>
       <w:tc>
         <w:tcPr>
@@ -762,7 +463,7 @@
           <w:sdt>
             <w:sdtPr>
               <w:rPr>
-                <w:rFonts w:asciiTheme="majorHAnsi" w:hAnsiTheme="majorHAnsi" w:cstheme="majorHAnsi"/>
+                <w:rFonts w:cstheme="majorHAnsi"/>
                 <w:b/>
                 <w:bCs/>
               </w:rPr>
@@ -778,7 +479,7 @@
             <w:sdtContent>
               <w:r>
                 <w:rPr>
-                  <w:rFonts w:asciiTheme="majorHAnsi" w:hAnsiTheme="majorHAnsi" w:cstheme="majorHAnsi"/>
+                  <w:rFonts w:cstheme="majorHAnsi"/>
                   <w:b/>
                   <w:bCs/>
                 </w:rPr>
@@ -797,8 +498,7 @@
             <w:spacing w:before="60"/>
             <w:jc w:val="right"/>
             <w:rPr>
-              <w:rFonts w:ascii="Aptos Narrow" w:eastAsiaTheme="majorEastAsia" w:hAnsi="Aptos Narrow" w:cstheme="majorBidi"/>
-              <w:color w:val="242424"/>
+              <w:rFonts w:eastAsiaTheme="majorEastAsia"/>
               <w:sz w:val="18"/>
               <w:szCs w:val="18"/>
             </w:rPr>
@@ -806,7 +506,7 @@
           <w:sdt>
             <w:sdtPr>
               <w:rPr>
-                <w:rFonts w:asciiTheme="majorHAnsi" w:hAnsiTheme="majorHAnsi" w:cstheme="majorHAnsi"/>
+                <w:rFonts w:cstheme="majorHAnsi"/>
                 <w:b/>
                 <w:bCs/>
               </w:rPr>
@@ -822,7 +522,7 @@
             <w:sdtContent>
               <w:r>
                 <w:rPr>
-                  <w:rFonts w:asciiTheme="majorHAnsi" w:hAnsiTheme="majorHAnsi" w:cstheme="majorHAnsi"/>
+                  <w:rFonts w:cstheme="majorHAnsi"/>
                   <w:b/>
                   <w:bCs/>
                 </w:rPr>
@@ -842,7 +542,7 @@
 </w:hdr>
 </file>
 
-<file path=word/header2.xml><?xml version="1.0" encoding="utf-8"?>
+<file path=word/header3.xml><?xml version="1.0" encoding="utf-8"?>
 <w:hdr xmlns:wpc="http://schemas.microsoft.com/office/word/2010/wordprocessingCanvas" xmlns:cx="http://schemas.microsoft.com/office/drawing/2014/chartex" xmlns:cx1="http://schemas.microsoft.com/office/drawing/2015/9/8/chartex" xmlns:cx2="http://schemas.microsoft.com/office/drawing/2015/10/21/chartex" xmlns:cx3="http://schemas.microsoft.com/office/drawing/2016/5/9/chartex" xmlns:cx4="http://schemas.microsoft.com/office/drawing/2016/5/10/chartex" xmlns:cx5="http://schemas.microsoft.com/office/drawing/2016/5/11/chartex" xmlns:cx6="http://schemas.microsoft.com/office/drawing/2016/5/12/chartex" xmlns:cx7="http://schemas.microsoft.com/office/drawing/2016/5/13/chartex" xmlns:cx8="http://schemas.microsoft.com/office/drawing/2016/5/14/chartex" xmlns:mc="http://schemas.openxmlformats.org/markup-compatibility/2006" xmlns:aink="http://schemas.microsoft.com/office/drawing/2016/ink" xmlns:am3d="http://schemas.microsoft.com/office/drawing/2017/model3d" xmlns:o="urn:schemas-microsoft-com:office:office" xmlns:oel="http://schemas.microsoft.com/office/2019/extlst" xmlns:r="http://schemas.openxmlformats.org/officeDocument/2006/relationships" xmlns:m="http://schemas.openxmlformats.org/officeDocument/2006/math" xmlns:v="urn:schemas-microsoft-com:vml" xmlns:wp14="http://schemas.microsoft.com/office/word/2010/wordprocessingDrawing" xmlns:wp="http://schemas.openxmlformats.org/drawingml/2006/wordprocessingDrawing" xmlns:w10="urn:schemas-microsoft-com:office:word" xmlns:w="http://schemas.openxmlformats.org/wordprocessingml/2006/main" xmlns:w14="http://schemas.microsoft.com/office/word/2010/wordml" xmlns:w15="http://schemas.microsoft.com/office/word/2012/wordml" xmlns:w16cex="http://schemas.microsoft.com/office/word/2018/wordml/cex" xmlns:w16cid="http://schemas.microsoft.com/office/word/2016/wordml/cid" xmlns:w16="http://schemas.microsoft.com/office/word/2018/wordml" xmlns:w16du="http://schemas.microsoft.com/office/word/2023/wordml/word16du" xmlns:w16sdtdh="http://schemas.microsoft.com/office/word/2020/wordml/sdtdatahash" xmlns:w16sdtfl="http://schemas.microsoft.com/office/word/2024/wordml/sdtformatlock" xmlns:w16se="http://schemas.microsoft.com/office/word/2015/wordml/symex" xmlns:wpg="http://schemas.microsoft.com/office/word/2010/wordprocessingGroup" xmlns:wpi="http://schemas.microsoft.com/office/word/2010/wordprocessingInk" xmlns:wne="http://schemas.microsoft.com/office/word/2006/wordml" xmlns:wps="http://schemas.microsoft.com/office/word/2010/wordprocessingShape" mc:Ignorable="w14 w15 w16se w16cid w16 w16cex w16sdtdh w16sdtfl w16du wp14">
   <w:tbl>
     <w:tblPr>
@@ -868,8 +568,8 @@
           <w:sdtPr>
             <w:rPr>
               <w:rStyle w:val="TitleChar"/>
-              <w:sz w:val="48"/>
-              <w:szCs w:val="36"/>
+              <w:sz w:val="24"/>
+              <w:szCs w:val="18"/>
             </w:rPr>
             <w:alias w:val="ReportCaption"/>
             <w:tag w:val="#BC:InsertDataItem,BCReportInformation/ReportMetadata/ReportCaption"/>
@@ -892,8 +592,8 @@
               <w:r>
                 <w:rPr>
                   <w:rStyle w:val="TitleChar"/>
-                  <w:sz w:val="48"/>
-                  <w:szCs w:val="36"/>
+                  <w:sz w:val="24"/>
+                  <w:szCs w:val="18"/>
                 </w:rPr>
                 <w:t>REPORT NAME</w:t>
               </w:r>
@@ -969,23 +669,13 @@
         </w:tcPr>
         <w:p>
           <w:pPr>
-            <w:pStyle w:val="Subtitle"/>
-            <w:spacing w:after="140"/>
+            <w:pStyle w:val="Title"/>
             <w:jc w:val="right"/>
-            <w:rPr>
-              <w:szCs w:val="18"/>
-            </w:rPr>
           </w:pPr>
           <w:sdt>
             <w:sdtPr>
               <w:rPr>
-                <w:rFonts w:asciiTheme="majorHAnsi" w:hAnsiTheme="majorHAnsi" w:cstheme="majorHAnsi"/>
-                <w:b/>
-                <w:bCs/>
-                <w:spacing w:val="-10"/>
-                <w:kern w:val="28"/>
                 <w:sz w:val="36"/>
-                <w:szCs w:val="18"/>
               </w:rPr>
               <w:alias w:val="CompanyName"/>
               <w:tag w:val="#BC:InsertDataItem,BCReportInformation/ReportRequest/CompanyName"/>
@@ -998,12 +688,6 @@
             </w:sdtPr>
             <w:sdtContent>
               <w:r>
-                <w:rPr>
-                  <w:rFonts w:asciiTheme="majorHAnsi" w:hAnsiTheme="majorHAnsi" w:cstheme="majorHAnsi"/>
-                  <w:b/>
-                  <w:bCs/>
-                  <w:szCs w:val="18"/>
-                </w:rPr>
                 <w:t>COMPANY NAME</w:t>
               </w:r>
             </w:sdtContent>
@@ -2035,15 +1719,14 @@
   <w:style w:type="paragraph" w:default="1" w:styleId="Normal">
     <w:name w:val="Normal"/>
     <w:qFormat/>
-    <w:rsid w:val="002B2E40"/>
+    <w:rsid w:val="002847B4"/>
     <w:pPr>
       <w:spacing w:line="278" w:lineRule="auto"/>
     </w:pPr>
     <w:rPr>
-      <w:color w:val="000000" w:themeColor="text1"/>
       <w:kern w:val="2"/>
-      <w:sz w:val="16"/>
-      <w:szCs w:val="16"/>
+      <w:sz w:val="24"/>
+      <w:szCs w:val="24"/>
       <w14:ligatures w14:val="standardContextual"/>
     </w:rPr>
   </w:style>
@@ -2100,8 +1783,6 @@
     <w:rPr>
       <w:rFonts w:asciiTheme="majorHAnsi" w:eastAsiaTheme="majorEastAsia" w:hAnsiTheme="majorHAnsi" w:cstheme="majorBidi"/>
       <w:color w:val="1F4D78" w:themeColor="accent1" w:themeShade="7F"/>
-      <w:sz w:val="24"/>
-      <w:szCs w:val="24"/>
     </w:rPr>
   </w:style>
   <w:style w:type="paragraph" w:styleId="Heading4">
@@ -2234,6 +1915,7 @@
     <w:uiPriority w:val="1"/>
     <w:semiHidden/>
     <w:unhideWhenUsed/>
+    <w:rsid w:val="002847B4"/>
   </w:style>
   <w:style w:type="table" w:default="1" w:styleId="TableNormal">
     <w:name w:val="Normal Table"/>
@@ -2255,6 +1937,7 @@
     <w:uiPriority w:val="99"/>
     <w:semiHidden/>
     <w:unhideWhenUsed/>
+    <w:rsid w:val="002847B4"/>
   </w:style>
   <w:style w:type="table" w:styleId="TableGrid">
     <w:name w:val="Table Grid"/>
@@ -2578,9 +2261,7 @@
     <w:qFormat/>
     <w:rsid w:val="006A7DAE"/>
     <w:rPr>
-      <w:rFonts w:ascii="Segoe UI" w:hAnsi="Segoe UI"/>
       <w:sz w:val="18"/>
-      <w:szCs w:val="24"/>
     </w:rPr>
   </w:style>
   <w:style w:type="character" w:customStyle="1" w:styleId="PaginaChar">
@@ -28794,7 +28475,6 @@
     <w:basedOn w:val="NoSpacing"/>
     <w:next w:val="Normal"/>
     <w:uiPriority w:val="2"/>
-    <w:qFormat/>
     <w:rsid w:val="002B2E40"/>
     <w:pPr>
       <w:keepNext/>
@@ -28808,7 +28488,6 @@
     <w:basedOn w:val="BCLabel"/>
     <w:next w:val="Normal"/>
     <w:uiPriority w:val="2"/>
-    <w:qFormat/>
     <w:rsid w:val="002B2E40"/>
     <w:rPr>
       <w14:numSpacing w14:val="tabular"/>
@@ -28819,7 +28498,6 @@
     <w:basedOn w:val="NoSpacing"/>
     <w:next w:val="Normal"/>
     <w:uiPriority w:val="2"/>
-    <w:qFormat/>
     <w:rsid w:val="002B2E40"/>
     <w:rPr>
       <w14:numSpacing w14:val="tabular"/>
@@ -28830,7 +28508,6 @@
     <w:basedOn w:val="Quote"/>
     <w:next w:val="Normal"/>
     <w:uiPriority w:val="2"/>
-    <w:qFormat/>
     <w:rsid w:val="002B2E40"/>
     <w:pPr>
       <w:tabs>
@@ -29343,28 +29020,19 @@
     <w:sig w:usb0="00000001" w:usb1="10000040" w:usb2="00000000" w:usb3="00000000" w:csb0="80000001" w:csb1="00000000"/>
   </w:font>
   <w:font w:name="IDAutomation2D">
-    <w:altName w:val="Times New Roman"/>
+    <w:altName w:val="Cambria"/>
     <w:charset w:val="00"/>
     <w:family w:val="auto"/>
     <w:pitch w:val="variable"/>
     <w:sig w:usb0="00000003" w:usb1="10000000" w:usb2="00000000" w:usb3="00000000" w:csb0="80000001" w:csb1="00000000"/>
   </w:font>
-  <w:font w:name="Aptos Narrow">
-    <w:panose1 w:val="020B0004020202020204"/>
-    <w:charset w:val="00"/>
-    <w:family w:val="swiss"/>
-    <w:pitch w:val="variable"/>
-    <w:sig w:usb0="20000287" w:usb1="00000003" w:usb2="00000000" w:usb3="00000000" w:csb0="0000019F" w:csb1="00000000"/>
-  </w:font>
   <w:font w:name="Aptos">
-    <w:panose1 w:val="020B0004020202020204"/>
     <w:charset w:val="00"/>
     <w:family w:val="swiss"/>
     <w:pitch w:val="variable"/>
     <w:sig w:usb0="20000287" w:usb1="00000003" w:usb2="00000000" w:usb3="00000000" w:csb0="0000019F" w:csb1="00000000"/>
   </w:font>
   <w:font w:name="Aptos Display">
-    <w:panose1 w:val="020B0004020202020204"/>
     <w:charset w:val="00"/>
     <w:family w:val="swiss"/>
     <w:pitch w:val="variable"/>
@@ -29415,6 +29083,7 @@
     <w:rsid w:val="003D1B0C"/>
     <w:rsid w:val="003E037C"/>
     <w:rsid w:val="003F5C4E"/>
+    <w:rsid w:val="004009F8"/>
     <w:rsid w:val="00401EE8"/>
     <w:rsid w:val="00423B72"/>
     <w:rsid w:val="0042793B"/>
@@ -29442,6 +29111,7 @@
     <w:rsid w:val="0080614B"/>
     <w:rsid w:val="00822ACB"/>
     <w:rsid w:val="00825186"/>
+    <w:rsid w:val="00827C01"/>
     <w:rsid w:val="0089757A"/>
     <w:rsid w:val="008A720C"/>
     <w:rsid w:val="008C225B"/>
@@ -29474,6 +29144,7 @@
     <w:rsid w:val="00CE4C52"/>
     <w:rsid w:val="00D17B89"/>
     <w:rsid w:val="00D52343"/>
+    <w:rsid w:val="00E04593"/>
     <w:rsid w:val="00E34E2D"/>
     <w:rsid w:val="00F635C5"/>
     <w:rsid w:val="00F64A28"/>
@@ -29978,9 +29649,9 @@
       <w14:ligatures w14:val="standardContextual"/>
     </w:rPr>
   </w:style>
-  <w:style w:type="paragraph" w:customStyle="1" w:styleId="39A3FBDE5EC74F0984A88FC828AE1CFB">
-    <w:name w:val="39A3FBDE5EC74F0984A88FC828AE1CFB"/>
-    <w:rsid w:val="004F7F29"/>
+  <w:style w:type="paragraph" w:customStyle="1" w:styleId="8AE08F0A957B4CF99D2AA30BD6E3EEE3">
+    <w:name w:val="8AE08F0A957B4CF99D2AA30BD6E3EEE3"/>
+    <w:rsid w:val="0070472A"/>
     <w:pPr>
       <w:spacing w:line="278" w:lineRule="auto"/>
     </w:pPr>
@@ -29988,12 +29659,13 @@
       <w:kern w:val="2"/>
       <w:sz w:val="24"/>
       <w:szCs w:val="24"/>
-      <w14:ligatures w14:val="standardContextual"/>
-    </w:rPr>
-  </w:style>
-  <w:style w:type="paragraph" w:customStyle="1" w:styleId="C94F4C3799C04E26AFF70405CC7DED07">
-    <w:name w:val="C94F4C3799C04E26AFF70405CC7DED07"/>
-    <w:rsid w:val="004F7F29"/>
+      <w:lang/>
+      <w14:ligatures w14:val="standardContextual"/>
+    </w:rPr>
+  </w:style>
+  <w:style w:type="paragraph" w:customStyle="1" w:styleId="8110020603DF4F0CBB97751DAF230D13">
+    <w:name w:val="8110020603DF4F0CBB97751DAF230D13"/>
+    <w:rsid w:val="0070472A"/>
     <w:pPr>
       <w:spacing w:line="278" w:lineRule="auto"/>
     </w:pPr>
@@ -30001,34 +29673,7 @@
       <w:kern w:val="2"/>
       <w:sz w:val="24"/>
       <w:szCs w:val="24"/>
-      <w14:ligatures w14:val="standardContextual"/>
-    </w:rPr>
-  </w:style>
-  <w:style w:type="paragraph" w:customStyle="1" w:styleId="8AE08F0A957B4CF99D2AA30BD6E3EEE3">
-    <w:name w:val="8AE08F0A957B4CF99D2AA30BD6E3EEE3"/>
-    <w:rsid w:val="0070472A"/>
-    <w:pPr>
-      <w:spacing w:line="278" w:lineRule="auto"/>
-    </w:pPr>
-    <w:rPr>
-      <w:kern w:val="2"/>
-      <w:sz w:val="24"/>
-      <w:szCs w:val="24"/>
-      <w:lang w:val="en-DK" w:eastAsia="en-DK"/>
-      <w14:ligatures w14:val="standardContextual"/>
-    </w:rPr>
-  </w:style>
-  <w:style w:type="paragraph" w:customStyle="1" w:styleId="8110020603DF4F0CBB97751DAF230D13">
-    <w:name w:val="8110020603DF4F0CBB97751DAF230D13"/>
-    <w:rsid w:val="0070472A"/>
-    <w:pPr>
-      <w:spacing w:line="278" w:lineRule="auto"/>
-    </w:pPr>
-    <w:rPr>
-      <w:kern w:val="2"/>
-      <w:sz w:val="24"/>
-      <w:szCs w:val="24"/>
-      <w:lang w:val="en-DK" w:eastAsia="en-DK"/>
+      <w:lang/>
       <w14:ligatures w14:val="standardContextual"/>
     </w:rPr>
   </w:style>
@@ -30606,156 +30251,36 @@
 </ct:contentTypeSchema>
 </file>
 
-<file path=customXml/item2.xml>��< ? x m l   v e r s i o n = " 1 . 0 "   e n c o d i n g = " u t f - 1 6 " ? > < N a v W o r d R e p o r t X m l P a r t   x m l n s = " u r n : m i c r o s o f t - d y n a m i c s - n a v / r e p o r t s / T e n a n t _ R e p o r t _ D e f a u l t s / 2 0 0 0 0 0 0 0 0 1 / " > - 
-     < B C R e p o r t I n f o r m a t i o n > - 
-         < R e p o r t M e t a d a t a > - 
-             < E x t e n s i o n I d > E x t e n s i o n   I D < / E x t e n s i o n I d > - 
-             < E x t e n s i o n N a m e > E x t e n s i o n   N a m e < / E x t e n s i o n N a m e > - 
-             < E x t e n s i o n P u b l i s h e r > E x t e n s i o n   P u b l i s h e r < / E x t e n s i o n P u b l i s h e r > - 
-             < E x t e n s i o n V e r s i o n > E x t e n s i o n   V e r s i o n < / E x t e n s i o n V e r s i o n > - 
-             < R e p o r t I d > R e p o r t   I D < / R e p o r t I d > - 
-             < R e p o r t N a m e > R e p o r t   N a m e < / R e p o r t N a m e > - 
-             < R e p o r t C a p t i o n > R e p o r t   C a p t i o n < / R e p o r t C a p t i o n > - 
-             < A b o u t T h i s R e p o r t T i t l e > A b o u t   T h i s   R e p o r t   T i t l e < / A b o u t T h i s R e p o r t T i t l e > - 
-             < A b o u t T h i s R e p o r t T e x t > A b o u t   T h i s   R e p o r t   T e x t < / A b o u t T h i s R e p o r t T e x t > - 
-             < R e p o r t H e l p L i n k > R e p o r t   H e l p   L i n k < / R e p o r t H e l p L i n k > - 
-         < / R e p o r t M e t a d a t a > - 
-         < R e p o r t R e q u e s t > - 
-             < T e n a n t E n t r a I d > T e n a n t   E n t r a   I d < / T e n a n t E n t r a I d > - 
-             < E n v i r o n m e n t N a m e > E n v i r o n m e n t   N a m e < / E n v i r o n m e n t N a m e > - 
-             < E n v i r o n m e n t T y p e > E n v i r o n m e n t   T y p e < / E n v i r o n m e n t T y p e > - 
-             < C o m p a n y N a m e > C o m p a n y   N a m e < / C o m p a n y N a m e > - 
-             < C o m p a n y D i s p l a y N a m e > C o m p a n y   D i s p l a y   N a m e < / C o m p a n y D i s p l a y N a m e > - 
-             < C o m p a n y I d > C o m p a n y   I D < / C o m p a n y I d > - 
-             < U s e r N a m e > U s e r   N a m e < / U s e r N a m e > - 
-             < D a t e A n d T i m e > D a t e   a n d   T i m e < / D a t e A n d T i m e > - 
-             < L a n g u a g e > L a n g u a g e < / L a n g u a g e > - 
-             < F o r m a t R e g i o n > F o r m a t   R e g i o n < / F o r m a t R e g i o n > - 
-             < D a t e T i m e V a l u e s > - 
-                 < Y e a r > Y e a r < / Y e a r > - 
-                 < M o n t h N u m b e r > M o n t h   N u m b e r < / M o n t h N u m b e r > - 
-                 < D a y N u m b e r > D a y   N u m b e r < / D a y N u m b e r > - 
-                 < H o u r > H o u r < / H o u r > - 
-                 < M i n u t e > M i n u t e < / M i n u t e > - 
-             < / D a t e T i m e V a l u e s > - 
-         < / R e p o r t R e q u e s t > - 
-         < C o m p a n y M e t a d a t a > - 
-             < C o m p a n y N a m e > C o m p a n y   N a m e < / C o m p a n y N a m e > - 
-             < C o m p a n y D i s p l a y N a m e > C o m p a n y   D i s p l a y   N a m e < / C o m p a n y D i s p l a y N a m e > - 
-             < C o m p a n y A d d r e s s L i n e s > - 
-                 < C o m p a n y A d d r e s s L i n e 1 > C o m p a n y   A d d r e s s   L i n e   1 < / C o m p a n y A d d r e s s L i n e 1 > - 
-                 < C o m p a n y A d d r e s s L i n e 2 > C o m p a n y   A d d r e s s   L i n e   2 < / C o m p a n y A d d r e s s L i n e 2 > - 
-                 < C o m p a n y A d d r e s s L i n e 3 > C o m p a n y   A d d r e s s   L i n e   3 < / C o m p a n y A d d r e s s L i n e 3 > - 
-                 < C o m p a n y A d d r e s s L i n e 4 > C o m p a n y   A d d r e s s   L i n e   4 < / C o m p a n y A d d r e s s L i n e 4 > - 
-                 < C o m p a n y A d d r e s s L i n e 5 > C o m p a n y   A d d r e s s   L i n e   5 < / C o m p a n y A d d r e s s L i n e 5 > - 
-                 < C o m p a n y A d d r e s s L i n e 6 > C o m p a n y   A d d r e s s   L i n e   6 < / C o m p a n y A d d r e s s L i n e 6 > - 
-                 < C o m p a n y A d d r e s s L i n e 7 > C o m p a n y   A d d r e s s   L i n e   7 < / C o m p a n y A d d r e s s L i n e 7 > - 
-                 < C o m p a n y A d d r e s s L i n e 8 > C o m p a n y   A d d r e s s   L i n e   8 < / C o m p a n y A d d r e s s L i n e 8 > - 
-             < / C o m p a n y A d d r e s s L i n e s > - 
-             < C o m p a n y P h o n e > C o m p a n y   P h o n e < / C o m p a n y P h o n e > - 
-             < C o m p a n y P h o n e C a p t i o n > C o m p a n y   P h o n e   C a p t i o n < / C o m p a n y P h o n e C a p t i o n > - 
-             < C o m p a n y F a x N o > C o m p a n y   F a x   N o . < / C o m p a n y F a x N o > - 
-             < C o m p a n y F a x N o C a p t i o n > C o m p a n y   F a x   N o .   C a p t i o n < / C o m p a n y F a x N o C a p t i o n > - 
-             < C o m p a n y E m a i l > C o m p a n y   E m a i l < / C o m p a n y E m a i l > - 
-             < C o m p a n y E m a i l C a p t i o n > C o m p a n y   E m a i l   C a p t i o n < / C o m p a n y E m a i l C a p t i o n > - 
-             < C o m p a n y H o m e P a g e > C o m p a n y   H o m e   P a g e < / C o m p a n y H o m e P a g e > - 
-             < C o m p a n y H o m e P a g e C a p t i o n > C o m p a n y   H o m e   P a g e   C a p t i o n < / C o m p a n y H o m e P a g e C a p t i o n > - 
-             < C o m p a n y L o g o > C o m p a n y   L o g o < / C o m p a n y L o g o > - 
-             < C o m p a n y V A T R e g i s t r a t i o n N o > C o m p a n y   V A T   R e g i s t r a t i o n   N o . < / C o m p a n y V A T R e g i s t r a t i o n N o > - 
-             < C o m p a n y V A T R e g i s t r a t i o n N o C a p t i o n > C o m p a n y   V A T   R e g i s t r a t i o n   N o .   C a p t i o n < / C o m p a n y V A T R e g i s t r a t i o n N o C a p t i o n > - 
-             < C o m p a n y R e g i s t r a t i o n N o > C o m p a n y   R e g i s t r a t i o n   N o . < / C o m p a n y R e g i s t r a t i o n N o > - 
-             < C o m p a n y R e g i s t r a t i o n N o C a p t i o n > C o m p a n y   R e g i s t r a t i o n   N o .   C a p t i o n < / C o m p a n y R e g i s t r a t i o n N o C a p t i o n > - 
-             < C o m p a n y B a n k N a m e > C o m p a n y   B a n k   N a m e < / C o m p a n y B a n k N a m e > - 
-             < C o m p a n y B a n k N a m e C a p t i o n > C o m p a n y   B a n k   N a m e   C a p t i o n < / C o m p a n y B a n k N a m e C a p t i o n > - 
-             < C o m p a n y B a n k A c c o u n t N o > C o m p a n y   B a n k   A c c o u n t   N o . < / C o m p a n y B a n k A c c o u n t N o > - 
-             < C o m p a n y B a n k A c c o u n t N o C a p t i o n > C o m p a n y   B a n k   A c c o u n t   N o .   C a p t i o n < / C o m p a n y B a n k A c c o u n t N o C a p t i o n > - 
-             < C o m p a n y B a n k B r a n c h N o > C o m p a n y   B a n k   B r a n c h   N o . < / C o m p a n y B a n k B r a n c h N o > - 
-             < C o m p a n y B a n k B r a n c h N o C a p t i o n > C o m p a n y   B a n k   B r a n c h   N o .   C a p t i o n < / C o m p a n y B a n k B r a n c h N o C a p t i o n > - 
-             < C o m p a n y I B A N > C o m p a n y   I B A N < / C o m p a n y I B A N > - 
-             < C o m p a n y I B A N C a p t i o n > C o m p a n y   I B A N   C a p t i o n < / C o m p a n y I B A N C a p t i o n > - 
-             < C o m p a n y B a n k S W I F T > C o m p a n y   B a n k   S W I F T < / C o m p a n y B a n k S W I F T > - 
-             < C o m p a n y B a n k S W I F T C a p t i o n > C o m p a n y   B a n k   S W I F T   C a p t i o n < / C o m p a n y B a n k S W I F T C a p t i o n > - 
-             < C o m p a n y G i r o N o > C o m p a n y   G i r o   N o . < / C o m p a n y G i r o N o > - 
-             < C o m p a n y G i r o N o C a p t i o n > C o m p a n y   G i r o   N o .   C a p t i o n < / C o m p a n y G i r o N o C a p t i o n > - 
-         < / C o m p a n y M e t a d a t a > - 
-     < / B C R e p o r t I n f o r m a t i o n > - 
- < / N a v W o r d R e p o r t X m l P a r t > 
+<file path=customXml/item2.xml><?xml version="1.0" encoding="utf-8"?>
+<b:Sources xmlns:b="http://schemas.openxmlformats.org/officeDocument/2006/bibliography" xmlns="http://schemas.openxmlformats.org/officeDocument/2006/bibliography" SelectedStyle="\APASixthEditionOfficeOnline.xsl" StyleName="APA" Version="6"/>
 </file>
 
-<file path=customXml/item3.xml>��< ? x m l   v e r s i o n = " 1 . 0 "   e n c o d i n g = " u t f - 1 6 " ? > < N a v W o r d R e p o r t X m l P a r t   x m l n s = " u r n : m i c r o s o f t - d y n a m i c s - b u s i n e s s c e n t r a l / i n t e r n a l / e x t e n d e d / r e p o r t s / T e n a n t _ R e p o r t _ D e f a u l t s / 2 0 0 0 0 0 0 0 0 1 / " > +<file path=customXml/item3.xml><?xml version="1.0" encoding="utf-8"?>
+<p:properties xmlns:p="http://schemas.microsoft.com/office/2006/metadata/properties" xmlns:xsi="http://www.w3.org/2001/XMLSchema-instance" xmlns:pc="http://schemas.microsoft.com/office/infopath/2007/PartnerControls">
+  <documentManagement>
+    <Package xmlns="178f68d8-b893-4efd-8406-fab0f21873e4" xsi:nil="true"/>
+    <lcf76f155ced4ddcb4097134ff3c332f xmlns="178f68d8-b893-4efd-8406-fab0f21873e4">
+      <Terms xmlns="http://schemas.microsoft.com/office/infopath/2007/PartnerControls"/>
+    </lcf76f155ced4ddcb4097134ff3c332f>
+    <_ip_UnifiedCompliancePolicyUIAction xmlns="http://schemas.microsoft.com/sharepoint/v3" xsi:nil="true"/>
+    <TaxCatchAll xmlns="b83e059f-de16-406c-a902-3d56d4e79ec8" xsi:nil="true"/>
+    <Audience xmlns="178f68d8-b893-4efd-8406-fab0f21873e4" xsi:nil="true"/>
+    <_ip_UnifiedCompliancePolicyProperties xmlns="http://schemas.microsoft.com/sharepoint/v3" xsi:nil="true"/>
+    <DocumentType xmlns="178f68d8-b893-4efd-8406-fab0f21873e4" xsi:nil="true"/>
+  </documentManagement>
+</p:properties>
+</file>
+
+<file path=customXml/item4.xml><?xml version="1.0" encoding="utf-8"?>
+<?mso-contentType ?>
+<FormTemplates xmlns="http://schemas.microsoft.com/sharepoint/v3/contenttype/forms">
+  <Display>DocumentLibraryForm</Display>
+  <Edit>DocumentLibraryForm</Edit>
+  <New>DocumentLibraryForm</New>
+</FormTemplates>
+</file>
+
+<file path=customXml/item5.xml>��< ? x m l   v e r s i o n = " 1 . 0 "   e n c o d i n g = " u t f - 1 6 " ? > < N a v W o r d R e p o r t X m l P a r t   x m l n s = " u r n : m i c r o s o f t - d y n a m i c s - b u s i n e s s c e n t r a l / i n t e r n a l / e x t e n d e d / r e p o r t s / T e n a n t _ R e p o r t _ D e f a u l t s / 2 0 0 0 0 0 0 0 0 1 / " >   
      < B C R e p o r t I n f o r m a t i o n >   
@@ -30906,33 +30431,153 @@
  < / N a v W o r d R e p o r t X m l P a r t > 
 </file>
 
-<file path=customXml/item4.xml><?xml version="1.0" encoding="utf-8"?>
-<?mso-contentType ?>
-<FormTemplates xmlns="http://schemas.microsoft.com/sharepoint/v3/contenttype/forms">
-  <Display>DocumentLibraryForm</Display>
-  <Edit>DocumentLibraryForm</Edit>
-  <New>DocumentLibraryForm</New>
-</FormTemplates>
-</file>
-
-<file path=customXml/item5.xml><?xml version="1.0" encoding="utf-8"?>
-<p:properties xmlns:p="http://schemas.microsoft.com/office/2006/metadata/properties" xmlns:xsi="http://www.w3.org/2001/XMLSchema-instance" xmlns:pc="http://schemas.microsoft.com/office/infopath/2007/PartnerControls">
-  <documentManagement>
-    <Package xmlns="178f68d8-b893-4efd-8406-fab0f21873e4" xsi:nil="true"/>
-    <lcf76f155ced4ddcb4097134ff3c332f xmlns="178f68d8-b893-4efd-8406-fab0f21873e4">
-      <Terms xmlns="http://schemas.microsoft.com/office/infopath/2007/PartnerControls"/>
-    </lcf76f155ced4ddcb4097134ff3c332f>
-    <_ip_UnifiedCompliancePolicyUIAction xmlns="http://schemas.microsoft.com/sharepoint/v3" xsi:nil="true"/>
-    <TaxCatchAll xmlns="b83e059f-de16-406c-a902-3d56d4e79ec8" xsi:nil="true"/>
-    <Audience xmlns="178f68d8-b893-4efd-8406-fab0f21873e4" xsi:nil="true"/>
-    <_ip_UnifiedCompliancePolicyProperties xmlns="http://schemas.microsoft.com/sharepoint/v3" xsi:nil="true"/>
-    <DocumentType xmlns="178f68d8-b893-4efd-8406-fab0f21873e4" xsi:nil="true"/>
-  </documentManagement>
-</p:properties>
-</file>
-
-<file path=customXml/item6.xml><?xml version="1.0" encoding="utf-8"?>
-<b:Sources xmlns:b="http://schemas.openxmlformats.org/officeDocument/2006/bibliography" xmlns="http://schemas.openxmlformats.org/officeDocument/2006/bibliography" SelectedStyle="\APASixthEditionOfficeOnline.xsl" StyleName="APA" Version="6"/>
+<file path=customXml/item6.xml>��< ? x m l   v e r s i o n = " 1 . 0 "   e n c o d i n g = " u t f - 1 6 " ? > < N a v W o r d R e p o r t X m l P a r t   x m l n s = " u r n : m i c r o s o f t - d y n a m i c s - n a v / r e p o r t s / T e n a n t _ R e p o r t _ D e f a u l t s / 2 0 0 0 0 0 0 0 0 1 / " > + 
+     < B C R e p o r t I n f o r m a t i o n > + 
+         < R e p o r t M e t a d a t a > + 
+             < E x t e n s i o n I d > E x t e n s i o n   I D < / E x t e n s i o n I d > + 
+             < E x t e n s i o n N a m e > E x t e n s i o n   N a m e < / E x t e n s i o n N a m e > + 
+             < E x t e n s i o n P u b l i s h e r > E x t e n s i o n   P u b l i s h e r < / E x t e n s i o n P u b l i s h e r > + 
+             < E x t e n s i o n V e r s i o n > E x t e n s i o n   V e r s i o n < / E x t e n s i o n V e r s i o n > + 
+             < R e p o r t I d > R e p o r t   I D < / R e p o r t I d > + 
+             < R e p o r t N a m e > R e p o r t   N a m e < / R e p o r t N a m e > + 
+             < R e p o r t C a p t i o n > R e p o r t   C a p t i o n < / R e p o r t C a p t i o n > + 
+             < A b o u t T h i s R e p o r t T i t l e > A b o u t   T h i s   R e p o r t   T i t l e < / A b o u t T h i s R e p o r t T i t l e > + 
+             < A b o u t T h i s R e p o r t T e x t > A b o u t   T h i s   R e p o r t   T e x t < / A b o u t T h i s R e p o r t T e x t > + 
+             < R e p o r t H e l p L i n k > R e p o r t   H e l p   L i n k < / R e p o r t H e l p L i n k > + 
+         < / R e p o r t M e t a d a t a > + 
+         < R e p o r t R e q u e s t > + 
+             < T e n a n t E n t r a I d > T e n a n t   E n t r a   I d < / T e n a n t E n t r a I d > + 
+             < E n v i r o n m e n t N a m e > E n v i r o n m e n t   N a m e < / E n v i r o n m e n t N a m e > + 
+             < E n v i r o n m e n t T y p e > E n v i r o n m e n t   T y p e < / E n v i r o n m e n t T y p e > + 
+             < C o m p a n y N a m e > C o m p a n y   N a m e < / C o m p a n y N a m e > + 
+             < C o m p a n y D i s p l a y N a m e > C o m p a n y   D i s p l a y   N a m e < / C o m p a n y D i s p l a y N a m e > + 
+             < C o m p a n y I d > C o m p a n y   I D < / C o m p a n y I d > + 
+             < U s e r N a m e > U s e r   N a m e < / U s e r N a m e > + 
+             < D a t e A n d T i m e > D a t e   a n d   T i m e < / D a t e A n d T i m e > + 
+             < L a n g u a g e > L a n g u a g e < / L a n g u a g e > + 
+             < F o r m a t R e g i o n > F o r m a t   R e g i o n < / F o r m a t R e g i o n > + 
+             < D a t e T i m e V a l u e s > + 
+                 < Y e a r > Y e a r < / Y e a r > + 
+                 < M o n t h N u m b e r > M o n t h   N u m b e r < / M o n t h N u m b e r > + 
+                 < D a y N u m b e r > D a y   N u m b e r < / D a y N u m b e r > + 
+                 < H o u r > H o u r < / H o u r > + 
+                 < M i n u t e > M i n u t e < / M i n u t e > + 
+             < / D a t e T i m e V a l u e s > + 
+         < / R e p o r t R e q u e s t > + 
+         < C o m p a n y M e t a d a t a > + 
+             < C o m p a n y N a m e > C o m p a n y   N a m e < / C o m p a n y N a m e > + 
+             < C o m p a n y D i s p l a y N a m e > C o m p a n y   D i s p l a y   N a m e < / C o m p a n y D i s p l a y N a m e > + 
+             < C o m p a n y A d d r e s s L i n e s > + 
+                 < C o m p a n y A d d r e s s L i n e 1 > C o m p a n y   A d d r e s s   L i n e   1 < / C o m p a n y A d d r e s s L i n e 1 > + 
+                 < C o m p a n y A d d r e s s L i n e 2 > C o m p a n y   A d d r e s s   L i n e   2 < / C o m p a n y A d d r e s s L i n e 2 > + 
+                 < C o m p a n y A d d r e s s L i n e 3 > C o m p a n y   A d d r e s s   L i n e   3 < / C o m p a n y A d d r e s s L i n e 3 > + 
+                 < C o m p a n y A d d r e s s L i n e 4 > C o m p a n y   A d d r e s s   L i n e   4 < / C o m p a n y A d d r e s s L i n e 4 > + 
+                 < C o m p a n y A d d r e s s L i n e 5 > C o m p a n y   A d d r e s s   L i n e   5 < / C o m p a n y A d d r e s s L i n e 5 > + 
+                 < C o m p a n y A d d r e s s L i n e 6 > C o m p a n y   A d d r e s s   L i n e   6 < / C o m p a n y A d d r e s s L i n e 6 > + 
+                 < C o m p a n y A d d r e s s L i n e 7 > C o m p a n y   A d d r e s s   L i n e   7 < / C o m p a n y A d d r e s s L i n e 7 > + 
+                 < C o m p a n y A d d r e s s L i n e 8 > C o m p a n y   A d d r e s s   L i n e   8 < / C o m p a n y A d d r e s s L i n e 8 > + 
+             < / C o m p a n y A d d r e s s L i n e s > + 
+             < C o m p a n y P h o n e > C o m p a n y   P h o n e < / C o m p a n y P h o n e > + 
+             < C o m p a n y P h o n e C a p t i o n > C o m p a n y   P h o n e   C a p t i o n < / C o m p a n y P h o n e C a p t i o n > + 
+             < C o m p a n y F a x N o > C o m p a n y   F a x   N o . < / C o m p a n y F a x N o > + 
+             < C o m p a n y F a x N o C a p t i o n > C o m p a n y   F a x   N o .   C a p t i o n < / C o m p a n y F a x N o C a p t i o n > + 
+             < C o m p a n y E m a i l > C o m p a n y   E m a i l < / C o m p a n y E m a i l > + 
+             < C o m p a n y E m a i l C a p t i o n > C o m p a n y   E m a i l   C a p t i o n < / C o m p a n y E m a i l C a p t i o n > + 
+             < C o m p a n y H o m e P a g e > C o m p a n y   H o m e   P a g e < / C o m p a n y H o m e P a g e > + 
+             < C o m p a n y H o m e P a g e C a p t i o n > C o m p a n y   H o m e   P a g e   C a p t i o n < / C o m p a n y H o m e P a g e C a p t i o n > + 
+             < C o m p a n y L o g o > C o m p a n y   L o g o < / C o m p a n y L o g o > + 
+             < C o m p a n y V A T R e g i s t r a t i o n N o > C o m p a n y   V A T   R e g i s t r a t i o n   N o . < / C o m p a n y V A T R e g i s t r a t i o n N o > + 
+             < C o m p a n y V A T R e g i s t r a t i o n N o C a p t i o n > C o m p a n y   V A T   R e g i s t r a t i o n   N o .   C a p t i o n < / C o m p a n y V A T R e g i s t r a t i o n N o C a p t i o n > + 
+             < C o m p a n y R e g i s t r a t i o n N o > C o m p a n y   R e g i s t r a t i o n   N o . < / C o m p a n y R e g i s t r a t i o n N o > + 
+             < C o m p a n y R e g i s t r a t i o n N o C a p t i o n > C o m p a n y   R e g i s t r a t i o n   N o .   C a p t i o n < / C o m p a n y R e g i s t r a t i o n N o C a p t i o n > + 
+             < C o m p a n y B a n k N a m e > C o m p a n y   B a n k   N a m e < / C o m p a n y B a n k N a m e > + 
+             < C o m p a n y B a n k N a m e C a p t i o n > C o m p a n y   B a n k   N a m e   C a p t i o n < / C o m p a n y B a n k N a m e C a p t i o n > + 
+             < C o m p a n y B a n k A c c o u n t N o > C o m p a n y   B a n k   A c c o u n t   N o . < / C o m p a n y B a n k A c c o u n t N o > + 
+             < C o m p a n y B a n k A c c o u n t N o C a p t i o n > C o m p a n y   B a n k   A c c o u n t   N o .   C a p t i o n < / C o m p a n y B a n k A c c o u n t N o C a p t i o n > + 
+             < C o m p a n y B a n k B r a n c h N o > C o m p a n y   B a n k   B r a n c h   N o . < / C o m p a n y B a n k B r a n c h N o > + 
+             < C o m p a n y B a n k B r a n c h N o C a p t i o n > C o m p a n y   B a n k   B r a n c h   N o .   C a p t i o n < / C o m p a n y B a n k B r a n c h N o C a p t i o n > + 
+             < C o m p a n y I B A N > C o m p a n y   I B A N < / C o m p a n y I B A N > + 
+             < C o m p a n y I B A N C a p t i o n > C o m p a n y   I B A N   C a p t i o n < / C o m p a n y I B A N C a p t i o n > + 
+             < C o m p a n y B a n k S W I F T > C o m p a n y   B a n k   S W I F T < / C o m p a n y B a n k S W I F T > + 
+             < C o m p a n y B a n k S W I F T C a p t i o n > C o m p a n y   B a n k   S W I F T   C a p t i o n < / C o m p a n y B a n k S W I F T C a p t i o n > + 
+             < C o m p a n y G i r o N o > C o m p a n y   G i r o   N o . < / C o m p a n y G i r o N o > + 
+             < C o m p a n y G i r o N o C a p t i o n > C o m p a n y   G i r o   N o .   C a p t i o n < / C o m p a n y G i r o N o C a p t i o n > + 
+         < / C o m p a n y M e t a d a t a > + 
+     < / B C R e p o r t I n f o r m a t i o n > + 
+ < / N a v W o r d R e p o r t X m l P a r t > 
 </file>
 
 <file path=customXml/itemProps1.xml><?xml version="1.0" encoding="utf-8"?>
@@ -30956,17 +30601,21 @@
 </file>
 
 <file path=customXml/itemProps2.xml><?xml version="1.0" encoding="utf-8"?>
-<ds:datastoreItem xmlns:ds="http://schemas.openxmlformats.org/officeDocument/2006/customXml" ds:itemID="{85B24EBA-6890-4F7B-ADAC-DE1520607FAF}">
+<ds:datastoreItem xmlns:ds="http://schemas.openxmlformats.org/officeDocument/2006/customXml" ds:itemID="{89DB96BF-8133-438A-AAD3-A3C21079AEB1}">
   <ds:schemaRefs>
-    <ds:schemaRef ds:uri="urn:microsoft-dynamics-nav/reports/Tenant_Report_Defaults/2000000001/"/>
+    <ds:schemaRef ds:uri="http://schemas.openxmlformats.org/officeDocument/2006/bibliography"/>
   </ds:schemaRefs>
 </ds:datastoreItem>
 </file>
 
 <file path=customXml/itemProps3.xml><?xml version="1.0" encoding="utf-8"?>
-<ds:datastoreItem xmlns:ds="http://schemas.openxmlformats.org/officeDocument/2006/customXml" ds:itemID="{02C6C967-E219-4D96-934C-736389D484A7}">
+<ds:datastoreItem xmlns:ds="http://schemas.openxmlformats.org/officeDocument/2006/customXml" ds:itemID="{C6B8F0F6-411A-4E86-A436-B40BF6F9E839}">
   <ds:schemaRefs>
-    <ds:schemaRef ds:uri="urn:microsoft-dynamics-businesscentral/internal/extended/reports/Tenant_Report_Defaults/2000000001/"/>
+    <ds:schemaRef ds:uri="http://schemas.microsoft.com/office/2006/metadata/properties"/>
+    <ds:schemaRef ds:uri="http://schemas.microsoft.com/office/infopath/2007/PartnerControls"/>
+    <ds:schemaRef ds:uri="178f68d8-b893-4efd-8406-fab0f21873e4"/>
+    <ds:schemaRef ds:uri="http://schemas.microsoft.com/sharepoint/v3"/>
+    <ds:schemaRef ds:uri="b83e059f-de16-406c-a902-3d56d4e79ec8"/>
   </ds:schemaRefs>
 </ds:datastoreItem>
 </file>
@@ -30980,21 +30629,17 @@
 </file>
 
 <file path=customXml/itemProps5.xml><?xml version="1.0" encoding="utf-8"?>
-<ds:datastoreItem xmlns:ds="http://schemas.openxmlformats.org/officeDocument/2006/customXml" ds:itemID="{C6B8F0F6-411A-4E86-A436-B40BF6F9E839}">
+<ds:datastoreItem xmlns:ds="http://schemas.openxmlformats.org/officeDocument/2006/customXml" ds:itemID="{02C6C967-E219-4D96-934C-736389D484A7}">
   <ds:schemaRefs>
-    <ds:schemaRef ds:uri="http://schemas.microsoft.com/office/2006/metadata/properties"/>
-    <ds:schemaRef ds:uri="http://schemas.microsoft.com/office/infopath/2007/PartnerControls"/>
-    <ds:schemaRef ds:uri="178f68d8-b893-4efd-8406-fab0f21873e4"/>
-    <ds:schemaRef ds:uri="http://schemas.microsoft.com/sharepoint/v3"/>
-    <ds:schemaRef ds:uri="b83e059f-de16-406c-a902-3d56d4e79ec8"/>
+    <ds:schemaRef ds:uri="urn:microsoft-dynamics-businesscentral/internal/extended/reports/Tenant_Report_Defaults/2000000001/"/>
   </ds:schemaRefs>
 </ds:datastoreItem>
 </file>
 
 <file path=customXml/itemProps6.xml><?xml version="1.0" encoding="utf-8"?>
-<ds:datastoreItem xmlns:ds="http://schemas.openxmlformats.org/officeDocument/2006/customXml" ds:itemID="{89DB96BF-8133-438A-AAD3-A3C21079AEB1}">
+<ds:datastoreItem xmlns:ds="http://schemas.openxmlformats.org/officeDocument/2006/customXml" ds:itemID="{85B24EBA-6890-4F7B-ADAC-DE1520607FAF}">
   <ds:schemaRefs>
-    <ds:schemaRef ds:uri="http://schemas.openxmlformats.org/officeDocument/2006/bibliography"/>
+    <ds:schemaRef ds:uri="urn:microsoft-dynamics-nav/reports/Tenant_Report_Defaults/2000000001/"/>
   </ds:schemaRefs>
 </ds:datastoreItem>
 </file>

--- a/src/Layers/W1/BaseApp/Foundation/Reporting/ReportParts/HeaderFooterDesign/InternalModernMaxi.docx
+++ b/src/Layers/W1/BaseApp/Foundation/Reporting/ReportParts/HeaderFooterDesign/InternalModernMaxi.docx
@@ -475,6 +475,7 @@
               </w:placeholder>
               <w15:color w:val="808080"/>
               <w:text/>
+              <w:dataBinding w:prefixMappings="xmlns:ns0='urn:microsoft-dynamics-nav/reports/Tenant_Report_Defaults/2000000001/'" w:xpath="/ns0:NavWordReportXmlPart[1]/ns0:BCReportInformation[1]/ns0:ReportMetadata[1]/ns0:ReportCaption[1]" w:storeItemID="{85B24EBA-6890-4F7B-ADAC-DE1520607FAF}"/>
             </w:sdtPr>
             <w:sdtContent>
               <w:r>
@@ -518,6 +519,7 @@
               </w:placeholder>
               <w15:color w:val="808080"/>
               <w:text/>
+              <w:dataBinding w:prefixMappings="xmlns:ns0='urn:microsoft-dynamics-nav/reports/Tenant_Report_Defaults/2000000001/'" w:xpath="/ns0:NavWordReportXmlPart[1]/ns0:BCReportInformation[1]/ns0:ReportRequest[1]/ns0:CompanyName[1]" w:storeItemID="{85B24EBA-6890-4F7B-ADAC-DE1520607FAF}"/>
             </w:sdtPr>
             <w:sdtContent>
               <w:r>
@@ -579,6 +581,7 @@
             </w:placeholder>
             <w15:color w:val="808080"/>
             <w:text/>
+            <w:dataBinding w:prefixMappings="xmlns:ns0='urn:microsoft-dynamics-nav/reports/Tenant_Report_Defaults/2000000001/'" w:xpath="/ns0:NavWordReportXmlPart[1]/ns0:BCReportInformation[1]/ns0:ReportMetadata[1]/ns0:ReportCaption[1]" w:storeItemID="{85B24EBA-6890-4F7B-ADAC-DE1520607FAF}"/>
           </w:sdtPr>
           <w:sdtContent>
             <w:p>
@@ -614,6 +617,7 @@
           </w:placeholder>
           <w15:color w:val="808080"/>
           <w:text/>
+          <w:dataBinding w:prefixMappings="xmlns:ns0='urn:microsoft-dynamics-nav/reports/Tenant_Report_Defaults/2000000001/'" w:xpath="/ns0:NavWordReportXmlPart[1]/ns0:BCReportInformation[1]/ns0:ReportRequest[1]/ns0:UserName[1]" w:storeItemID="{85B24EBA-6890-4F7B-ADAC-DE1520607FAF}"/>
         </w:sdtPr>
         <w:sdtContent>
           <w:tc>
@@ -685,6 +689,7 @@
               </w:placeholder>
               <w15:color w:val="808080"/>
               <w:text/>
+              <w:dataBinding w:prefixMappings="xmlns:ns0='urn:microsoft-dynamics-nav/reports/Tenant_Report_Defaults/2000000001/'" w:xpath="/ns0:NavWordReportXmlPart[1]/ns0:BCReportInformation[1]/ns0:ReportRequest[1]/ns0:CompanyName[1]" w:storeItemID="{85B24EBA-6890-4F7B-ADAC-DE1520607FAF}"/>
             </w:sdtPr>
             <w:sdtContent>
               <w:r>

--- a/src/Layers/W1/BaseApp/Foundation/Reporting/ReportParts/HeaderFooterDesign/InternalModernMaxi.docx
+++ b/src/Layers/W1/BaseApp/Foundation/Reporting/ReportParts/HeaderFooterDesign/InternalModernMaxi.docx
@@ -28421,7 +28421,6 @@
   <w:style w:type="paragraph" w:customStyle="1" w:styleId="Barcode">
     <w:name w:val="Barcode"/>
     <w:basedOn w:val="Heading1"/>
-    <w:link w:val="BarcodeChar"/>
     <w:qFormat/>
     <w:rsid w:val="002B2E40"/>
     <w:pPr>
@@ -28435,92 +28434,14 @@
       <w:sz w:val="16"/>
     </w:rPr>
   </w:style>
-  <w:style w:type="character" w:customStyle="1" w:styleId="BarcodeChar">
-    <w:name w:val="Barcode Char"/>
-    <w:basedOn w:val="Heading1Char"/>
-    <w:link w:val="Barcode"/>
-    <w:rsid w:val="002B2E40"/>
-    <w:rPr>
-      <w:rFonts w:ascii="IDAutomationHC39M" w:eastAsiaTheme="majorEastAsia" w:hAnsi="IDAutomationHC39M" w:cstheme="majorBidi"/>
-      <w:b w:val="0"/>
-      <w:color w:val="000000" w:themeColor="text1"/>
-      <w:kern w:val="2"/>
-      <w:sz w:val="16"/>
-      <w:szCs w:val="16"/>
-      <w14:ligatures w14:val="standardContextual"/>
-    </w:rPr>
-  </w:style>
   <w:style w:type="paragraph" w:customStyle="1" w:styleId="QRCode">
     <w:name w:val="QR Code"/>
     <w:basedOn w:val="Barcode"/>
-    <w:link w:val="QRCodeChar"/>
     <w:qFormat/>
     <w:rsid w:val="002B2E40"/>
     <w:rPr>
       <w:rFonts w:ascii="IDAutomation2D" w:hAnsi="IDAutomation2D"/>
     </w:rPr>
-  </w:style>
-  <w:style w:type="character" w:customStyle="1" w:styleId="QRCodeChar">
-    <w:name w:val="QR Code Char"/>
-    <w:basedOn w:val="BarcodeChar"/>
-    <w:link w:val="QRCode"/>
-    <w:rsid w:val="002B2E40"/>
-    <w:rPr>
-      <w:rFonts w:ascii="IDAutomation2D" w:eastAsiaTheme="majorEastAsia" w:hAnsi="IDAutomation2D" w:cstheme="majorBidi"/>
-      <w:b w:val="0"/>
-      <w:color w:val="000000" w:themeColor="text1"/>
-      <w:kern w:val="2"/>
-      <w:sz w:val="16"/>
-      <w:szCs w:val="16"/>
-      <w14:ligatures w14:val="standardContextual"/>
-    </w:rPr>
-  </w:style>
-  <w:style w:type="paragraph" w:customStyle="1" w:styleId="BCLabel">
-    <w:name w:val="BC Label"/>
-    <w:basedOn w:val="NoSpacing"/>
-    <w:next w:val="Normal"/>
-    <w:uiPriority w:val="2"/>
-    <w:rsid w:val="002B2E40"/>
-    <w:pPr>
-      <w:keepNext/>
-    </w:pPr>
-    <w:rPr>
-      <w:rFonts w:asciiTheme="majorHAnsi" w:eastAsiaTheme="majorEastAsia" w:hAnsiTheme="majorHAnsi" w:cstheme="majorBidi"/>
-    </w:rPr>
-  </w:style>
-  <w:style w:type="paragraph" w:customStyle="1" w:styleId="BCLabelNumber">
-    <w:name w:val="BC Label Number"/>
-    <w:basedOn w:val="BCLabel"/>
-    <w:next w:val="Normal"/>
-    <w:uiPriority w:val="2"/>
-    <w:rsid w:val="002B2E40"/>
-    <w:rPr>
-      <w14:numSpacing w14:val="tabular"/>
-    </w:rPr>
-  </w:style>
-  <w:style w:type="paragraph" w:customStyle="1" w:styleId="BCNumber">
-    <w:name w:val="BC Number"/>
-    <w:basedOn w:val="NoSpacing"/>
-    <w:next w:val="Normal"/>
-    <w:uiPriority w:val="2"/>
-    <w:rsid w:val="002B2E40"/>
-    <w:rPr>
-      <w14:numSpacing w14:val="tabular"/>
-    </w:rPr>
-  </w:style>
-  <w:style w:type="paragraph" w:customStyle="1" w:styleId="BCNoteBullet">
-    <w:name w:val="BC Note Bullet"/>
-    <w:basedOn w:val="Quote"/>
-    <w:next w:val="Normal"/>
-    <w:uiPriority w:val="2"/>
-    <w:rsid w:val="002B2E40"/>
-    <w:pPr>
-      <w:tabs>
-        <w:tab w:val="num" w:pos="360"/>
-      </w:tabs>
-      <w:spacing w:before="0" w:after="0" w:line="240" w:lineRule="auto"/>
-      <w:ind w:left="227" w:hanging="227"/>
-    </w:pPr>
   </w:style>
   <w:style w:type="table" w:customStyle="1" w:styleId="BCBlockTable">
     <w:name w:val="BC Block Table"/>

--- a/src/Layers/W1/BaseApp/Foundation/Reporting/ReportParts/HeaderFooterDesign/InternalModernMaxi.docx
+++ b/src/Layers/W1/BaseApp/Foundation/Reporting/ReportParts/HeaderFooterDesign/InternalModernMaxi.docx
@@ -28680,48 +28680,6 @@
         <w:tcBorders>
           <w:bottom w:val="single" w:sz="4" w:space="0" w:color="000000" w:themeColor="text1"/>
         </w:tcBorders>
-      </w:tcPr>
-    </w:tblStylePr>
-  </w:style>
-  <w:style w:type="table" w:customStyle="1" w:styleId="BCDataTableInternal">
-    <w:name w:val="BC Data Table Internal"/>
-    <w:basedOn w:val="TableNormal"/>
-    <w:uiPriority w:val="99"/>
-    <w:rsid w:val="002B2E40"/>
-    <w:pPr>
-      <w:spacing w:after="0" w:line="240" w:lineRule="auto"/>
-    </w:pPr>
-    <w:rPr>
-      <w:kern w:val="2"/>
-      <w:sz w:val="16"/>
-      <w:szCs w:val="16"/>
-      <w14:ligatures w14:val="standardContextual"/>
-    </w:rPr>
-    <w:tblPr>
-      <w:tblStyleRowBandSize w:val="1"/>
-    </w:tblPr>
-    <w:tblStylePr w:type="firstRow">
-      <w:rPr>
-        <w:rFonts w:asciiTheme="majorHAnsi" w:hAnsiTheme="majorHAnsi"/>
-        <w:b/>
-      </w:rPr>
-      <w:tblPr/>
-      <w:tcPr>
-        <w:tcBorders>
-          <w:bottom w:val="single" w:sz="4" w:space="0" w:color="auto"/>
-        </w:tcBorders>
-      </w:tcPr>
-    </w:tblStylePr>
-    <w:tblStylePr w:type="lastRow">
-      <w:rPr>
-        <w:rFonts w:asciiTheme="majorHAnsi" w:hAnsiTheme="majorHAnsi"/>
-        <w:b/>
-      </w:rPr>
-    </w:tblStylePr>
-    <w:tblStylePr w:type="band1Horz">
-      <w:tblPr/>
-      <w:tcPr>
-        <w:shd w:val="clear" w:color="auto" w:fill="E7E6E6" w:themeFill="background2"/>
       </w:tcPr>
     </w:tblStylePr>
   </w:style>

--- a/src/Layers/W1/BaseApp/Foundation/Reporting/ReportParts/HeaderFooterDesign/InternalModernMaxi.docx
+++ b/src/Layers/W1/BaseApp/Foundation/Reporting/ReportParts/HeaderFooterDesign/InternalModernMaxi.docx
@@ -101,7 +101,7 @@
             <w:rPr>
               <w:noProof/>
             </w:rPr>
-            <w:t>Friday, 9 October 2026</w:t>
+            <w:t>Tuesday, 13 October 2026</w:t>
           </w:r>
           <w:r>
             <w:fldChar w:fldCharType="end"/>
@@ -268,7 +268,7 @@
             <w:rPr>
               <w:noProof/>
             </w:rPr>
-            <w:t>Friday, 9 October 2026</w:t>
+            <w:t>Tuesday, 13 October 2026</w:t>
           </w:r>
           <w:r>
             <w:fldChar w:fldCharType="end"/>
@@ -473,9 +473,9 @@
               <w:placeholder>
                 <w:docPart w:val="CF6A26DC883F482085C5FB8ED7FBF346"/>
               </w:placeholder>
+              <w:dataBinding w:prefixMappings="xmlns:ns0='urn:microsoft-dynamics-nav/reports/Tenant_Report_Defaults/2000000001/'" w:xpath="/ns0:NavWordReportXmlPart[1]/ns0:BCReportInformation[1]/ns0:ReportMetadata[1]/ns0:ReportCaption[1]" w:storeItemID="{85B24EBA-6890-4F7B-ADAC-DE1520607FAF}"/>
               <w15:color w:val="808080"/>
               <w:text/>
-              <w:dataBinding w:prefixMappings="xmlns:ns0='urn:microsoft-dynamics-nav/reports/Tenant_Report_Defaults/2000000001/'" w:xpath="/ns0:NavWordReportXmlPart[1]/ns0:BCReportInformation[1]/ns0:ReportMetadata[1]/ns0:ReportCaption[1]" w:storeItemID="{85B24EBA-6890-4F7B-ADAC-DE1520607FAF}"/>
             </w:sdtPr>
             <w:sdtContent>
               <w:r>
@@ -484,7 +484,7 @@
                   <w:b/>
                   <w:bCs/>
                 </w:rPr>
-                <w:t>REPORT NAME</w:t>
+                <w:t>Report Caption</w:t>
               </w:r>
             </w:sdtContent>
           </w:sdt>
@@ -517,9 +517,9 @@
               <w:placeholder>
                 <w:docPart w:val="0F2A5F9B36BF444DAFBE5431E2B64C51"/>
               </w:placeholder>
+              <w:dataBinding w:prefixMappings="xmlns:ns0='urn:microsoft-dynamics-nav/reports/Tenant_Report_Defaults/2000000001/'" w:xpath="/ns0:NavWordReportXmlPart[1]/ns0:BCReportInformation[1]/ns0:ReportRequest[1]/ns0:CompanyName[1]" w:storeItemID="{85B24EBA-6890-4F7B-ADAC-DE1520607FAF}"/>
               <w15:color w:val="808080"/>
               <w:text/>
-              <w:dataBinding w:prefixMappings="xmlns:ns0='urn:microsoft-dynamics-nav/reports/Tenant_Report_Defaults/2000000001/'" w:xpath="/ns0:NavWordReportXmlPart[1]/ns0:BCReportInformation[1]/ns0:ReportRequest[1]/ns0:CompanyName[1]" w:storeItemID="{85B24EBA-6890-4F7B-ADAC-DE1520607FAF}"/>
             </w:sdtPr>
             <w:sdtContent>
               <w:r>
@@ -528,7 +528,7 @@
                   <w:b/>
                   <w:bCs/>
                 </w:rPr>
-                <w:t>COMPANY NAME</w:t>
+                <w:t>Company Name</w:t>
               </w:r>
             </w:sdtContent>
           </w:sdt>
@@ -570,8 +570,7 @@
           <w:sdtPr>
             <w:rPr>
               <w:rStyle w:val="TitleChar"/>
-              <w:sz w:val="24"/>
-              <w:szCs w:val="18"/>
+              <w:szCs w:val="40"/>
             </w:rPr>
             <w:alias w:val="ReportCaption"/>
             <w:tag w:val="#BC:InsertDataItem,BCReportInformation/ReportMetadata/ReportCaption"/>
@@ -579,26 +578,24 @@
             <w:placeholder>
               <w:docPart w:val="551F7A21F6DC410BAF581A746B9E41A6"/>
             </w:placeholder>
+            <w:dataBinding w:prefixMappings="xmlns:ns0='urn:microsoft-dynamics-nav/reports/Tenant_Report_Defaults/2000000001/'" w:xpath="/ns0:NavWordReportXmlPart[1]/ns0:BCReportInformation[1]/ns0:ReportMetadata[1]/ns0:ReportCaption[1]" w:storeItemID="{85B24EBA-6890-4F7B-ADAC-DE1520607FAF}"/>
             <w15:color w:val="808080"/>
             <w:text/>
-            <w:dataBinding w:prefixMappings="xmlns:ns0='urn:microsoft-dynamics-nav/reports/Tenant_Report_Defaults/2000000001/'" w:xpath="/ns0:NavWordReportXmlPart[1]/ns0:BCReportInformation[1]/ns0:ReportMetadata[1]/ns0:ReportCaption[1]" w:storeItemID="{85B24EBA-6890-4F7B-ADAC-DE1520607FAF}"/>
           </w:sdtPr>
           <w:sdtContent>
             <w:p>
               <w:pPr>
-                <w:spacing w:before="240"/>
+                <w:pStyle w:val="Title"/>
                 <w:rPr>
-                  <w:sz w:val="18"/>
-                  <w:szCs w:val="18"/>
+                  <w:szCs w:val="40"/>
                 </w:rPr>
               </w:pPr>
               <w:r>
                 <w:rPr>
                   <w:rStyle w:val="TitleChar"/>
-                  <w:sz w:val="24"/>
-                  <w:szCs w:val="18"/>
+                  <w:szCs w:val="40"/>
                 </w:rPr>
-                <w:t>REPORT NAME</w:t>
+                <w:t>Report Caption</w:t>
               </w:r>
             </w:p>
           </w:sdtContent>
@@ -615,9 +612,9 @@
           <w:placeholder>
             <w:docPart w:val="8AE08F0A957B4CF99D2AA30BD6E3EEE3"/>
           </w:placeholder>
+          <w:dataBinding w:prefixMappings="xmlns:ns0='urn:microsoft-dynamics-nav/reports/Tenant_Report_Defaults/2000000001/'" w:xpath="/ns0:NavWordReportXmlPart[1]/ns0:BCReportInformation[1]/ns0:ReportRequest[1]/ns0:UserName[1]" w:storeItemID="{85B24EBA-6890-4F7B-ADAC-DE1520607FAF}"/>
           <w15:color w:val="808080"/>
           <w:text/>
-          <w:dataBinding w:prefixMappings="xmlns:ns0='urn:microsoft-dynamics-nav/reports/Tenant_Report_Defaults/2000000001/'" w:xpath="/ns0:NavWordReportXmlPart[1]/ns0:BCReportInformation[1]/ns0:ReportRequest[1]/ns0:UserName[1]" w:storeItemID="{85B24EBA-6890-4F7B-ADAC-DE1520607FAF}"/>
         </w:sdtPr>
         <w:sdtContent>
           <w:tc>
@@ -673,27 +670,24 @@
         </w:tcPr>
         <w:p>
           <w:pPr>
-            <w:pStyle w:val="Title"/>
+            <w:pStyle w:val="Subtitle"/>
             <w:jc w:val="right"/>
           </w:pPr>
           <w:sdt>
             <w:sdtPr>
-              <w:rPr>
-                <w:sz w:val="36"/>
-              </w:rPr>
               <w:alias w:val="CompanyName"/>
               <w:tag w:val="#BC:InsertDataItem,BCReportInformation/ReportRequest/CompanyName"/>
               <w:id w:val="-1476142504"/>
               <w:placeholder>
                 <w:docPart w:val="8110020603DF4F0CBB97751DAF230D13"/>
               </w:placeholder>
+              <w:dataBinding w:prefixMappings="xmlns:ns0='urn:microsoft-dynamics-nav/reports/Tenant_Report_Defaults/2000000001/'" w:xpath="/ns0:NavWordReportXmlPart[1]/ns0:BCReportInformation[1]/ns0:ReportRequest[1]/ns0:CompanyName[1]" w:storeItemID="{85B24EBA-6890-4F7B-ADAC-DE1520607FAF}"/>
               <w15:color w:val="808080"/>
               <w:text/>
-              <w:dataBinding w:prefixMappings="xmlns:ns0='urn:microsoft-dynamics-nav/reports/Tenant_Report_Defaults/2000000001/'" w:xpath="/ns0:NavWordReportXmlPart[1]/ns0:BCReportInformation[1]/ns0:ReportRequest[1]/ns0:CompanyName[1]" w:storeItemID="{85B24EBA-6890-4F7B-ADAC-DE1520607FAF}"/>
             </w:sdtPr>
             <w:sdtContent>
               <w:r>
-                <w:t>COMPANY NAME</w:t>
+                <w:t>Company Name</w:t>
               </w:r>
             </w:sdtContent>
           </w:sdt>
@@ -1920,7 +1914,6 @@
     <w:uiPriority w:val="1"/>
     <w:semiHidden/>
     <w:unhideWhenUsed/>
-    <w:rsid w:val="002847B4"/>
   </w:style>
   <w:style w:type="table" w:default="1" w:styleId="TableNormal">
     <w:name w:val="Normal Table"/>
@@ -1942,7 +1935,6 @@
     <w:uiPriority w:val="99"/>
     <w:semiHidden/>
     <w:unhideWhenUsed/>
-    <w:rsid w:val="002847B4"/>
   </w:style>
   <w:style w:type="table" w:styleId="TableGrid">
     <w:name w:val="Table Grid"/>
@@ -28946,6 +28938,7 @@
     <w:rsid w:val="00073078"/>
     <w:rsid w:val="0009355D"/>
     <w:rsid w:val="000E0614"/>
+    <w:rsid w:val="000F0C55"/>
     <w:rsid w:val="001024F7"/>
     <w:rsid w:val="00133336"/>
     <w:rsid w:val="001D6FE3"/>
@@ -28988,6 +28981,7 @@
     <w:rsid w:val="006C2B14"/>
     <w:rsid w:val="006F7175"/>
     <w:rsid w:val="0070472A"/>
+    <w:rsid w:val="00710646"/>
     <w:rsid w:val="00744A7A"/>
     <w:rsid w:val="00781235"/>
     <w:rsid w:val="00784F9C"/>
@@ -29543,7 +29537,6 @@
       <w:kern w:val="2"/>
       <w:sz w:val="24"/>
       <w:szCs w:val="24"/>
-      <w:lang/>
       <w14:ligatures w14:val="standardContextual"/>
     </w:rPr>
   </w:style>
@@ -29557,7 +29550,6 @@
       <w:kern w:val="2"/>
       <w:sz w:val="24"/>
       <w:szCs w:val="24"/>
-      <w:lang/>
       <w14:ligatures w14:val="standardContextual"/>
     </w:rPr>
   </w:style>
@@ -30135,36 +30127,156 @@
 </ct:contentTypeSchema>
 </file>
 
-<file path=customXml/item2.xml><?xml version="1.0" encoding="utf-8"?>
-<b:Sources xmlns:b="http://schemas.openxmlformats.org/officeDocument/2006/bibliography" xmlns="http://schemas.openxmlformats.org/officeDocument/2006/bibliography" SelectedStyle="\APASixthEditionOfficeOnline.xsl" StyleName="APA" Version="6"/>
+<file path=customXml/item2.xml>��< ? x m l   v e r s i o n = " 1 . 0 "   e n c o d i n g = " u t f - 1 6 " ? > < N a v W o r d R e p o r t X m l P a r t   x m l n s = " u r n : m i c r o s o f t - d y n a m i c s - n a v / r e p o r t s / T e n a n t _ R e p o r t _ D e f a u l t s / 2 0 0 0 0 0 0 0 0 1 / " > + 
+     < B C R e p o r t I n f o r m a t i o n > + 
+         < R e p o r t M e t a d a t a > + 
+             < E x t e n s i o n I d > E x t e n s i o n   I D < / E x t e n s i o n I d > + 
+             < E x t e n s i o n N a m e > E x t e n s i o n   N a m e < / E x t e n s i o n N a m e > + 
+             < E x t e n s i o n P u b l i s h e r > E x t e n s i o n   P u b l i s h e r < / E x t e n s i o n P u b l i s h e r > + 
+             < E x t e n s i o n V e r s i o n > E x t e n s i o n   V e r s i o n < / E x t e n s i o n V e r s i o n > + 
+             < R e p o r t I d > R e p o r t   I D < / R e p o r t I d > + 
+             < R e p o r t N a m e > R e p o r t   N a m e < / R e p o r t N a m e > + 
+             < R e p o r t C a p t i o n > R e p o r t   C a p t i o n < / R e p o r t C a p t i o n > + 
+             < A b o u t T h i s R e p o r t T i t l e > A b o u t   T h i s   R e p o r t   T i t l e < / A b o u t T h i s R e p o r t T i t l e > + 
+             < A b o u t T h i s R e p o r t T e x t > A b o u t   T h i s   R e p o r t   T e x t < / A b o u t T h i s R e p o r t T e x t > + 
+             < R e p o r t H e l p L i n k > R e p o r t   H e l p   L i n k < / R e p o r t H e l p L i n k > + 
+         < / R e p o r t M e t a d a t a > + 
+         < R e p o r t R e q u e s t > + 
+             < T e n a n t E n t r a I d > T e n a n t   E n t r a   I d < / T e n a n t E n t r a I d > + 
+             < E n v i r o n m e n t N a m e > E n v i r o n m e n t   N a m e < / E n v i r o n m e n t N a m e > + 
+             < E n v i r o n m e n t T y p e > E n v i r o n m e n t   T y p e < / E n v i r o n m e n t T y p e > + 
+             < C o m p a n y N a m e > C o m p a n y   N a m e < / C o m p a n y N a m e > + 
+             < C o m p a n y D i s p l a y N a m e > C o m p a n y   D i s p l a y   N a m e < / C o m p a n y D i s p l a y N a m e > + 
+             < C o m p a n y I d > C o m p a n y   I D < / C o m p a n y I d > + 
+             < U s e r N a m e > U s e r   N a m e < / U s e r N a m e > + 
+             < D a t e A n d T i m e > D a t e   a n d   T i m e < / D a t e A n d T i m e > + 
+             < L a n g u a g e > L a n g u a g e < / L a n g u a g e > + 
+             < F o r m a t R e g i o n > F o r m a t   R e g i o n < / F o r m a t R e g i o n > + 
+             < D a t e T i m e V a l u e s > + 
+                 < Y e a r > Y e a r < / Y e a r > + 
+                 < M o n t h N u m b e r > M o n t h   N u m b e r < / M o n t h N u m b e r > + 
+                 < D a y N u m b e r > D a y   N u m b e r < / D a y N u m b e r > + 
+                 < H o u r > H o u r < / H o u r > + 
+                 < M i n u t e > M i n u t e < / M i n u t e > + 
+             < / D a t e T i m e V a l u e s > + 
+         < / R e p o r t R e q u e s t > + 
+         < C o m p a n y M e t a d a t a > + 
+             < C o m p a n y N a m e > C o m p a n y   N a m e < / C o m p a n y N a m e > + 
+             < C o m p a n y D i s p l a y N a m e > C o m p a n y   D i s p l a y   N a m e < / C o m p a n y D i s p l a y N a m e > + 
+             < C o m p a n y A d d r e s s L i n e s > + 
+                 < C o m p a n y A d d r e s s L i n e 1 > C o m p a n y   A d d r e s s   L i n e   1 < / C o m p a n y A d d r e s s L i n e 1 > + 
+                 < C o m p a n y A d d r e s s L i n e 2 > C o m p a n y   A d d r e s s   L i n e   2 < / C o m p a n y A d d r e s s L i n e 2 > + 
+                 < C o m p a n y A d d r e s s L i n e 3 > C o m p a n y   A d d r e s s   L i n e   3 < / C o m p a n y A d d r e s s L i n e 3 > + 
+                 < C o m p a n y A d d r e s s L i n e 4 > C o m p a n y   A d d r e s s   L i n e   4 < / C o m p a n y A d d r e s s L i n e 4 > + 
+                 < C o m p a n y A d d r e s s L i n e 5 > C o m p a n y   A d d r e s s   L i n e   5 < / C o m p a n y A d d r e s s L i n e 5 > + 
+                 < C o m p a n y A d d r e s s L i n e 6 > C o m p a n y   A d d r e s s   L i n e   6 < / C o m p a n y A d d r e s s L i n e 6 > + 
+                 < C o m p a n y A d d r e s s L i n e 7 > C o m p a n y   A d d r e s s   L i n e   7 < / C o m p a n y A d d r e s s L i n e 7 > + 
+                 < C o m p a n y A d d r e s s L i n e 8 > C o m p a n y   A d d r e s s   L i n e   8 < / C o m p a n y A d d r e s s L i n e 8 > + 
+             < / C o m p a n y A d d r e s s L i n e s > + 
+             < C o m p a n y P h o n e > C o m p a n y   P h o n e < / C o m p a n y P h o n e > + 
+             < C o m p a n y P h o n e C a p t i o n > C o m p a n y   P h o n e   C a p t i o n < / C o m p a n y P h o n e C a p t i o n > + 
+             < C o m p a n y F a x N o > C o m p a n y   F a x   N o . < / C o m p a n y F a x N o > + 
+             < C o m p a n y F a x N o C a p t i o n > C o m p a n y   F a x   N o .   C a p t i o n < / C o m p a n y F a x N o C a p t i o n > + 
+             < C o m p a n y E m a i l > C o m p a n y   E m a i l < / C o m p a n y E m a i l > + 
+             < C o m p a n y E m a i l C a p t i o n > C o m p a n y   E m a i l   C a p t i o n < / C o m p a n y E m a i l C a p t i o n > + 
+             < C o m p a n y H o m e P a g e > C o m p a n y   H o m e   P a g e < / C o m p a n y H o m e P a g e > + 
+             < C o m p a n y H o m e P a g e C a p t i o n > C o m p a n y   H o m e   P a g e   C a p t i o n < / C o m p a n y H o m e P a g e C a p t i o n > + 
+             < C o m p a n y L o g o > C o m p a n y   L o g o < / C o m p a n y L o g o > + 
+             < C o m p a n y V A T R e g i s t r a t i o n N o > C o m p a n y   V A T   R e g i s t r a t i o n   N o . < / C o m p a n y V A T R e g i s t r a t i o n N o > + 
+             < C o m p a n y V A T R e g i s t r a t i o n N o C a p t i o n > C o m p a n y   V A T   R e g i s t r a t i o n   N o .   C a p t i o n < / C o m p a n y V A T R e g i s t r a t i o n N o C a p t i o n > + 
+             < C o m p a n y R e g i s t r a t i o n N o > C o m p a n y   R e g i s t r a t i o n   N o . < / C o m p a n y R e g i s t r a t i o n N o > + 
+             < C o m p a n y R e g i s t r a t i o n N o C a p t i o n > C o m p a n y   R e g i s t r a t i o n   N o .   C a p t i o n < / C o m p a n y R e g i s t r a t i o n N o C a p t i o n > + 
+             < C o m p a n y B a n k N a m e > C o m p a n y   B a n k   N a m e < / C o m p a n y B a n k N a m e > + 
+             < C o m p a n y B a n k N a m e C a p t i o n > C o m p a n y   B a n k   N a m e   C a p t i o n < / C o m p a n y B a n k N a m e C a p t i o n > + 
+             < C o m p a n y B a n k A c c o u n t N o > C o m p a n y   B a n k   A c c o u n t   N o . < / C o m p a n y B a n k A c c o u n t N o > + 
+             < C o m p a n y B a n k A c c o u n t N o C a p t i o n > C o m p a n y   B a n k   A c c o u n t   N o .   C a p t i o n < / C o m p a n y B a n k A c c o u n t N o C a p t i o n > + 
+             < C o m p a n y B a n k B r a n c h N o > C o m p a n y   B a n k   B r a n c h   N o . < / C o m p a n y B a n k B r a n c h N o > + 
+             < C o m p a n y B a n k B r a n c h N o C a p t i o n > C o m p a n y   B a n k   B r a n c h   N o .   C a p t i o n < / C o m p a n y B a n k B r a n c h N o C a p t i o n > + 
+             < C o m p a n y I B A N > C o m p a n y   I B A N < / C o m p a n y I B A N > + 
+             < C o m p a n y I B A N C a p t i o n > C o m p a n y   I B A N   C a p t i o n < / C o m p a n y I B A N C a p t i o n > + 
+             < C o m p a n y B a n k S W I F T > C o m p a n y   B a n k   S W I F T < / C o m p a n y B a n k S W I F T > + 
+             < C o m p a n y B a n k S W I F T C a p t i o n > C o m p a n y   B a n k   S W I F T   C a p t i o n < / C o m p a n y B a n k S W I F T C a p t i o n > + 
+             < C o m p a n y G i r o N o > C o m p a n y   G i r o   N o . < / C o m p a n y G i r o N o > + 
+             < C o m p a n y G i r o N o C a p t i o n > C o m p a n y   G i r o   N o .   C a p t i o n < / C o m p a n y G i r o N o C a p t i o n > + 
+         < / C o m p a n y M e t a d a t a > + 
+     < / B C R e p o r t I n f o r m a t i o n > + 
+ < / N a v W o r d R e p o r t X m l P a r t > 
 </file>
 
-<file path=customXml/item3.xml><?xml version="1.0" encoding="utf-8"?>
-<p:properties xmlns:p="http://schemas.microsoft.com/office/2006/metadata/properties" xmlns:xsi="http://www.w3.org/2001/XMLSchema-instance" xmlns:pc="http://schemas.microsoft.com/office/infopath/2007/PartnerControls">
-  <documentManagement>
-    <Package xmlns="178f68d8-b893-4efd-8406-fab0f21873e4" xsi:nil="true"/>
-    <lcf76f155ced4ddcb4097134ff3c332f xmlns="178f68d8-b893-4efd-8406-fab0f21873e4">
-      <Terms xmlns="http://schemas.microsoft.com/office/infopath/2007/PartnerControls"/>
-    </lcf76f155ced4ddcb4097134ff3c332f>
-    <_ip_UnifiedCompliancePolicyUIAction xmlns="http://schemas.microsoft.com/sharepoint/v3" xsi:nil="true"/>
-    <TaxCatchAll xmlns="b83e059f-de16-406c-a902-3d56d4e79ec8" xsi:nil="true"/>
-    <Audience xmlns="178f68d8-b893-4efd-8406-fab0f21873e4" xsi:nil="true"/>
-    <_ip_UnifiedCompliancePolicyProperties xmlns="http://schemas.microsoft.com/sharepoint/v3" xsi:nil="true"/>
-    <DocumentType xmlns="178f68d8-b893-4efd-8406-fab0f21873e4" xsi:nil="true"/>
-  </documentManagement>
-</p:properties>
-</file>
-
-<file path=customXml/item4.xml><?xml version="1.0" encoding="utf-8"?>
-<?mso-contentType ?>
-<FormTemplates xmlns="http://schemas.microsoft.com/sharepoint/v3/contenttype/forms">
-  <Display>DocumentLibraryForm</Display>
-  <Edit>DocumentLibraryForm</Edit>
-  <New>DocumentLibraryForm</New>
-</FormTemplates>
-</file>
-
-<file path=customXml/item5.xml>��< ? x m l   v e r s i o n = " 1 . 0 "   e n c o d i n g = " u t f - 1 6 " ? > < N a v W o r d R e p o r t X m l P a r t   x m l n s = " u r n : m i c r o s o f t - d y n a m i c s - b u s i n e s s c e n t r a l / i n t e r n a l / e x t e n d e d / r e p o r t s / T e n a n t _ R e p o r t _ D e f a u l t s / 2 0 0 0 0 0 0 0 0 1 / " > +<file path=customXml/item3.xml>��< ? x m l   v e r s i o n = " 1 . 0 "   e n c o d i n g = " u t f - 1 6 " ? > < N a v W o r d R e p o r t X m l P a r t   x m l n s = " u r n : m i c r o s o f t - d y n a m i c s - b u s i n e s s c e n t r a l / i n t e r n a l / e x t e n d e d / r e p o r t s / T e n a n t _ R e p o r t _ D e f a u l t s / 2 0 0 0 0 0 0 0 0 1 / " >   
      < B C R e p o r t I n f o r m a t i o n >   
@@ -30315,153 +30427,33 @@
  < / N a v W o r d R e p o r t X m l P a r t > 
 </file>
 
-<file path=customXml/item6.xml>��< ? x m l   v e r s i o n = " 1 . 0 "   e n c o d i n g = " u t f - 1 6 " ? > < N a v W o r d R e p o r t X m l P a r t   x m l n s = " u r n : m i c r o s o f t - d y n a m i c s - n a v / r e p o r t s / T e n a n t _ R e p o r t _ D e f a u l t s / 2 0 0 0 0 0 0 0 0 1 / " > - 
-     < B C R e p o r t I n f o r m a t i o n > - 
-         < R e p o r t M e t a d a t a > - 
-             < E x t e n s i o n I d > E x t e n s i o n   I D < / E x t e n s i o n I d > - 
-             < E x t e n s i o n N a m e > E x t e n s i o n   N a m e < / E x t e n s i o n N a m e > - 
-             < E x t e n s i o n P u b l i s h e r > E x t e n s i o n   P u b l i s h e r < / E x t e n s i o n P u b l i s h e r > - 
-             < E x t e n s i o n V e r s i o n > E x t e n s i o n   V e r s i o n < / E x t e n s i o n V e r s i o n > - 
-             < R e p o r t I d > R e p o r t   I D < / R e p o r t I d > - 
-             < R e p o r t N a m e > R e p o r t   N a m e < / R e p o r t N a m e > - 
-             < R e p o r t C a p t i o n > R e p o r t   C a p t i o n < / R e p o r t C a p t i o n > - 
-             < A b o u t T h i s R e p o r t T i t l e > A b o u t   T h i s   R e p o r t   T i t l e < / A b o u t T h i s R e p o r t T i t l e > - 
-             < A b o u t T h i s R e p o r t T e x t > A b o u t   T h i s   R e p o r t   T e x t < / A b o u t T h i s R e p o r t T e x t > - 
-             < R e p o r t H e l p L i n k > R e p o r t   H e l p   L i n k < / R e p o r t H e l p L i n k > - 
-         < / R e p o r t M e t a d a t a > - 
-         < R e p o r t R e q u e s t > - 
-             < T e n a n t E n t r a I d > T e n a n t   E n t r a   I d < / T e n a n t E n t r a I d > - 
-             < E n v i r o n m e n t N a m e > E n v i r o n m e n t   N a m e < / E n v i r o n m e n t N a m e > - 
-             < E n v i r o n m e n t T y p e > E n v i r o n m e n t   T y p e < / E n v i r o n m e n t T y p e > - 
-             < C o m p a n y N a m e > C o m p a n y   N a m e < / C o m p a n y N a m e > - 
-             < C o m p a n y D i s p l a y N a m e > C o m p a n y   D i s p l a y   N a m e < / C o m p a n y D i s p l a y N a m e > - 
-             < C o m p a n y I d > C o m p a n y   I D < / C o m p a n y I d > - 
-             < U s e r N a m e > U s e r   N a m e < / U s e r N a m e > - 
-             < D a t e A n d T i m e > D a t e   a n d   T i m e < / D a t e A n d T i m e > - 
-             < L a n g u a g e > L a n g u a g e < / L a n g u a g e > - 
-             < F o r m a t R e g i o n > F o r m a t   R e g i o n < / F o r m a t R e g i o n > - 
-             < D a t e T i m e V a l u e s > - 
-                 < Y e a r > Y e a r < / Y e a r > - 
-                 < M o n t h N u m b e r > M o n t h   N u m b e r < / M o n t h N u m b e r > - 
-                 < D a y N u m b e r > D a y   N u m b e r < / D a y N u m b e r > - 
-                 < H o u r > H o u r < / H o u r > - 
-                 < M i n u t e > M i n u t e < / M i n u t e > - 
-             < / D a t e T i m e V a l u e s > - 
-         < / R e p o r t R e q u e s t > - 
-         < C o m p a n y M e t a d a t a > - 
-             < C o m p a n y N a m e > C o m p a n y   N a m e < / C o m p a n y N a m e > - 
-             < C o m p a n y D i s p l a y N a m e > C o m p a n y   D i s p l a y   N a m e < / C o m p a n y D i s p l a y N a m e > - 
-             < C o m p a n y A d d r e s s L i n e s > - 
-                 < C o m p a n y A d d r e s s L i n e 1 > C o m p a n y   A d d r e s s   L i n e   1 < / C o m p a n y A d d r e s s L i n e 1 > - 
-                 < C o m p a n y A d d r e s s L i n e 2 > C o m p a n y   A d d r e s s   L i n e   2 < / C o m p a n y A d d r e s s L i n e 2 > - 
-                 < C o m p a n y A d d r e s s L i n e 3 > C o m p a n y   A d d r e s s   L i n e   3 < / C o m p a n y A d d r e s s L i n e 3 > - 
-                 < C o m p a n y A d d r e s s L i n e 4 > C o m p a n y   A d d r e s s   L i n e   4 < / C o m p a n y A d d r e s s L i n e 4 > - 
-                 < C o m p a n y A d d r e s s L i n e 5 > C o m p a n y   A d d r e s s   L i n e   5 < / C o m p a n y A d d r e s s L i n e 5 > - 
-                 < C o m p a n y A d d r e s s L i n e 6 > C o m p a n y   A d d r e s s   L i n e   6 < / C o m p a n y A d d r e s s L i n e 6 > - 
-                 < C o m p a n y A d d r e s s L i n e 7 > C o m p a n y   A d d r e s s   L i n e   7 < / C o m p a n y A d d r e s s L i n e 7 > - 
-                 < C o m p a n y A d d r e s s L i n e 8 > C o m p a n y   A d d r e s s   L i n e   8 < / C o m p a n y A d d r e s s L i n e 8 > - 
-             < / C o m p a n y A d d r e s s L i n e s > - 
-             < C o m p a n y P h o n e > C o m p a n y   P h o n e < / C o m p a n y P h o n e > - 
-             < C o m p a n y P h o n e C a p t i o n > C o m p a n y   P h o n e   C a p t i o n < / C o m p a n y P h o n e C a p t i o n > - 
-             < C o m p a n y F a x N o > C o m p a n y   F a x   N o . < / C o m p a n y F a x N o > - 
-             < C o m p a n y F a x N o C a p t i o n > C o m p a n y   F a x   N o .   C a p t i o n < / C o m p a n y F a x N o C a p t i o n > - 
-             < C o m p a n y E m a i l > C o m p a n y   E m a i l < / C o m p a n y E m a i l > - 
-             < C o m p a n y E m a i l C a p t i o n > C o m p a n y   E m a i l   C a p t i o n < / C o m p a n y E m a i l C a p t i o n > - 
-             < C o m p a n y H o m e P a g e > C o m p a n y   H o m e   P a g e < / C o m p a n y H o m e P a g e > - 
-             < C o m p a n y H o m e P a g e C a p t i o n > C o m p a n y   H o m e   P a g e   C a p t i o n < / C o m p a n y H o m e P a g e C a p t i o n > - 
-             < C o m p a n y L o g o > C o m p a n y   L o g o < / C o m p a n y L o g o > - 
-             < C o m p a n y V A T R e g i s t r a t i o n N o > C o m p a n y   V A T   R e g i s t r a t i o n   N o . < / C o m p a n y V A T R e g i s t r a t i o n N o > - 
-             < C o m p a n y V A T R e g i s t r a t i o n N o C a p t i o n > C o m p a n y   V A T   R e g i s t r a t i o n   N o .   C a p t i o n < / C o m p a n y V A T R e g i s t r a t i o n N o C a p t i o n > - 
-             < C o m p a n y R e g i s t r a t i o n N o > C o m p a n y   R e g i s t r a t i o n   N o . < / C o m p a n y R e g i s t r a t i o n N o > - 
-             < C o m p a n y R e g i s t r a t i o n N o C a p t i o n > C o m p a n y   R e g i s t r a t i o n   N o .   C a p t i o n < / C o m p a n y R e g i s t r a t i o n N o C a p t i o n > - 
-             < C o m p a n y B a n k N a m e > C o m p a n y   B a n k   N a m e < / C o m p a n y B a n k N a m e > - 
-             < C o m p a n y B a n k N a m e C a p t i o n > C o m p a n y   B a n k   N a m e   C a p t i o n < / C o m p a n y B a n k N a m e C a p t i o n > - 
-             < C o m p a n y B a n k A c c o u n t N o > C o m p a n y   B a n k   A c c o u n t   N o . < / C o m p a n y B a n k A c c o u n t N o > - 
-             < C o m p a n y B a n k A c c o u n t N o C a p t i o n > C o m p a n y   B a n k   A c c o u n t   N o .   C a p t i o n < / C o m p a n y B a n k A c c o u n t N o C a p t i o n > - 
-             < C o m p a n y B a n k B r a n c h N o > C o m p a n y   B a n k   B r a n c h   N o . < / C o m p a n y B a n k B r a n c h N o > - 
-             < C o m p a n y B a n k B r a n c h N o C a p t i o n > C o m p a n y   B a n k   B r a n c h   N o .   C a p t i o n < / C o m p a n y B a n k B r a n c h N o C a p t i o n > - 
-             < C o m p a n y I B A N > C o m p a n y   I B A N < / C o m p a n y I B A N > - 
-             < C o m p a n y I B A N C a p t i o n > C o m p a n y   I B A N   C a p t i o n < / C o m p a n y I B A N C a p t i o n > - 
-             < C o m p a n y B a n k S W I F T > C o m p a n y   B a n k   S W I F T < / C o m p a n y B a n k S W I F T > - 
-             < C o m p a n y B a n k S W I F T C a p t i o n > C o m p a n y   B a n k   S W I F T   C a p t i o n < / C o m p a n y B a n k S W I F T C a p t i o n > - 
-             < C o m p a n y G i r o N o > C o m p a n y   G i r o   N o . < / C o m p a n y G i r o N o > - 
-             < C o m p a n y G i r o N o C a p t i o n > C o m p a n y   G i r o   N o .   C a p t i o n < / C o m p a n y G i r o N o C a p t i o n > - 
-         < / C o m p a n y M e t a d a t a > - 
-     < / B C R e p o r t I n f o r m a t i o n > - 
- < / N a v W o r d R e p o r t X m l P a r t > 
+<file path=customXml/item4.xml><?xml version="1.0" encoding="utf-8"?>
+<?mso-contentType ?>
+<FormTemplates xmlns="http://schemas.microsoft.com/sharepoint/v3/contenttype/forms">
+  <Display>DocumentLibraryForm</Display>
+  <Edit>DocumentLibraryForm</Edit>
+  <New>DocumentLibraryForm</New>
+</FormTemplates>
+</file>
+
+<file path=customXml/item5.xml><?xml version="1.0" encoding="utf-8"?>
+<p:properties xmlns:p="http://schemas.microsoft.com/office/2006/metadata/properties" xmlns:xsi="http://www.w3.org/2001/XMLSchema-instance" xmlns:pc="http://schemas.microsoft.com/office/infopath/2007/PartnerControls">
+  <documentManagement>
+    <Package xmlns="178f68d8-b893-4efd-8406-fab0f21873e4" xsi:nil="true"/>
+    <lcf76f155ced4ddcb4097134ff3c332f xmlns="178f68d8-b893-4efd-8406-fab0f21873e4">
+      <Terms xmlns="http://schemas.microsoft.com/office/infopath/2007/PartnerControls"/>
+    </lcf76f155ced4ddcb4097134ff3c332f>
+    <_ip_UnifiedCompliancePolicyUIAction xmlns="http://schemas.microsoft.com/sharepoint/v3" xsi:nil="true"/>
+    <TaxCatchAll xmlns="b83e059f-de16-406c-a902-3d56d4e79ec8" xsi:nil="true"/>
+    <Audience xmlns="178f68d8-b893-4efd-8406-fab0f21873e4" xsi:nil="true"/>
+    <_ip_UnifiedCompliancePolicyProperties xmlns="http://schemas.microsoft.com/sharepoint/v3" xsi:nil="true"/>
+    <DocumentType xmlns="178f68d8-b893-4efd-8406-fab0f21873e4" xsi:nil="true"/>
+  </documentManagement>
+</p:properties>
+</file>
+
+<file path=customXml/item6.xml><?xml version="1.0" encoding="utf-8"?>
+<b:Sources xmlns:b="http://schemas.openxmlformats.org/officeDocument/2006/bibliography" xmlns="http://schemas.openxmlformats.org/officeDocument/2006/bibliography" SelectedStyle="\APASixthEditionOfficeOnline.xsl" StyleName="APA" Version="6"/>
 </file>
 
 <file path=customXml/itemProps1.xml><?xml version="1.0" encoding="utf-8"?>
@@ -30485,21 +30477,17 @@
 </file>
 
 <file path=customXml/itemProps2.xml><?xml version="1.0" encoding="utf-8"?>
-<ds:datastoreItem xmlns:ds="http://schemas.openxmlformats.org/officeDocument/2006/customXml" ds:itemID="{89DB96BF-8133-438A-AAD3-A3C21079AEB1}">
+<ds:datastoreItem xmlns:ds="http://schemas.openxmlformats.org/officeDocument/2006/customXml" ds:itemID="{85B24EBA-6890-4F7B-ADAC-DE1520607FAF}">
   <ds:schemaRefs>
-    <ds:schemaRef ds:uri="http://schemas.openxmlformats.org/officeDocument/2006/bibliography"/>
+    <ds:schemaRef ds:uri="urn:microsoft-dynamics-nav/reports/Tenant_Report_Defaults/2000000001/"/>
   </ds:schemaRefs>
 </ds:datastoreItem>
 </file>
 
 <file path=customXml/itemProps3.xml><?xml version="1.0" encoding="utf-8"?>
-<ds:datastoreItem xmlns:ds="http://schemas.openxmlformats.org/officeDocument/2006/customXml" ds:itemID="{C6B8F0F6-411A-4E86-A436-B40BF6F9E839}">
+<ds:datastoreItem xmlns:ds="http://schemas.openxmlformats.org/officeDocument/2006/customXml" ds:itemID="{02C6C967-E219-4D96-934C-736389D484A7}">
   <ds:schemaRefs>
-    <ds:schemaRef ds:uri="http://schemas.microsoft.com/office/2006/metadata/properties"/>
-    <ds:schemaRef ds:uri="http://schemas.microsoft.com/office/infopath/2007/PartnerControls"/>
-    <ds:schemaRef ds:uri="178f68d8-b893-4efd-8406-fab0f21873e4"/>
-    <ds:schemaRef ds:uri="http://schemas.microsoft.com/sharepoint/v3"/>
-    <ds:schemaRef ds:uri="b83e059f-de16-406c-a902-3d56d4e79ec8"/>
+    <ds:schemaRef ds:uri="urn:microsoft-dynamics-businesscentral/internal/extended/reports/Tenant_Report_Defaults/2000000001/"/>
   </ds:schemaRefs>
 </ds:datastoreItem>
 </file>
@@ -30513,17 +30501,21 @@
 </file>
 
 <file path=customXml/itemProps5.xml><?xml version="1.0" encoding="utf-8"?>
-<ds:datastoreItem xmlns:ds="http://schemas.openxmlformats.org/officeDocument/2006/customXml" ds:itemID="{02C6C967-E219-4D96-934C-736389D484A7}">
+<ds:datastoreItem xmlns:ds="http://schemas.openxmlformats.org/officeDocument/2006/customXml" ds:itemID="{C6B8F0F6-411A-4E86-A436-B40BF6F9E839}">
   <ds:schemaRefs>
-    <ds:schemaRef ds:uri="urn:microsoft-dynamics-businesscentral/internal/extended/reports/Tenant_Report_Defaults/2000000001/"/>
+    <ds:schemaRef ds:uri="http://schemas.microsoft.com/office/2006/metadata/properties"/>
+    <ds:schemaRef ds:uri="http://schemas.microsoft.com/office/infopath/2007/PartnerControls"/>
+    <ds:schemaRef ds:uri="178f68d8-b893-4efd-8406-fab0f21873e4"/>
+    <ds:schemaRef ds:uri="http://schemas.microsoft.com/sharepoint/v3"/>
+    <ds:schemaRef ds:uri="b83e059f-de16-406c-a902-3d56d4e79ec8"/>
   </ds:schemaRefs>
 </ds:datastoreItem>
 </file>
 
 <file path=customXml/itemProps6.xml><?xml version="1.0" encoding="utf-8"?>
-<ds:datastoreItem xmlns:ds="http://schemas.openxmlformats.org/officeDocument/2006/customXml" ds:itemID="{85B24EBA-6890-4F7B-ADAC-DE1520607FAF}">
+<ds:datastoreItem xmlns:ds="http://schemas.openxmlformats.org/officeDocument/2006/customXml" ds:itemID="{89DB96BF-8133-438A-AAD3-A3C21079AEB1}">
   <ds:schemaRefs>
-    <ds:schemaRef ds:uri="urn:microsoft-dynamics-nav/reports/Tenant_Report_Defaults/2000000001/"/>
+    <ds:schemaRef ds:uri="http://schemas.openxmlformats.org/officeDocument/2006/bibliography"/>
   </ds:schemaRefs>
 </ds:datastoreItem>
 </file>

--- a/src/Layers/W1/BaseApp/Foundation/Reporting/ReportParts/HeaderFooterDesign/InternalModernMaxi.docx
+++ b/src/Layers/W1/BaseApp/Foundation/Reporting/ReportParts/HeaderFooterDesign/InternalModernMaxi.docx
@@ -12,14 +12,12 @@
     </w:p>
     <w:p/>
     <w:sectPr>
-      <w:headerReference w:type="even" r:id="rId13"/>
-      <w:headerReference w:type="default" r:id="rId14"/>
-      <w:footerReference w:type="even" r:id="rId15"/>
-      <w:footerReference w:type="default" r:id="rId16"/>
-      <w:headerReference w:type="first" r:id="rId17"/>
-      <w:footerReference w:type="first" r:id="rId18"/>
+      <w:headerReference w:type="default" r:id="rId13"/>
+      <w:footerReference w:type="default" r:id="rId14"/>
+      <w:headerReference w:type="first" r:id="rId15"/>
+      <w:footerReference w:type="first" r:id="rId16"/>
       <w:pgSz w:w="11907" w:h="16839" w:code="9"/>
-      <w:pgMar w:top="576" w:right="706" w:bottom="576" w:left="706" w:header="576" w:footer="366" w:gutter="0"/>
+      <w:pgMar w:top="576" w:right="706" w:bottom="576" w:left="706" w:header="288" w:footer="288" w:gutter="0"/>
       <w:cols w:space="708"/>
       <w:titlePg/>
       <w:docGrid w:linePitch="360"/>
@@ -54,16 +52,6 @@
 </file>
 
 <file path=word/footer1.xml><?xml version="1.0" encoding="utf-8"?>
-<w:ftr xmlns:wpc="http://schemas.microsoft.com/office/word/2010/wordprocessingCanvas" xmlns:cx="http://schemas.microsoft.com/office/drawing/2014/chartex" xmlns:cx1="http://schemas.microsoft.com/office/drawing/2015/9/8/chartex" xmlns:cx2="http://schemas.microsoft.com/office/drawing/2015/10/21/chartex" xmlns:cx3="http://schemas.microsoft.com/office/drawing/2016/5/9/chartex" xmlns:cx4="http://schemas.microsoft.com/office/drawing/2016/5/10/chartex" xmlns:cx5="http://schemas.microsoft.com/office/drawing/2016/5/11/chartex" xmlns:cx6="http://schemas.microsoft.com/office/drawing/2016/5/12/chartex" xmlns:cx7="http://schemas.microsoft.com/office/drawing/2016/5/13/chartex" xmlns:cx8="http://schemas.microsoft.com/office/drawing/2016/5/14/chartex" xmlns:mc="http://schemas.openxmlformats.org/markup-compatibility/2006" xmlns:aink="http://schemas.microsoft.com/office/drawing/2016/ink" xmlns:am3d="http://schemas.microsoft.com/office/drawing/2017/model3d" xmlns:o="urn:schemas-microsoft-com:office:office" xmlns:oel="http://schemas.microsoft.com/office/2019/extlst" xmlns:r="http://schemas.openxmlformats.org/officeDocument/2006/relationships" xmlns:m="http://schemas.openxmlformats.org/officeDocument/2006/math" xmlns:v="urn:schemas-microsoft-com:vml" xmlns:wp14="http://schemas.microsoft.com/office/word/2010/wordprocessingDrawing" xmlns:wp="http://schemas.openxmlformats.org/drawingml/2006/wordprocessingDrawing" xmlns:w10="urn:schemas-microsoft-com:office:word" xmlns:w="http://schemas.openxmlformats.org/wordprocessingml/2006/main" xmlns:w14="http://schemas.microsoft.com/office/word/2010/wordml" xmlns:w15="http://schemas.microsoft.com/office/word/2012/wordml" xmlns:w16cex="http://schemas.microsoft.com/office/word/2018/wordml/cex" xmlns:w16cid="http://schemas.microsoft.com/office/word/2016/wordml/cid" xmlns:w16="http://schemas.microsoft.com/office/word/2018/wordml" xmlns:w16du="http://schemas.microsoft.com/office/word/2023/wordml/word16du" xmlns:w16sdtdh="http://schemas.microsoft.com/office/word/2020/wordml/sdtdatahash" xmlns:w16sdtfl="http://schemas.microsoft.com/office/word/2024/wordml/sdtformatlock" xmlns:w16se="http://schemas.microsoft.com/office/word/2015/wordml/symex" xmlns:wpg="http://schemas.microsoft.com/office/word/2010/wordprocessingGroup" xmlns:wpi="http://schemas.microsoft.com/office/word/2010/wordprocessingInk" xmlns:wne="http://schemas.microsoft.com/office/word/2006/wordml" xmlns:wps="http://schemas.microsoft.com/office/word/2010/wordprocessingShape" mc:Ignorable="w14 w15 w16se w16cid w16 w16cex w16sdtdh w16sdtfl w16du wp14">
-  <w:p>
-    <w:pPr>
-      <w:pStyle w:val="Footer"/>
-    </w:pPr>
-  </w:p>
-</w:ftr>
-</file>
-
-<file path=word/footer2.xml><?xml version="1.0" encoding="utf-8"?>
 <w:ftr xmlns:wpc="http://schemas.microsoft.com/office/word/2010/wordprocessingCanvas" xmlns:cx="http://schemas.microsoft.com/office/drawing/2014/chartex" xmlns:cx1="http://schemas.microsoft.com/office/drawing/2015/9/8/chartex" xmlns:cx2="http://schemas.microsoft.com/office/drawing/2015/10/21/chartex" xmlns:cx3="http://schemas.microsoft.com/office/drawing/2016/5/9/chartex" xmlns:cx4="http://schemas.microsoft.com/office/drawing/2016/5/10/chartex" xmlns:cx5="http://schemas.microsoft.com/office/drawing/2016/5/11/chartex" xmlns:cx6="http://schemas.microsoft.com/office/drawing/2016/5/12/chartex" xmlns:cx7="http://schemas.microsoft.com/office/drawing/2016/5/13/chartex" xmlns:cx8="http://schemas.microsoft.com/office/drawing/2016/5/14/chartex" xmlns:mc="http://schemas.openxmlformats.org/markup-compatibility/2006" xmlns:aink="http://schemas.microsoft.com/office/drawing/2016/ink" xmlns:am3d="http://schemas.microsoft.com/office/drawing/2017/model3d" xmlns:o="urn:schemas-microsoft-com:office:office" xmlns:oel="http://schemas.microsoft.com/office/2019/extlst" xmlns:r="http://schemas.openxmlformats.org/officeDocument/2006/relationships" xmlns:m="http://schemas.openxmlformats.org/officeDocument/2006/math" xmlns:v="urn:schemas-microsoft-com:vml" xmlns:wp14="http://schemas.microsoft.com/office/word/2010/wordprocessingDrawing" xmlns:wp="http://schemas.openxmlformats.org/drawingml/2006/wordprocessingDrawing" xmlns:w10="urn:schemas-microsoft-com:office:word" xmlns:w="http://schemas.openxmlformats.org/wordprocessingml/2006/main" xmlns:w14="http://schemas.microsoft.com/office/word/2010/wordml" xmlns:w15="http://schemas.microsoft.com/office/word/2012/wordml" xmlns:w16cex="http://schemas.microsoft.com/office/word/2018/wordml/cex" xmlns:w16cid="http://schemas.microsoft.com/office/word/2016/wordml/cid" xmlns:w16="http://schemas.microsoft.com/office/word/2018/wordml" xmlns:w16du="http://schemas.microsoft.com/office/word/2023/wordml/word16du" xmlns:w16sdtdh="http://schemas.microsoft.com/office/word/2020/wordml/sdtdatahash" xmlns:w16sdtfl="http://schemas.microsoft.com/office/word/2024/wordml/sdtformatlock" xmlns:w16se="http://schemas.microsoft.com/office/word/2015/wordml/symex" xmlns:wpg="http://schemas.microsoft.com/office/word/2010/wordprocessingGroup" xmlns:wpi="http://schemas.microsoft.com/office/word/2010/wordprocessingInk" xmlns:wne="http://schemas.microsoft.com/office/word/2006/wordml" xmlns:wps="http://schemas.microsoft.com/office/word/2010/wordprocessingShape" mc:Ignorable="w14 w15 w16se w16cid w16 w16cex w16sdtdh w16sdtfl w16du wp14">
   <w:tbl>
     <w:tblPr>
@@ -101,7 +89,7 @@
             <w:rPr>
               <w:noProof/>
             </w:rPr>
-            <w:t>Tuesday, 13 October 2026</w:t>
+            <w:t>Thursday, 15 October 2026</w:t>
           </w:r>
           <w:r>
             <w:fldChar w:fldCharType="end"/>
@@ -230,7 +218,7 @@
 </w:ftr>
 </file>
 
-<file path=word/footer3.xml><?xml version="1.0" encoding="utf-8"?>
+<file path=word/footer2.xml><?xml version="1.0" encoding="utf-8"?>
 <w:ftr xmlns:wpc="http://schemas.microsoft.com/office/word/2010/wordprocessingCanvas" xmlns:cx="http://schemas.microsoft.com/office/drawing/2014/chartex" xmlns:cx1="http://schemas.microsoft.com/office/drawing/2015/9/8/chartex" xmlns:cx2="http://schemas.microsoft.com/office/drawing/2015/10/21/chartex" xmlns:cx3="http://schemas.microsoft.com/office/drawing/2016/5/9/chartex" xmlns:cx4="http://schemas.microsoft.com/office/drawing/2016/5/10/chartex" xmlns:cx5="http://schemas.microsoft.com/office/drawing/2016/5/11/chartex" xmlns:cx6="http://schemas.microsoft.com/office/drawing/2016/5/12/chartex" xmlns:cx7="http://schemas.microsoft.com/office/drawing/2016/5/13/chartex" xmlns:cx8="http://schemas.microsoft.com/office/drawing/2016/5/14/chartex" xmlns:mc="http://schemas.openxmlformats.org/markup-compatibility/2006" xmlns:aink="http://schemas.microsoft.com/office/drawing/2016/ink" xmlns:am3d="http://schemas.microsoft.com/office/drawing/2017/model3d" xmlns:o="urn:schemas-microsoft-com:office:office" xmlns:oel="http://schemas.microsoft.com/office/2019/extlst" xmlns:r="http://schemas.openxmlformats.org/officeDocument/2006/relationships" xmlns:m="http://schemas.openxmlformats.org/officeDocument/2006/math" xmlns:v="urn:schemas-microsoft-com:vml" xmlns:wp14="http://schemas.microsoft.com/office/word/2010/wordprocessingDrawing" xmlns:wp="http://schemas.openxmlformats.org/drawingml/2006/wordprocessingDrawing" xmlns:w10="urn:schemas-microsoft-com:office:word" xmlns:w="http://schemas.openxmlformats.org/wordprocessingml/2006/main" xmlns:w14="http://schemas.microsoft.com/office/word/2010/wordml" xmlns:w15="http://schemas.microsoft.com/office/word/2012/wordml" xmlns:w16cex="http://schemas.microsoft.com/office/word/2018/wordml/cex" xmlns:w16cid="http://schemas.microsoft.com/office/word/2016/wordml/cid" xmlns:w16="http://schemas.microsoft.com/office/word/2018/wordml" xmlns:w16du="http://schemas.microsoft.com/office/word/2023/wordml/word16du" xmlns:w16sdtdh="http://schemas.microsoft.com/office/word/2020/wordml/sdtdatahash" xmlns:w16sdtfl="http://schemas.microsoft.com/office/word/2024/wordml/sdtformatlock" xmlns:w16se="http://schemas.microsoft.com/office/word/2015/wordml/symex" xmlns:wpg="http://schemas.microsoft.com/office/word/2010/wordprocessingGroup" xmlns:wpi="http://schemas.microsoft.com/office/word/2010/wordprocessingInk" xmlns:wne="http://schemas.microsoft.com/office/word/2006/wordml" xmlns:wps="http://schemas.microsoft.com/office/word/2010/wordprocessingShape" mc:Ignorable="w14 w15 w16se w16cid w16 w16cex w16sdtdh w16sdtfl w16du wp14">
   <w:tbl>
     <w:tblPr>
@@ -268,7 +256,7 @@
             <w:rPr>
               <w:noProof/>
             </w:rPr>
-            <w:t>Tuesday, 13 October 2026</w:t>
+            <w:t>Thursday, 15 October 2026</w:t>
           </w:r>
           <w:r>
             <w:fldChar w:fldCharType="end"/>
@@ -421,16 +409,6 @@
 
 <file path=word/header1.xml><?xml version="1.0" encoding="utf-8"?>
 <w:hdr xmlns:wpc="http://schemas.microsoft.com/office/word/2010/wordprocessingCanvas" xmlns:cx="http://schemas.microsoft.com/office/drawing/2014/chartex" xmlns:cx1="http://schemas.microsoft.com/office/drawing/2015/9/8/chartex" xmlns:cx2="http://schemas.microsoft.com/office/drawing/2015/10/21/chartex" xmlns:cx3="http://schemas.microsoft.com/office/drawing/2016/5/9/chartex" xmlns:cx4="http://schemas.microsoft.com/office/drawing/2016/5/10/chartex" xmlns:cx5="http://schemas.microsoft.com/office/drawing/2016/5/11/chartex" xmlns:cx6="http://schemas.microsoft.com/office/drawing/2016/5/12/chartex" xmlns:cx7="http://schemas.microsoft.com/office/drawing/2016/5/13/chartex" xmlns:cx8="http://schemas.microsoft.com/office/drawing/2016/5/14/chartex" xmlns:mc="http://schemas.openxmlformats.org/markup-compatibility/2006" xmlns:aink="http://schemas.microsoft.com/office/drawing/2016/ink" xmlns:am3d="http://schemas.microsoft.com/office/drawing/2017/model3d" xmlns:o="urn:schemas-microsoft-com:office:office" xmlns:oel="http://schemas.microsoft.com/office/2019/extlst" xmlns:r="http://schemas.openxmlformats.org/officeDocument/2006/relationships" xmlns:m="http://schemas.openxmlformats.org/officeDocument/2006/math" xmlns:v="urn:schemas-microsoft-com:vml" xmlns:wp14="http://schemas.microsoft.com/office/word/2010/wordprocessingDrawing" xmlns:wp="http://schemas.openxmlformats.org/drawingml/2006/wordprocessingDrawing" xmlns:w10="urn:schemas-microsoft-com:office:word" xmlns:w="http://schemas.openxmlformats.org/wordprocessingml/2006/main" xmlns:w14="http://schemas.microsoft.com/office/word/2010/wordml" xmlns:w15="http://schemas.microsoft.com/office/word/2012/wordml" xmlns:w16cex="http://schemas.microsoft.com/office/word/2018/wordml/cex" xmlns:w16cid="http://schemas.microsoft.com/office/word/2016/wordml/cid" xmlns:w16="http://schemas.microsoft.com/office/word/2018/wordml" xmlns:w16du="http://schemas.microsoft.com/office/word/2023/wordml/word16du" xmlns:w16sdtdh="http://schemas.microsoft.com/office/word/2020/wordml/sdtdatahash" xmlns:w16sdtfl="http://schemas.microsoft.com/office/word/2024/wordml/sdtformatlock" xmlns:w16se="http://schemas.microsoft.com/office/word/2015/wordml/symex" xmlns:wpg="http://schemas.microsoft.com/office/word/2010/wordprocessingGroup" xmlns:wpi="http://schemas.microsoft.com/office/word/2010/wordprocessingInk" xmlns:wne="http://schemas.microsoft.com/office/word/2006/wordml" xmlns:wps="http://schemas.microsoft.com/office/word/2010/wordprocessingShape" mc:Ignorable="w14 w15 w16se w16cid w16 w16cex w16sdtdh w16sdtfl w16du wp14">
-  <w:p>
-    <w:pPr>
-      <w:pStyle w:val="Header"/>
-    </w:pPr>
-  </w:p>
-</w:hdr>
-</file>
-
-<file path=word/header2.xml><?xml version="1.0" encoding="utf-8"?>
-<w:hdr xmlns:wpc="http://schemas.microsoft.com/office/word/2010/wordprocessingCanvas" xmlns:cx="http://schemas.microsoft.com/office/drawing/2014/chartex" xmlns:cx1="http://schemas.microsoft.com/office/drawing/2015/9/8/chartex" xmlns:cx2="http://schemas.microsoft.com/office/drawing/2015/10/21/chartex" xmlns:cx3="http://schemas.microsoft.com/office/drawing/2016/5/9/chartex" xmlns:cx4="http://schemas.microsoft.com/office/drawing/2016/5/10/chartex" xmlns:cx5="http://schemas.microsoft.com/office/drawing/2016/5/11/chartex" xmlns:cx6="http://schemas.microsoft.com/office/drawing/2016/5/12/chartex" xmlns:cx7="http://schemas.microsoft.com/office/drawing/2016/5/13/chartex" xmlns:cx8="http://schemas.microsoft.com/office/drawing/2016/5/14/chartex" xmlns:mc="http://schemas.openxmlformats.org/markup-compatibility/2006" xmlns:aink="http://schemas.microsoft.com/office/drawing/2016/ink" xmlns:am3d="http://schemas.microsoft.com/office/drawing/2017/model3d" xmlns:o="urn:schemas-microsoft-com:office:office" xmlns:oel="http://schemas.microsoft.com/office/2019/extlst" xmlns:r="http://schemas.openxmlformats.org/officeDocument/2006/relationships" xmlns:m="http://schemas.openxmlformats.org/officeDocument/2006/math" xmlns:v="urn:schemas-microsoft-com:vml" xmlns:wp14="http://schemas.microsoft.com/office/word/2010/wordprocessingDrawing" xmlns:wp="http://schemas.openxmlformats.org/drawingml/2006/wordprocessingDrawing" xmlns:w10="urn:schemas-microsoft-com:office:word" xmlns:w="http://schemas.openxmlformats.org/wordprocessingml/2006/main" xmlns:w14="http://schemas.microsoft.com/office/word/2010/wordml" xmlns:w15="http://schemas.microsoft.com/office/word/2012/wordml" xmlns:w16cex="http://schemas.microsoft.com/office/word/2018/wordml/cex" xmlns:w16cid="http://schemas.microsoft.com/office/word/2016/wordml/cid" xmlns:w16="http://schemas.microsoft.com/office/word/2018/wordml" xmlns:w16du="http://schemas.microsoft.com/office/word/2023/wordml/word16du" xmlns:w16sdtdh="http://schemas.microsoft.com/office/word/2020/wordml/sdtdatahash" xmlns:w16sdtfl="http://schemas.microsoft.com/office/word/2024/wordml/sdtformatlock" xmlns:w16se="http://schemas.microsoft.com/office/word/2015/wordml/symex" xmlns:wpg="http://schemas.microsoft.com/office/word/2010/wordprocessingGroup" xmlns:wpi="http://schemas.microsoft.com/office/word/2010/wordprocessingInk" xmlns:wne="http://schemas.microsoft.com/office/word/2006/wordml" xmlns:wps="http://schemas.microsoft.com/office/word/2010/wordprocessingShape" mc:Ignorable="w14 w15 w16se w16cid w16 w16cex w16sdtdh w16sdtfl w16du wp14">
   <w:tbl>
     <w:tblPr>
       <w:tblStyle w:val="BCBlockTable"/>
@@ -473,7 +451,7 @@
               <w:placeholder>
                 <w:docPart w:val="CF6A26DC883F482085C5FB8ED7FBF346"/>
               </w:placeholder>
-              <w:dataBinding w:prefixMappings="xmlns:ns0='urn:microsoft-dynamics-nav/reports/Tenant_Report_Defaults/2000000001/'" w:xpath="/ns0:NavWordReportXmlPart[1]/ns0:BCReportInformation[1]/ns0:ReportMetadata[1]/ns0:ReportCaption[1]" w:storeItemID="{85B24EBA-6890-4F7B-ADAC-DE1520607FAF}"/>
+              <w:dataBinding w:prefixMappings="xmlns:ns0='urn:microsoft-dynamics-nav/reports/Tenant_Report_Defaults/2000000001/' " w:xpath="/ns0:NavWordReportXmlPart[1]/ns0:BCReportInformation[1]/ns0:ReportMetadata[1]/ns0:ReportCaption[1]" w:storeItemID="{85B24EBA-6890-4F7B-ADAC-DE1520607FAF}"/>
               <w15:color w:val="808080"/>
               <w:text/>
             </w:sdtPr>
@@ -517,7 +495,7 @@
               <w:placeholder>
                 <w:docPart w:val="0F2A5F9B36BF444DAFBE5431E2B64C51"/>
               </w:placeholder>
-              <w:dataBinding w:prefixMappings="xmlns:ns0='urn:microsoft-dynamics-nav/reports/Tenant_Report_Defaults/2000000001/'" w:xpath="/ns0:NavWordReportXmlPart[1]/ns0:BCReportInformation[1]/ns0:ReportRequest[1]/ns0:CompanyName[1]" w:storeItemID="{85B24EBA-6890-4F7B-ADAC-DE1520607FAF}"/>
+              <w:dataBinding w:prefixMappings="xmlns:ns0='urn:microsoft-dynamics-nav/reports/Tenant_Report_Defaults/2000000001/' " w:xpath="/ns0:NavWordReportXmlPart[1]/ns0:BCReportInformation[1]/ns0:ReportRequest[1]/ns0:CompanyName[1]" w:storeItemID="{85B24EBA-6890-4F7B-ADAC-DE1520607FAF}"/>
               <w15:color w:val="808080"/>
               <w:text/>
             </w:sdtPr>
@@ -544,7 +522,7 @@
 </w:hdr>
 </file>
 
-<file path=word/header3.xml><?xml version="1.0" encoding="utf-8"?>
+<file path=word/header2.xml><?xml version="1.0" encoding="utf-8"?>
 <w:hdr xmlns:wpc="http://schemas.microsoft.com/office/word/2010/wordprocessingCanvas" xmlns:cx="http://schemas.microsoft.com/office/drawing/2014/chartex" xmlns:cx1="http://schemas.microsoft.com/office/drawing/2015/9/8/chartex" xmlns:cx2="http://schemas.microsoft.com/office/drawing/2015/10/21/chartex" xmlns:cx3="http://schemas.microsoft.com/office/drawing/2016/5/9/chartex" xmlns:cx4="http://schemas.microsoft.com/office/drawing/2016/5/10/chartex" xmlns:cx5="http://schemas.microsoft.com/office/drawing/2016/5/11/chartex" xmlns:cx6="http://schemas.microsoft.com/office/drawing/2016/5/12/chartex" xmlns:cx7="http://schemas.microsoft.com/office/drawing/2016/5/13/chartex" xmlns:cx8="http://schemas.microsoft.com/office/drawing/2016/5/14/chartex" xmlns:mc="http://schemas.openxmlformats.org/markup-compatibility/2006" xmlns:aink="http://schemas.microsoft.com/office/drawing/2016/ink" xmlns:am3d="http://schemas.microsoft.com/office/drawing/2017/model3d" xmlns:o="urn:schemas-microsoft-com:office:office" xmlns:oel="http://schemas.microsoft.com/office/2019/extlst" xmlns:r="http://schemas.openxmlformats.org/officeDocument/2006/relationships" xmlns:m="http://schemas.openxmlformats.org/officeDocument/2006/math" xmlns:v="urn:schemas-microsoft-com:vml" xmlns:wp14="http://schemas.microsoft.com/office/word/2010/wordprocessingDrawing" xmlns:wp="http://schemas.openxmlformats.org/drawingml/2006/wordprocessingDrawing" xmlns:w10="urn:schemas-microsoft-com:office:word" xmlns:w="http://schemas.openxmlformats.org/wordprocessingml/2006/main" xmlns:w14="http://schemas.microsoft.com/office/word/2010/wordml" xmlns:w15="http://schemas.microsoft.com/office/word/2012/wordml" xmlns:w16cex="http://schemas.microsoft.com/office/word/2018/wordml/cex" xmlns:w16cid="http://schemas.microsoft.com/office/word/2016/wordml/cid" xmlns:w16="http://schemas.microsoft.com/office/word/2018/wordml" xmlns:w16du="http://schemas.microsoft.com/office/word/2023/wordml/word16du" xmlns:w16sdtdh="http://schemas.microsoft.com/office/word/2020/wordml/sdtdatahash" xmlns:w16sdtfl="http://schemas.microsoft.com/office/word/2024/wordml/sdtformatlock" xmlns:w16se="http://schemas.microsoft.com/office/word/2015/wordml/symex" xmlns:wpg="http://schemas.microsoft.com/office/word/2010/wordprocessingGroup" xmlns:wpi="http://schemas.microsoft.com/office/word/2010/wordprocessingInk" xmlns:wne="http://schemas.microsoft.com/office/word/2006/wordml" xmlns:wps="http://schemas.microsoft.com/office/word/2010/wordprocessingShape" mc:Ignorable="w14 w15 w16se w16cid w16 w16cex w16sdtdh w16sdtfl w16du wp14">
   <w:tbl>
     <w:tblPr>
@@ -558,7 +536,7 @@
     </w:tblGrid>
     <w:tr>
       <w:trPr>
-        <w:trHeight w:val="63"/>
+        <w:trHeight w:val="288"/>
       </w:trPr>
       <w:tc>
         <w:tcPr>
@@ -578,7 +556,7 @@
             <w:placeholder>
               <w:docPart w:val="551F7A21F6DC410BAF581A746B9E41A6"/>
             </w:placeholder>
-            <w:dataBinding w:prefixMappings="xmlns:ns0='urn:microsoft-dynamics-nav/reports/Tenant_Report_Defaults/2000000001/'" w:xpath="/ns0:NavWordReportXmlPart[1]/ns0:BCReportInformation[1]/ns0:ReportMetadata[1]/ns0:ReportCaption[1]" w:storeItemID="{85B24EBA-6890-4F7B-ADAC-DE1520607FAF}"/>
+            <w:dataBinding w:prefixMappings="xmlns:ns0='urn:microsoft-dynamics-nav/reports/Tenant_Report_Defaults/2000000001/' " w:xpath="/ns0:NavWordReportXmlPart[1]/ns0:BCReportInformation[1]/ns0:ReportMetadata[1]/ns0:ReportCaption[1]" w:storeItemID="{85B24EBA-6890-4F7B-ADAC-DE1520607FAF}"/>
             <w15:color w:val="808080"/>
             <w:text/>
           </w:sdtPr>
@@ -586,6 +564,7 @@
             <w:p>
               <w:pPr>
                 <w:pStyle w:val="Title"/>
+                <w:spacing w:after="100" w:afterAutospacing="1"/>
                 <w:rPr>
                   <w:szCs w:val="40"/>
                 </w:rPr>
@@ -603,16 +582,13 @@
       </w:tc>
       <w:sdt>
         <w:sdtPr>
-          <w:rPr>
-            <w:szCs w:val="18"/>
-          </w:rPr>
           <w:alias w:val="UserName"/>
           <w:tag w:val="#BC:InsertDataItem,BCReportInformation/ReportRequest/UserName"/>
           <w:id w:val="-495498700"/>
           <w:placeholder>
             <w:docPart w:val="8AE08F0A957B4CF99D2AA30BD6E3EEE3"/>
           </w:placeholder>
-          <w:dataBinding w:prefixMappings="xmlns:ns0='urn:microsoft-dynamics-nav/reports/Tenant_Report_Defaults/2000000001/'" w:xpath="/ns0:NavWordReportXmlPart[1]/ns0:BCReportInformation[1]/ns0:ReportRequest[1]/ns0:UserName[1]" w:storeItemID="{85B24EBA-6890-4F7B-ADAC-DE1520607FAF}"/>
+          <w:dataBinding w:prefixMappings="xmlns:ns0='urn:microsoft-dynamics-nav/reports/Tenant_Report_Defaults/2000000001/' " w:xpath="/ns0:NavWordReportXmlPart[1]/ns0:BCReportInformation[1]/ns0:ReportRequest[1]/ns0:UserName[1]" w:storeItemID="{85B24EBA-6890-4F7B-ADAC-DE1520607FAF}"/>
           <w15:color w:val="808080"/>
           <w:text/>
         </w:sdtPr>
@@ -620,21 +596,14 @@
           <w:tc>
             <w:tcPr>
               <w:tcW w:w="2513" w:type="pct"/>
+              <w:vAlign w:val="bottom"/>
             </w:tcPr>
             <w:p>
               <w:pPr>
-                <w:pStyle w:val="Subtitle"/>
-                <w:spacing w:before="60"/>
                 <w:jc w:val="right"/>
-                <w:rPr>
-                  <w:szCs w:val="18"/>
-                </w:rPr>
               </w:pPr>
               <w:proofErr w:type="gramStart"/>
               <w:r>
-                <w:rPr>
-                  <w:szCs w:val="18"/>
-                </w:rPr>
                 <w:t>User Name</w:t>
               </w:r>
               <w:proofErr w:type="gramEnd"/>
@@ -645,7 +614,7 @@
     </w:tr>
     <w:tr>
       <w:trPr>
-        <w:trHeight w:val="432"/>
+        <w:trHeight w:val="144"/>
       </w:trPr>
       <w:tc>
         <w:tcPr>
@@ -670,21 +639,37 @@
         </w:tcPr>
         <w:p>
           <w:pPr>
-            <w:pStyle w:val="Subtitle"/>
             <w:jc w:val="right"/>
           </w:pPr>
           <w:sdt>
             <w:sdtPr>
+              <w:rPr>
+                <w:rFonts w:asciiTheme="majorHAnsi" w:eastAsiaTheme="majorEastAsia" w:hAnsiTheme="majorHAnsi" w:cstheme="majorBidi"/>
+                <w:color w:val="000000" w:themeColor="text1"/>
+                <w:spacing w:val="-10"/>
+                <w:kern w:val="28"/>
+                <w:sz w:val="40"/>
+                <w:szCs w:val="56"/>
+              </w:rPr>
               <w:alias w:val="CompanyName"/>
               <w:tag w:val="#BC:InsertDataItem,BCReportInformation/ReportRequest/CompanyName"/>
               <w:id w:val="-1476142504"/>
               <w:placeholder>
                 <w:docPart w:val="8110020603DF4F0CBB97751DAF230D13"/>
               </w:placeholder>
-              <w:dataBinding w:prefixMappings="xmlns:ns0='urn:microsoft-dynamics-nav/reports/Tenant_Report_Defaults/2000000001/'" w:xpath="/ns0:NavWordReportXmlPart[1]/ns0:BCReportInformation[1]/ns0:ReportRequest[1]/ns0:CompanyName[1]" w:storeItemID="{85B24EBA-6890-4F7B-ADAC-DE1520607FAF}"/>
+              <w:dataBinding w:prefixMappings="xmlns:ns0='urn:microsoft-dynamics-nav/reports/Tenant_Report_Defaults/2000000001/' " w:xpath="/ns0:NavWordReportXmlPart[1]/ns0:BCReportInformation[1]/ns0:ReportRequest[1]/ns0:CompanyName[1]" w:storeItemID="{85B24EBA-6890-4F7B-ADAC-DE1520607FAF}"/>
               <w15:color w:val="808080"/>
               <w:text/>
             </w:sdtPr>
+            <w:sdtEndPr>
+              <w:rPr>
+                <w:rFonts w:asciiTheme="minorHAnsi" w:hAnsiTheme="minorHAnsi"/>
+                <w:spacing w:val="0"/>
+                <w:kern w:val="2"/>
+                <w:sz w:val="24"/>
+                <w:szCs w:val="24"/>
+              </w:rPr>
+            </w:sdtEndPr>
             <w:sdtContent>
               <w:r>
                 <w:t>Company Name</w:t>
@@ -28903,12 +28888,14 @@
     <w:sig w:usb0="00000003" w:usb1="10000000" w:usb2="00000000" w:usb3="00000000" w:csb0="80000001" w:csb1="00000000"/>
   </w:font>
   <w:font w:name="Aptos">
+    <w:panose1 w:val="020B0004020202020204"/>
     <w:charset w:val="00"/>
     <w:family w:val="swiss"/>
     <w:pitch w:val="variable"/>
     <w:sig w:usb0="20000287" w:usb1="00000003" w:usb2="00000000" w:usb3="00000000" w:csb0="0000019F" w:csb1="00000000"/>
   </w:font>
   <w:font w:name="Aptos Display">
+    <w:panose1 w:val="020B0004020202020204"/>
     <w:charset w:val="00"/>
     <w:family w:val="swiss"/>
     <w:pitch w:val="variable"/>
@@ -28935,6 +28922,7 @@
   <w:rsids>
     <w:rsidRoot w:val="005E35BE"/>
     <w:rsid w:val="000263ED"/>
+    <w:rsid w:val="000617F1"/>
     <w:rsid w:val="00073078"/>
     <w:rsid w:val="0009355D"/>
     <w:rsid w:val="000E0614"/>
@@ -28952,6 +28940,7 @@
     <w:rsid w:val="002B3B07"/>
     <w:rsid w:val="002B6532"/>
     <w:rsid w:val="002F6AA1"/>
+    <w:rsid w:val="00337E16"/>
     <w:rsid w:val="003514EE"/>
     <w:rsid w:val="00377866"/>
     <w:rsid w:val="00383F38"/>
@@ -28975,6 +28964,7 @@
     <w:rsid w:val="005447E1"/>
     <w:rsid w:val="00591BD2"/>
     <w:rsid w:val="005E35BE"/>
+    <w:rsid w:val="00636EC5"/>
     <w:rsid w:val="00650C92"/>
     <w:rsid w:val="006813FE"/>
     <w:rsid w:val="006C1971"/>
@@ -29001,7 +28991,9 @@
     <w:rsid w:val="00A01C7A"/>
     <w:rsid w:val="00A103E8"/>
     <w:rsid w:val="00A10449"/>
+    <w:rsid w:val="00A212CF"/>
     <w:rsid w:val="00A46F73"/>
+    <w:rsid w:val="00A64A58"/>
     <w:rsid w:val="00A650E0"/>
     <w:rsid w:val="00AB61BC"/>
     <w:rsid w:val="00AC48B9"/>
@@ -30127,156 +30119,36 @@
 </ct:contentTypeSchema>
 </file>
 
-<file path=customXml/item2.xml>��< ? x m l   v e r s i o n = " 1 . 0 "   e n c o d i n g = " u t f - 1 6 " ? > < N a v W o r d R e p o r t X m l P a r t   x m l n s = " u r n : m i c r o s o f t - d y n a m i c s - n a v / r e p o r t s / T e n a n t _ R e p o r t _ D e f a u l t s / 2 0 0 0 0 0 0 0 0 1 / " > - 
-     < B C R e p o r t I n f o r m a t i o n > - 
-         < R e p o r t M e t a d a t a > - 
-             < E x t e n s i o n I d > E x t e n s i o n   I D < / E x t e n s i o n I d > - 
-             < E x t e n s i o n N a m e > E x t e n s i o n   N a m e < / E x t e n s i o n N a m e > - 
-             < E x t e n s i o n P u b l i s h e r > E x t e n s i o n   P u b l i s h e r < / E x t e n s i o n P u b l i s h e r > - 
-             < E x t e n s i o n V e r s i o n > E x t e n s i o n   V e r s i o n < / E x t e n s i o n V e r s i o n > - 
-             < R e p o r t I d > R e p o r t   I D < / R e p o r t I d > - 
-             < R e p o r t N a m e > R e p o r t   N a m e < / R e p o r t N a m e > - 
-             < R e p o r t C a p t i o n > R e p o r t   C a p t i o n < / R e p o r t C a p t i o n > - 
-             < A b o u t T h i s R e p o r t T i t l e > A b o u t   T h i s   R e p o r t   T i t l e < / A b o u t T h i s R e p o r t T i t l e > - 
-             < A b o u t T h i s R e p o r t T e x t > A b o u t   T h i s   R e p o r t   T e x t < / A b o u t T h i s R e p o r t T e x t > - 
-             < R e p o r t H e l p L i n k > R e p o r t   H e l p   L i n k < / R e p o r t H e l p L i n k > - 
-         < / R e p o r t M e t a d a t a > - 
-         < R e p o r t R e q u e s t > - 
-             < T e n a n t E n t r a I d > T e n a n t   E n t r a   I d < / T e n a n t E n t r a I d > - 
-             < E n v i r o n m e n t N a m e > E n v i r o n m e n t   N a m e < / E n v i r o n m e n t N a m e > - 
-             < E n v i r o n m e n t T y p e > E n v i r o n m e n t   T y p e < / E n v i r o n m e n t T y p e > - 
-             < C o m p a n y N a m e > C o m p a n y   N a m e < / C o m p a n y N a m e > - 
-             < C o m p a n y D i s p l a y N a m e > C o m p a n y   D i s p l a y   N a m e < / C o m p a n y D i s p l a y N a m e > - 
-             < C o m p a n y I d > C o m p a n y   I D < / C o m p a n y I d > - 
-             < U s e r N a m e > U s e r   N a m e < / U s e r N a m e > - 
-             < D a t e A n d T i m e > D a t e   a n d   T i m e < / D a t e A n d T i m e > - 
-             < L a n g u a g e > L a n g u a g e < / L a n g u a g e > - 
-             < F o r m a t R e g i o n > F o r m a t   R e g i o n < / F o r m a t R e g i o n > - 
-             < D a t e T i m e V a l u e s > - 
-                 < Y e a r > Y e a r < / Y e a r > - 
-                 < M o n t h N u m b e r > M o n t h   N u m b e r < / M o n t h N u m b e r > - 
-                 < D a y N u m b e r > D a y   N u m b e r < / D a y N u m b e r > - 
-                 < H o u r > H o u r < / H o u r > - 
-                 < M i n u t e > M i n u t e < / M i n u t e > - 
-             < / D a t e T i m e V a l u e s > - 
-         < / R e p o r t R e q u e s t > - 
-         < C o m p a n y M e t a d a t a > - 
-             < C o m p a n y N a m e > C o m p a n y   N a m e < / C o m p a n y N a m e > - 
-             < C o m p a n y D i s p l a y N a m e > C o m p a n y   D i s p l a y   N a m e < / C o m p a n y D i s p l a y N a m e > - 
-             < C o m p a n y A d d r e s s L i n e s > - 
-                 < C o m p a n y A d d r e s s L i n e 1 > C o m p a n y   A d d r e s s   L i n e   1 < / C o m p a n y A d d r e s s L i n e 1 > - 
-                 < C o m p a n y A d d r e s s L i n e 2 > C o m p a n y   A d d r e s s   L i n e   2 < / C o m p a n y A d d r e s s L i n e 2 > - 
-                 < C o m p a n y A d d r e s s L i n e 3 > C o m p a n y   A d d r e s s   L i n e   3 < / C o m p a n y A d d r e s s L i n e 3 > - 
-                 < C o m p a n y A d d r e s s L i n e 4 > C o m p a n y   A d d r e s s   L i n e   4 < / C o m p a n y A d d r e s s L i n e 4 > - 
-                 < C o m p a n y A d d r e s s L i n e 5 > C o m p a n y   A d d r e s s   L i n e   5 < / C o m p a n y A d d r e s s L i n e 5 > - 
-                 < C o m p a n y A d d r e s s L i n e 6 > C o m p a n y   A d d r e s s   L i n e   6 < / C o m p a n y A d d r e s s L i n e 6 > - 
-                 < C o m p a n y A d d r e s s L i n e 7 > C o m p a n y   A d d r e s s   L i n e   7 < / C o m p a n y A d d r e s s L i n e 7 > - 
-                 < C o m p a n y A d d r e s s L i n e 8 > C o m p a n y   A d d r e s s   L i n e   8 < / C o m p a n y A d d r e s s L i n e 8 > - 
-             < / C o m p a n y A d d r e s s L i n e s > - 
-             < C o m p a n y P h o n e > C o m p a n y   P h o n e < / C o m p a n y P h o n e > - 
-             < C o m p a n y P h o n e C a p t i o n > C o m p a n y   P h o n e   C a p t i o n < / C o m p a n y P h o n e C a p t i o n > - 
-             < C o m p a n y F a x N o > C o m p a n y   F a x   N o . < / C o m p a n y F a x N o > - 
-             < C o m p a n y F a x N o C a p t i o n > C o m p a n y   F a x   N o .   C a p t i o n < / C o m p a n y F a x N o C a p t i o n > - 
-             < C o m p a n y E m a i l > C o m p a n y   E m a i l < / C o m p a n y E m a i l > - 
-             < C o m p a n y E m a i l C a p t i o n > C o m p a n y   E m a i l   C a p t i o n < / C o m p a n y E m a i l C a p t i o n > - 
-             < C o m p a n y H o m e P a g e > C o m p a n y   H o m e   P a g e < / C o m p a n y H o m e P a g e > - 
-             < C o m p a n y H o m e P a g e C a p t i o n > C o m p a n y   H o m e   P a g e   C a p t i o n < / C o m p a n y H o m e P a g e C a p t i o n > - 
-             < C o m p a n y L o g o > C o m p a n y   L o g o < / C o m p a n y L o g o > - 
-             < C o m p a n y V A T R e g i s t r a t i o n N o > C o m p a n y   V A T   R e g i s t r a t i o n   N o . < / C o m p a n y V A T R e g i s t r a t i o n N o > - 
-             < C o m p a n y V A T R e g i s t r a t i o n N o C a p t i o n > C o m p a n y   V A T   R e g i s t r a t i o n   N o .   C a p t i o n < / C o m p a n y V A T R e g i s t r a t i o n N o C a p t i o n > - 
-             < C o m p a n y R e g i s t r a t i o n N o > C o m p a n y   R e g i s t r a t i o n   N o . < / C o m p a n y R e g i s t r a t i o n N o > - 
-             < C o m p a n y R e g i s t r a t i o n N o C a p t i o n > C o m p a n y   R e g i s t r a t i o n   N o .   C a p t i o n < / C o m p a n y R e g i s t r a t i o n N o C a p t i o n > - 
-             < C o m p a n y B a n k N a m e > C o m p a n y   B a n k   N a m e < / C o m p a n y B a n k N a m e > - 
-             < C o m p a n y B a n k N a m e C a p t i o n > C o m p a n y   B a n k   N a m e   C a p t i o n < / C o m p a n y B a n k N a m e C a p t i o n > - 
-             < C o m p a n y B a n k A c c o u n t N o > C o m p a n y   B a n k   A c c o u n t   N o . < / C o m p a n y B a n k A c c o u n t N o > - 
-             < C o m p a n y B a n k A c c o u n t N o C a p t i o n > C o m p a n y   B a n k   A c c o u n t   N o .   C a p t i o n < / C o m p a n y B a n k A c c o u n t N o C a p t i o n > - 
-             < C o m p a n y B a n k B r a n c h N o > C o m p a n y   B a n k   B r a n c h   N o . < / C o m p a n y B a n k B r a n c h N o > - 
-             < C o m p a n y B a n k B r a n c h N o C a p t i o n > C o m p a n y   B a n k   B r a n c h   N o .   C a p t i o n < / C o m p a n y B a n k B r a n c h N o C a p t i o n > - 
-             < C o m p a n y I B A N > C o m p a n y   I B A N < / C o m p a n y I B A N > - 
-             < C o m p a n y I B A N C a p t i o n > C o m p a n y   I B A N   C a p t i o n < / C o m p a n y I B A N C a p t i o n > - 
-             < C o m p a n y B a n k S W I F T > C o m p a n y   B a n k   S W I F T < / C o m p a n y B a n k S W I F T > - 
-             < C o m p a n y B a n k S W I F T C a p t i o n > C o m p a n y   B a n k   S W I F T   C a p t i o n < / C o m p a n y B a n k S W I F T C a p t i o n > - 
-             < C o m p a n y G i r o N o > C o m p a n y   G i r o   N o . < / C o m p a n y G i r o N o > - 
-             < C o m p a n y G i r o N o C a p t i o n > C o m p a n y   G i r o   N o .   C a p t i o n < / C o m p a n y G i r o N o C a p t i o n > - 
-         < / C o m p a n y M e t a d a t a > - 
-     < / B C R e p o r t I n f o r m a t i o n > - 
- < / N a v W o r d R e p o r t X m l P a r t > 
+<file path=customXml/item2.xml><?xml version="1.0" encoding="utf-8"?>
+<b:Sources xmlns:b="http://schemas.openxmlformats.org/officeDocument/2006/bibliography" xmlns="http://schemas.openxmlformats.org/officeDocument/2006/bibliography" SelectedStyle="\APASixthEditionOfficeOnline.xsl" StyleName="APA" Version="6"/>
 </file>
 
-<file path=customXml/item3.xml>��< ? x m l   v e r s i o n = " 1 . 0 "   e n c o d i n g = " u t f - 1 6 " ? > < N a v W o r d R e p o r t X m l P a r t   x m l n s = " u r n : m i c r o s o f t - d y n a m i c s - b u s i n e s s c e n t r a l / i n t e r n a l / e x t e n d e d / r e p o r t s / T e n a n t _ R e p o r t _ D e f a u l t s / 2 0 0 0 0 0 0 0 0 1 / " > +<file path=customXml/item3.xml><?xml version="1.0" encoding="utf-8"?>
+<p:properties xmlns:p="http://schemas.microsoft.com/office/2006/metadata/properties" xmlns:xsi="http://www.w3.org/2001/XMLSchema-instance" xmlns:pc="http://schemas.microsoft.com/office/infopath/2007/PartnerControls">
+  <documentManagement>
+    <Package xmlns="178f68d8-b893-4efd-8406-fab0f21873e4" xsi:nil="true"/>
+    <lcf76f155ced4ddcb4097134ff3c332f xmlns="178f68d8-b893-4efd-8406-fab0f21873e4">
+      <Terms xmlns="http://schemas.microsoft.com/office/infopath/2007/PartnerControls"/>
+    </lcf76f155ced4ddcb4097134ff3c332f>
+    <_ip_UnifiedCompliancePolicyUIAction xmlns="http://schemas.microsoft.com/sharepoint/v3" xsi:nil="true"/>
+    <TaxCatchAll xmlns="b83e059f-de16-406c-a902-3d56d4e79ec8" xsi:nil="true"/>
+    <Audience xmlns="178f68d8-b893-4efd-8406-fab0f21873e4" xsi:nil="true"/>
+    <_ip_UnifiedCompliancePolicyProperties xmlns="http://schemas.microsoft.com/sharepoint/v3" xsi:nil="true"/>
+    <DocumentType xmlns="178f68d8-b893-4efd-8406-fab0f21873e4" xsi:nil="true"/>
+  </documentManagement>
+</p:properties>
+</file>
+
+<file path=customXml/item4.xml><?xml version="1.0" encoding="utf-8"?>
+<?mso-contentType ?>
+<FormTemplates xmlns="http://schemas.microsoft.com/sharepoint/v3/contenttype/forms">
+  <Display>DocumentLibraryForm</Display>
+  <Edit>DocumentLibraryForm</Edit>
+  <New>DocumentLibraryForm</New>
+</FormTemplates>
+</file>
+
+<file path=customXml/item5.xml>��< ? x m l   v e r s i o n = " 1 . 0 "   e n c o d i n g = " u t f - 1 6 " ? > < N a v W o r d R e p o r t X m l P a r t   x m l n s = " u r n : m i c r o s o f t - d y n a m i c s - b u s i n e s s c e n t r a l / i n t e r n a l / e x t e n d e d / r e p o r t s / T e n a n t _ R e p o r t _ D e f a u l t s / 2 0 0 0 0 0 0 0 0 1 / " >   
      < B C R e p o r t I n f o r m a t i o n >   
@@ -30427,33 +30299,153 @@
  < / N a v W o r d R e p o r t X m l P a r t > 
 </file>
 
-<file path=customXml/item4.xml><?xml version="1.0" encoding="utf-8"?>
-<?mso-contentType ?>
-<FormTemplates xmlns="http://schemas.microsoft.com/sharepoint/v3/contenttype/forms">
-  <Display>DocumentLibraryForm</Display>
-  <Edit>DocumentLibraryForm</Edit>
-  <New>DocumentLibraryForm</New>
-</FormTemplates>
-</file>
-
-<file path=customXml/item5.xml><?xml version="1.0" encoding="utf-8"?>
-<p:properties xmlns:p="http://schemas.microsoft.com/office/2006/metadata/properties" xmlns:xsi="http://www.w3.org/2001/XMLSchema-instance" xmlns:pc="http://schemas.microsoft.com/office/infopath/2007/PartnerControls">
-  <documentManagement>
-    <Package xmlns="178f68d8-b893-4efd-8406-fab0f21873e4" xsi:nil="true"/>
-    <lcf76f155ced4ddcb4097134ff3c332f xmlns="178f68d8-b893-4efd-8406-fab0f21873e4">
-      <Terms xmlns="http://schemas.microsoft.com/office/infopath/2007/PartnerControls"/>
-    </lcf76f155ced4ddcb4097134ff3c332f>
-    <_ip_UnifiedCompliancePolicyUIAction xmlns="http://schemas.microsoft.com/sharepoint/v3" xsi:nil="true"/>
-    <TaxCatchAll xmlns="b83e059f-de16-406c-a902-3d56d4e79ec8" xsi:nil="true"/>
-    <Audience xmlns="178f68d8-b893-4efd-8406-fab0f21873e4" xsi:nil="true"/>
-    <_ip_UnifiedCompliancePolicyProperties xmlns="http://schemas.microsoft.com/sharepoint/v3" xsi:nil="true"/>
-    <DocumentType xmlns="178f68d8-b893-4efd-8406-fab0f21873e4" xsi:nil="true"/>
-  </documentManagement>
-</p:properties>
-</file>
-
-<file path=customXml/item6.xml><?xml version="1.0" encoding="utf-8"?>
-<b:Sources xmlns:b="http://schemas.openxmlformats.org/officeDocument/2006/bibliography" xmlns="http://schemas.openxmlformats.org/officeDocument/2006/bibliography" SelectedStyle="\APASixthEditionOfficeOnline.xsl" StyleName="APA" Version="6"/>
+<file path=customXml/item6.xml>��< ? x m l   v e r s i o n = " 1 . 0 "   e n c o d i n g = " u t f - 1 6 " ? > < N a v W o r d R e p o r t X m l P a r t   x m l n s = " u r n : m i c r o s o f t - d y n a m i c s - n a v / r e p o r t s / T e n a n t _ R e p o r t _ D e f a u l t s / 2 0 0 0 0 0 0 0 0 1 / " > + 
+     < B C R e p o r t I n f o r m a t i o n > + 
+         < R e p o r t M e t a d a t a > + 
+             < E x t e n s i o n I d > E x t e n s i o n   I D < / E x t e n s i o n I d > + 
+             < E x t e n s i o n N a m e > E x t e n s i o n   N a m e < / E x t e n s i o n N a m e > + 
+             < E x t e n s i o n P u b l i s h e r > E x t e n s i o n   P u b l i s h e r < / E x t e n s i o n P u b l i s h e r > + 
+             < E x t e n s i o n V e r s i o n > E x t e n s i o n   V e r s i o n < / E x t e n s i o n V e r s i o n > + 
+             < R e p o r t I d > R e p o r t   I D < / R e p o r t I d > + 
+             < R e p o r t N a m e > R e p o r t   N a m e < / R e p o r t N a m e > + 
+             < R e p o r t C a p t i o n > R e p o r t   C a p t i o n < / R e p o r t C a p t i o n > + 
+             < A b o u t T h i s R e p o r t T i t l e > A b o u t   T h i s   R e p o r t   T i t l e < / A b o u t T h i s R e p o r t T i t l e > + 
+             < A b o u t T h i s R e p o r t T e x t > A b o u t   T h i s   R e p o r t   T e x t < / A b o u t T h i s R e p o r t T e x t > + 
+             < R e p o r t H e l p L i n k > R e p o r t   H e l p   L i n k < / R e p o r t H e l p L i n k > + 
+         < / R e p o r t M e t a d a t a > + 
+         < R e p o r t R e q u e s t > + 
+             < T e n a n t E n t r a I d > T e n a n t   E n t r a   I d < / T e n a n t E n t r a I d > + 
+             < E n v i r o n m e n t N a m e > E n v i r o n m e n t   N a m e < / E n v i r o n m e n t N a m e > + 
+             < E n v i r o n m e n t T y p e > E n v i r o n m e n t   T y p e < / E n v i r o n m e n t T y p e > + 
+             < C o m p a n y N a m e > C o m p a n y   N a m e < / C o m p a n y N a m e > + 
+             < C o m p a n y D i s p l a y N a m e > C o m p a n y   D i s p l a y   N a m e < / C o m p a n y D i s p l a y N a m e > + 
+             < C o m p a n y I d > C o m p a n y   I D < / C o m p a n y I d > + 
+             < U s e r N a m e > U s e r   N a m e < / U s e r N a m e > + 
+             < D a t e A n d T i m e > D a t e   a n d   T i m e < / D a t e A n d T i m e > + 
+             < L a n g u a g e > L a n g u a g e < / L a n g u a g e > + 
+             < F o r m a t R e g i o n > F o r m a t   R e g i o n < / F o r m a t R e g i o n > + 
+             < D a t e T i m e V a l u e s > + 
+                 < Y e a r > Y e a r < / Y e a r > + 
+                 < M o n t h N u m b e r > M o n t h   N u m b e r < / M o n t h N u m b e r > + 
+                 < D a y N u m b e r > D a y   N u m b e r < / D a y N u m b e r > + 
+                 < H o u r > H o u r < / H o u r > + 
+                 < M i n u t e > M i n u t e < / M i n u t e > + 
+             < / D a t e T i m e V a l u e s > + 
+         < / R e p o r t R e q u e s t > + 
+         < C o m p a n y M e t a d a t a > + 
+             < C o m p a n y N a m e > C o m p a n y   N a m e < / C o m p a n y N a m e > + 
+             < C o m p a n y D i s p l a y N a m e > C o m p a n y   D i s p l a y   N a m e < / C o m p a n y D i s p l a y N a m e > + 
+             < C o m p a n y A d d r e s s L i n e s > + 
+                 < C o m p a n y A d d r e s s L i n e 1 > C o m p a n y   A d d r e s s   L i n e   1 < / C o m p a n y A d d r e s s L i n e 1 > + 
+                 < C o m p a n y A d d r e s s L i n e 2 > C o m p a n y   A d d r e s s   L i n e   2 < / C o m p a n y A d d r e s s L i n e 2 > + 
+                 < C o m p a n y A d d r e s s L i n e 3 > C o m p a n y   A d d r e s s   L i n e   3 < / C o m p a n y A d d r e s s L i n e 3 > + 
+                 < C o m p a n y A d d r e s s L i n e 4 > C o m p a n y   A d d r e s s   L i n e   4 < / C o m p a n y A d d r e s s L i n e 4 > + 
+                 < C o m p a n y A d d r e s s L i n e 5 > C o m p a n y   A d d r e s s   L i n e   5 < / C o m p a n y A d d r e s s L i n e 5 > + 
+                 < C o m p a n y A d d r e s s L i n e 6 > C o m p a n y   A d d r e s s   L i n e   6 < / C o m p a n y A d d r e s s L i n e 6 > + 
+                 < C o m p a n y A d d r e s s L i n e 7 > C o m p a n y   A d d r e s s   L i n e   7 < / C o m p a n y A d d r e s s L i n e 7 > + 
+                 < C o m p a n y A d d r e s s L i n e 8 > C o m p a n y   A d d r e s s   L i n e   8 < / C o m p a n y A d d r e s s L i n e 8 > + 
+             < / C o m p a n y A d d r e s s L i n e s > + 
+             < C o m p a n y P h o n e > C o m p a n y   P h o n e < / C o m p a n y P h o n e > + 
+             < C o m p a n y P h o n e C a p t i o n > C o m p a n y   P h o n e   C a p t i o n < / C o m p a n y P h o n e C a p t i o n > + 
+             < C o m p a n y F a x N o > C o m p a n y   F a x   N o . < / C o m p a n y F a x N o > + 
+             < C o m p a n y F a x N o C a p t i o n > C o m p a n y   F a x   N o .   C a p t i o n < / C o m p a n y F a x N o C a p t i o n > + 
+             < C o m p a n y E m a i l > C o m p a n y   E m a i l < / C o m p a n y E m a i l > + 
+             < C o m p a n y E m a i l C a p t i o n > C o m p a n y   E m a i l   C a p t i o n < / C o m p a n y E m a i l C a p t i o n > + 
+             < C o m p a n y H o m e P a g e > C o m p a n y   H o m e   P a g e < / C o m p a n y H o m e P a g e > + 
+             < C o m p a n y H o m e P a g e C a p t i o n > C o m p a n y   H o m e   P a g e   C a p t i o n < / C o m p a n y H o m e P a g e C a p t i o n > + 
+             < C o m p a n y L o g o > C o m p a n y   L o g o < / C o m p a n y L o g o > + 
+             < C o m p a n y V A T R e g i s t r a t i o n N o > C o m p a n y   V A T   R e g i s t r a t i o n   N o . < / C o m p a n y V A T R e g i s t r a t i o n N o > + 
+             < C o m p a n y V A T R e g i s t r a t i o n N o C a p t i o n > C o m p a n y   V A T   R e g i s t r a t i o n   N o .   C a p t i o n < / C o m p a n y V A T R e g i s t r a t i o n N o C a p t i o n > + 
+             < C o m p a n y R e g i s t r a t i o n N o > C o m p a n y   R e g i s t r a t i o n   N o . < / C o m p a n y R e g i s t r a t i o n N o > + 
+             < C o m p a n y R e g i s t r a t i o n N o C a p t i o n > C o m p a n y   R e g i s t r a t i o n   N o .   C a p t i o n < / C o m p a n y R e g i s t r a t i o n N o C a p t i o n > + 
+             < C o m p a n y B a n k N a m e > C o m p a n y   B a n k   N a m e < / C o m p a n y B a n k N a m e > + 
+             < C o m p a n y B a n k N a m e C a p t i o n > C o m p a n y   B a n k   N a m e   C a p t i o n < / C o m p a n y B a n k N a m e C a p t i o n > + 
+             < C o m p a n y B a n k A c c o u n t N o > C o m p a n y   B a n k   A c c o u n t   N o . < / C o m p a n y B a n k A c c o u n t N o > + 
+             < C o m p a n y B a n k A c c o u n t N o C a p t i o n > C o m p a n y   B a n k   A c c o u n t   N o .   C a p t i o n < / C o m p a n y B a n k A c c o u n t N o C a p t i o n > + 
+             < C o m p a n y B a n k B r a n c h N o > C o m p a n y   B a n k   B r a n c h   N o . < / C o m p a n y B a n k B r a n c h N o > + 
+             < C o m p a n y B a n k B r a n c h N o C a p t i o n > C o m p a n y   B a n k   B r a n c h   N o .   C a p t i o n < / C o m p a n y B a n k B r a n c h N o C a p t i o n > + 
+             < C o m p a n y I B A N > C o m p a n y   I B A N < / C o m p a n y I B A N > + 
+             < C o m p a n y I B A N C a p t i o n > C o m p a n y   I B A N   C a p t i o n < / C o m p a n y I B A N C a p t i o n > + 
+             < C o m p a n y B a n k S W I F T > C o m p a n y   B a n k   S W I F T < / C o m p a n y B a n k S W I F T > + 
+             < C o m p a n y B a n k S W I F T C a p t i o n > C o m p a n y   B a n k   S W I F T   C a p t i o n < / C o m p a n y B a n k S W I F T C a p t i o n > + 
+             < C o m p a n y G i r o N o > C o m p a n y   G i r o   N o . < / C o m p a n y G i r o N o > + 
+             < C o m p a n y G i r o N o C a p t i o n > C o m p a n y   G i r o   N o .   C a p t i o n < / C o m p a n y G i r o N o C a p t i o n > + 
+         < / C o m p a n y M e t a d a t a > + 
+     < / B C R e p o r t I n f o r m a t i o n > + 
+ < / N a v W o r d R e p o r t X m l P a r t > 
 </file>
 
 <file path=customXml/itemProps1.xml><?xml version="1.0" encoding="utf-8"?>
@@ -30477,17 +30469,21 @@
 </file>
 
 <file path=customXml/itemProps2.xml><?xml version="1.0" encoding="utf-8"?>
-<ds:datastoreItem xmlns:ds="http://schemas.openxmlformats.org/officeDocument/2006/customXml" ds:itemID="{85B24EBA-6890-4F7B-ADAC-DE1520607FAF}">
+<ds:datastoreItem xmlns:ds="http://schemas.openxmlformats.org/officeDocument/2006/customXml" ds:itemID="{89DB96BF-8133-438A-AAD3-A3C21079AEB1}">
   <ds:schemaRefs>
-    <ds:schemaRef ds:uri="urn:microsoft-dynamics-nav/reports/Tenant_Report_Defaults/2000000001/"/>
+    <ds:schemaRef ds:uri="http://schemas.openxmlformats.org/officeDocument/2006/bibliography"/>
   </ds:schemaRefs>
 </ds:datastoreItem>
 </file>
 
 <file path=customXml/itemProps3.xml><?xml version="1.0" encoding="utf-8"?>
-<ds:datastoreItem xmlns:ds="http://schemas.openxmlformats.org/officeDocument/2006/customXml" ds:itemID="{02C6C967-E219-4D96-934C-736389D484A7}">
+<ds:datastoreItem xmlns:ds="http://schemas.openxmlformats.org/officeDocument/2006/customXml" ds:itemID="{C6B8F0F6-411A-4E86-A436-B40BF6F9E839}">
   <ds:schemaRefs>
-    <ds:schemaRef ds:uri="urn:microsoft-dynamics-businesscentral/internal/extended/reports/Tenant_Report_Defaults/2000000001/"/>
+    <ds:schemaRef ds:uri="http://schemas.microsoft.com/office/2006/metadata/properties"/>
+    <ds:schemaRef ds:uri="http://schemas.microsoft.com/office/infopath/2007/PartnerControls"/>
+    <ds:schemaRef ds:uri="178f68d8-b893-4efd-8406-fab0f21873e4"/>
+    <ds:schemaRef ds:uri="http://schemas.microsoft.com/sharepoint/v3"/>
+    <ds:schemaRef ds:uri="b83e059f-de16-406c-a902-3d56d4e79ec8"/>
   </ds:schemaRefs>
 </ds:datastoreItem>
 </file>
@@ -30501,21 +30497,17 @@
 </file>
 
 <file path=customXml/itemProps5.xml><?xml version="1.0" encoding="utf-8"?>
-<ds:datastoreItem xmlns:ds="http://schemas.openxmlformats.org/officeDocument/2006/customXml" ds:itemID="{C6B8F0F6-411A-4E86-A436-B40BF6F9E839}">
+<ds:datastoreItem xmlns:ds="http://schemas.openxmlformats.org/officeDocument/2006/customXml" ds:itemID="{02C6C967-E219-4D96-934C-736389D484A7}">
   <ds:schemaRefs>
-    <ds:schemaRef ds:uri="http://schemas.microsoft.com/office/2006/metadata/properties"/>
-    <ds:schemaRef ds:uri="http://schemas.microsoft.com/office/infopath/2007/PartnerControls"/>
-    <ds:schemaRef ds:uri="178f68d8-b893-4efd-8406-fab0f21873e4"/>
-    <ds:schemaRef ds:uri="http://schemas.microsoft.com/sharepoint/v3"/>
-    <ds:schemaRef ds:uri="b83e059f-de16-406c-a902-3d56d4e79ec8"/>
+    <ds:schemaRef ds:uri="urn:microsoft-dynamics-businesscentral/internal/extended/reports/Tenant_Report_Defaults/2000000001/"/>
   </ds:schemaRefs>
 </ds:datastoreItem>
 </file>
 
 <file path=customXml/itemProps6.xml><?xml version="1.0" encoding="utf-8"?>
-<ds:datastoreItem xmlns:ds="http://schemas.openxmlformats.org/officeDocument/2006/customXml" ds:itemID="{89DB96BF-8133-438A-AAD3-A3C21079AEB1}">
+<ds:datastoreItem xmlns:ds="http://schemas.openxmlformats.org/officeDocument/2006/customXml" ds:itemID="{85B24EBA-6890-4F7B-ADAC-DE1520607FAF}">
   <ds:schemaRefs>
-    <ds:schemaRef ds:uri="http://schemas.openxmlformats.org/officeDocument/2006/bibliography"/>
+    <ds:schemaRef ds:uri="urn:microsoft-dynamics-nav/reports/Tenant_Report_Defaults/2000000001/"/>
   </ds:schemaRefs>
 </ds:datastoreItem>
 </file>
